--- a/Отчёты/Отчет по практической №10 Курбанов.docx
+++ b/Отчёты/Отчет по практической №10 Курбанов.docx
@@ -247,8 +247,6 @@
         </w:rPr>
         <w:t>".</w:t>
       </w:r>
-      <w:bookmarkStart w:id="0" w:name="_GoBack"/>
-      <w:bookmarkEnd w:id="0"/>
     </w:p>
     <w:p>
       <w:pPr>
@@ -674,7 +672,7 @@
           <w:szCs w:val="24"/>
           <w:lang w:eastAsia="ru-RU"/>
         </w:rPr>
-        <w:t xml:space="preserve">Целью данной практической работы являлось изучение принципов разработки </w:t>
+        <w:t xml:space="preserve">Целью данной практической работы является изучение основ распознавания визуальных образов с использованием библиотеки </w:t>
       </w:r>
       <w:proofErr w:type="spellStart"/>
       <w:r>
@@ -684,7 +682,7 @@
           <w:szCs w:val="24"/>
           <w:lang w:eastAsia="ru-RU"/>
         </w:rPr>
-        <w:t>многоагентных</w:t>
+        <w:t>OpenCV</w:t>
       </w:r>
       <w:proofErr w:type="spellEnd"/>
       <w:r>
@@ -694,8 +692,39 @@
           <w:szCs w:val="24"/>
           <w:lang w:eastAsia="ru-RU"/>
         </w:rPr>
-        <w:t xml:space="preserve"> систем и освоение платформы JADE для создания и взаимодействия агентов</w:t>
-      </w:r>
+        <w:t xml:space="preserve"> на языке </w:t>
+      </w:r>
+      <w:proofErr w:type="spellStart"/>
+      <w:r>
+        <w:rPr>
+          <w:rFonts w:ascii="Times New Roman" w:eastAsia="Times New Roman" w:hAnsi="Times New Roman" w:cs="Times New Roman"/>
+          <w:sz w:val="28"/>
+          <w:szCs w:val="24"/>
+          <w:lang w:eastAsia="ru-RU"/>
+        </w:rPr>
+        <w:t>Python</w:t>
+      </w:r>
+      <w:proofErr w:type="spellEnd"/>
+      <w:r>
+        <w:rPr>
+          <w:rFonts w:ascii="Times New Roman" w:eastAsia="Times New Roman" w:hAnsi="Times New Roman" w:cs="Times New Roman"/>
+          <w:sz w:val="28"/>
+          <w:szCs w:val="24"/>
+          <w:lang w:eastAsia="ru-RU"/>
+        </w:rPr>
+        <w:t xml:space="preserve">, а также разработка программы для обнаружения и выделения лиц на изображениях и в видеопотоке с </w:t>
+      </w:r>
+      <w:proofErr w:type="spellStart"/>
+      <w:r>
+        <w:rPr>
+          <w:rFonts w:ascii="Times New Roman" w:eastAsia="Times New Roman" w:hAnsi="Times New Roman" w:cs="Times New Roman"/>
+          <w:sz w:val="28"/>
+          <w:szCs w:val="24"/>
+          <w:lang w:eastAsia="ru-RU"/>
+        </w:rPr>
+        <w:t>вебкамеры</w:t>
+      </w:r>
+      <w:proofErr w:type="spellEnd"/>
       <w:r>
         <w:rPr>
           <w:rFonts w:ascii="Times New Roman" w:eastAsia="Times New Roman" w:hAnsi="Times New Roman" w:cs="Times New Roman"/>
@@ -740,7 +769,6 @@
           <w:lang w:eastAsia="ru-RU"/>
         </w:rPr>
       </w:pPr>
-      <w:proofErr w:type="spellStart"/>
       <w:r>
         <w:rPr>
           <w:rFonts w:ascii="Times New Roman" w:eastAsia="Times New Roman" w:hAnsi="Times New Roman" w:cs="Times New Roman"/>
@@ -748,29 +776,30 @@
           <w:szCs w:val="32"/>
           <w:lang w:eastAsia="ru-RU"/>
         </w:rPr>
-        <w:t>Многоагентная</w:t>
-      </w:r>
-      <w:proofErr w:type="spellEnd"/>
-      <w:r>
+        <w:t>Распознавание визуальных образов — это область компьютерного зрения, которая занимается идентификацией объектов на изображениях или видео.</w:t>
+      </w:r>
+    </w:p>
+    <w:p>
+      <w:pPr>
+        <w:spacing w:before="100" w:beforeAutospacing="1" w:after="100" w:afterAutospacing="1" w:line="240" w:lineRule="auto"/>
         <w:rPr>
           <w:rFonts w:ascii="Times New Roman" w:eastAsia="Times New Roman" w:hAnsi="Times New Roman" w:cs="Times New Roman"/>
           <w:sz w:val="28"/>
           <w:szCs w:val="32"/>
           <w:lang w:eastAsia="ru-RU"/>
         </w:rPr>
-        <w:t xml:space="preserve"> система (МАС) представляет собой систему, состоящую из нескольких взаимодействующих агентов, способных самостоятельно принимать решения и обмениваться информацией.</w:t>
-      </w:r>
-    </w:p>
-    <w:p>
-      <w:pPr>
-        <w:spacing w:before="100" w:beforeAutospacing="1" w:after="100" w:afterAutospacing="1" w:line="240" w:lineRule="auto"/>
+      </w:pPr>
+      <w:proofErr w:type="spellStart"/>
+      <w:r>
         <w:rPr>
           <w:rFonts w:ascii="Times New Roman" w:eastAsia="Times New Roman" w:hAnsi="Times New Roman" w:cs="Times New Roman"/>
           <w:sz w:val="28"/>
           <w:szCs w:val="32"/>
           <w:lang w:eastAsia="ru-RU"/>
         </w:rPr>
-      </w:pPr>
+        <w:t>OpenCV</w:t>
+      </w:r>
+      <w:proofErr w:type="spellEnd"/>
       <w:r>
         <w:rPr>
           <w:rFonts w:ascii="Times New Roman" w:eastAsia="Times New Roman" w:hAnsi="Times New Roman" w:cs="Times New Roman"/>
@@ -778,7 +807,7 @@
           <w:szCs w:val="32"/>
           <w:lang w:eastAsia="ru-RU"/>
         </w:rPr>
-        <w:t xml:space="preserve">Платформа JADE является средой разработки </w:t>
+        <w:t xml:space="preserve"> (</w:t>
       </w:r>
       <w:proofErr w:type="spellStart"/>
       <w:r>
@@ -788,7 +817,7 @@
           <w:szCs w:val="32"/>
           <w:lang w:eastAsia="ru-RU"/>
         </w:rPr>
-        <w:t>многоагентных</w:t>
+        <w:t>Open</w:t>
       </w:r>
       <w:proofErr w:type="spellEnd"/>
       <w:r>
@@ -798,7 +827,7 @@
           <w:szCs w:val="32"/>
           <w:lang w:eastAsia="ru-RU"/>
         </w:rPr>
-        <w:t xml:space="preserve"> систем на языке </w:t>
+        <w:t xml:space="preserve"> </w:t>
       </w:r>
       <w:proofErr w:type="spellStart"/>
       <w:r>
@@ -808,7 +837,7 @@
           <w:szCs w:val="32"/>
           <w:lang w:eastAsia="ru-RU"/>
         </w:rPr>
-        <w:t>Java</w:t>
+        <w:t>Source</w:t>
       </w:r>
       <w:proofErr w:type="spellEnd"/>
       <w:r>
@@ -818,19 +847,19 @@
           <w:szCs w:val="32"/>
           <w:lang w:eastAsia="ru-RU"/>
         </w:rPr>
-        <w:t xml:space="preserve"> и реализует стандарт FIPA. Она предоставляет инструменты для создания, запуска и управления агентами.</w:t>
-      </w:r>
-    </w:p>
-    <w:p>
-      <w:pPr>
-        <w:spacing w:before="100" w:beforeAutospacing="1" w:after="100" w:afterAutospacing="1" w:line="240" w:lineRule="auto"/>
+        <w:t xml:space="preserve"> </w:t>
+      </w:r>
+      <w:proofErr w:type="spellStart"/>
+      <w:r>
         <w:rPr>
           <w:rFonts w:ascii="Times New Roman" w:eastAsia="Times New Roman" w:hAnsi="Times New Roman" w:cs="Times New Roman"/>
           <w:sz w:val="28"/>
           <w:szCs w:val="32"/>
           <w:lang w:eastAsia="ru-RU"/>
         </w:rPr>
-      </w:pPr>
+        <w:t>Computer</w:t>
+      </w:r>
+      <w:proofErr w:type="spellEnd"/>
       <w:r>
         <w:rPr>
           <w:rFonts w:ascii="Times New Roman" w:eastAsia="Times New Roman" w:hAnsi="Times New Roman" w:cs="Times New Roman"/>
@@ -838,7 +867,47 @@
           <w:szCs w:val="32"/>
           <w:lang w:eastAsia="ru-RU"/>
         </w:rPr>
-        <w:t>Основные элементы:</w:t>
+        <w:t xml:space="preserve"> </w:t>
+      </w:r>
+      <w:proofErr w:type="spellStart"/>
+      <w:r>
+        <w:rPr>
+          <w:rFonts w:ascii="Times New Roman" w:eastAsia="Times New Roman" w:hAnsi="Times New Roman" w:cs="Times New Roman"/>
+          <w:sz w:val="28"/>
+          <w:szCs w:val="32"/>
+          <w:lang w:eastAsia="ru-RU"/>
+        </w:rPr>
+        <w:t>Vision</w:t>
+      </w:r>
+      <w:proofErr w:type="spellEnd"/>
+      <w:r>
+        <w:rPr>
+          <w:rFonts w:ascii="Times New Roman" w:eastAsia="Times New Roman" w:hAnsi="Times New Roman" w:cs="Times New Roman"/>
+          <w:sz w:val="28"/>
+          <w:szCs w:val="32"/>
+          <w:lang w:eastAsia="ru-RU"/>
+        </w:rPr>
+        <w:t xml:space="preserve"> </w:t>
+      </w:r>
+      <w:proofErr w:type="spellStart"/>
+      <w:r>
+        <w:rPr>
+          <w:rFonts w:ascii="Times New Roman" w:eastAsia="Times New Roman" w:hAnsi="Times New Roman" w:cs="Times New Roman"/>
+          <w:sz w:val="28"/>
+          <w:szCs w:val="32"/>
+          <w:lang w:eastAsia="ru-RU"/>
+        </w:rPr>
+        <w:t>Library</w:t>
+      </w:r>
+      <w:proofErr w:type="spellEnd"/>
+      <w:r>
+        <w:rPr>
+          <w:rFonts w:ascii="Times New Roman" w:eastAsia="Times New Roman" w:hAnsi="Times New Roman" w:cs="Times New Roman"/>
+          <w:sz w:val="28"/>
+          <w:szCs w:val="32"/>
+          <w:lang w:eastAsia="ru-RU"/>
+        </w:rPr>
+        <w:t>) представляет собой библиотеку с открытым исходным кодом, предназначенную для обработки изображений и компьютерного зрения.  Основные этапы распознавания образов включают:</w:t>
       </w:r>
     </w:p>
     <w:p>
@@ -846,7 +915,7 @@
         <w:pStyle w:val="a3"/>
         <w:numPr>
           <w:ilvl w:val="0"/>
-          <w:numId w:val="12"/>
+          <w:numId w:val="18"/>
         </w:numPr>
         <w:spacing w:before="100" w:beforeAutospacing="1" w:after="100" w:afterAutospacing="1" w:line="240" w:lineRule="auto"/>
         <w:rPr>
@@ -863,7 +932,7 @@
           <w:szCs w:val="32"/>
           <w:lang w:eastAsia="ru-RU"/>
         </w:rPr>
-        <w:t>агент — автономный объект;</w:t>
+        <w:t>Получение изображения (статичное или из видеопотока).</w:t>
       </w:r>
     </w:p>
     <w:p>
@@ -871,7 +940,7 @@
         <w:pStyle w:val="a3"/>
         <w:numPr>
           <w:ilvl w:val="0"/>
-          <w:numId w:val="12"/>
+          <w:numId w:val="18"/>
         </w:numPr>
         <w:spacing w:before="100" w:beforeAutospacing="1" w:after="100" w:afterAutospacing="1" w:line="240" w:lineRule="auto"/>
         <w:rPr>
@@ -888,7 +957,7 @@
           <w:szCs w:val="32"/>
           <w:lang w:eastAsia="ru-RU"/>
         </w:rPr>
-        <w:t>поведение — действия агента;</w:t>
+        <w:t>Предобработка (изменение размера, перевод в оттенки серого и т. д.).</w:t>
       </w:r>
     </w:p>
     <w:p>
@@ -896,7 +965,7 @@
         <w:pStyle w:val="a3"/>
         <w:numPr>
           <w:ilvl w:val="0"/>
-          <w:numId w:val="12"/>
+          <w:numId w:val="18"/>
         </w:numPr>
         <w:spacing w:before="100" w:beforeAutospacing="1" w:after="100" w:afterAutospacing="1" w:line="240" w:lineRule="auto"/>
         <w:rPr>
@@ -913,7 +982,7 @@
           <w:szCs w:val="32"/>
           <w:lang w:eastAsia="ru-RU"/>
         </w:rPr>
-        <w:t>ACL-сообщения — средство коммуникации;</w:t>
+        <w:t>Извлечение признаков (поиск характерных особенностей объекта).</w:t>
       </w:r>
     </w:p>
     <w:p>
@@ -921,7 +990,7 @@
         <w:pStyle w:val="a3"/>
         <w:numPr>
           <w:ilvl w:val="0"/>
-          <w:numId w:val="12"/>
+          <w:numId w:val="18"/>
         </w:numPr>
         <w:spacing w:before="100" w:beforeAutospacing="1" w:after="100" w:afterAutospacing="1" w:line="240" w:lineRule="auto"/>
         <w:rPr>
@@ -938,7 +1007,7 @@
           <w:szCs w:val="32"/>
           <w:lang w:eastAsia="ru-RU"/>
         </w:rPr>
-        <w:t>контейнер — среда выполнения агентов;</w:t>
+        <w:t>Классификация (определение принадлежности к классу).</w:t>
       </w:r>
     </w:p>
     <w:p>
@@ -946,7 +1015,7 @@
         <w:pStyle w:val="a3"/>
         <w:numPr>
           <w:ilvl w:val="0"/>
-          <w:numId w:val="12"/>
+          <w:numId w:val="18"/>
         </w:numPr>
         <w:spacing w:before="100" w:beforeAutospacing="1" w:after="100" w:afterAutospacing="1" w:line="240" w:lineRule="auto"/>
         <w:rPr>
@@ -963,7 +1032,87 @@
           <w:szCs w:val="32"/>
           <w:lang w:eastAsia="ru-RU"/>
         </w:rPr>
-        <w:t>главный контейнер — управляющий элемент системы.</w:t>
+        <w:t>Визуализация результата (нанесение рамок, подписей и т. п.).</w:t>
+      </w:r>
+    </w:p>
+    <w:p>
+      <w:pPr>
+        <w:spacing w:before="100" w:beforeAutospacing="1" w:after="100" w:afterAutospacing="1" w:line="240" w:lineRule="auto"/>
+        <w:rPr>
+          <w:rFonts w:ascii="Times New Roman" w:eastAsia="Times New Roman" w:hAnsi="Times New Roman" w:cs="Times New Roman"/>
+          <w:sz w:val="28"/>
+          <w:szCs w:val="32"/>
+          <w:lang w:eastAsia="ru-RU"/>
+        </w:rPr>
+      </w:pPr>
+      <w:r>
+        <w:rPr>
+          <w:rFonts w:ascii="Times New Roman" w:eastAsia="Times New Roman" w:hAnsi="Times New Roman" w:cs="Times New Roman"/>
+          <w:sz w:val="28"/>
+          <w:szCs w:val="32"/>
+          <w:lang w:eastAsia="ru-RU"/>
+        </w:rPr>
+        <w:t xml:space="preserve">Для распознавания лиц в </w:t>
+      </w:r>
+      <w:proofErr w:type="spellStart"/>
+      <w:r>
+        <w:rPr>
+          <w:rFonts w:ascii="Times New Roman" w:eastAsia="Times New Roman" w:hAnsi="Times New Roman" w:cs="Times New Roman"/>
+          <w:sz w:val="28"/>
+          <w:szCs w:val="32"/>
+          <w:lang w:eastAsia="ru-RU"/>
+        </w:rPr>
+        <w:t>OpenCV</w:t>
+      </w:r>
+      <w:proofErr w:type="spellEnd"/>
+      <w:r>
+        <w:rPr>
+          <w:rFonts w:ascii="Times New Roman" w:eastAsia="Times New Roman" w:hAnsi="Times New Roman" w:cs="Times New Roman"/>
+          <w:sz w:val="28"/>
+          <w:szCs w:val="32"/>
+          <w:lang w:eastAsia="ru-RU"/>
+        </w:rPr>
+        <w:t xml:space="preserve"> используется каскад Хаара (</w:t>
+      </w:r>
+      <w:proofErr w:type="spellStart"/>
+      <w:r>
+        <w:rPr>
+          <w:rFonts w:ascii="Times New Roman" w:eastAsia="Times New Roman" w:hAnsi="Times New Roman" w:cs="Times New Roman"/>
+          <w:sz w:val="28"/>
+          <w:szCs w:val="32"/>
+          <w:lang w:eastAsia="ru-RU"/>
+        </w:rPr>
+        <w:t>Haar</w:t>
+      </w:r>
+      <w:proofErr w:type="spellEnd"/>
+      <w:r>
+        <w:rPr>
+          <w:rFonts w:ascii="Times New Roman" w:eastAsia="Times New Roman" w:hAnsi="Times New Roman" w:cs="Times New Roman"/>
+          <w:sz w:val="28"/>
+          <w:szCs w:val="32"/>
+          <w:lang w:eastAsia="ru-RU"/>
+        </w:rPr>
+        <w:t xml:space="preserve"> </w:t>
+      </w:r>
+      <w:proofErr w:type="spellStart"/>
+      <w:r>
+        <w:rPr>
+          <w:rFonts w:ascii="Times New Roman" w:eastAsia="Times New Roman" w:hAnsi="Times New Roman" w:cs="Times New Roman"/>
+          <w:sz w:val="28"/>
+          <w:szCs w:val="32"/>
+          <w:lang w:eastAsia="ru-RU"/>
+        </w:rPr>
+        <w:t>Cascade</w:t>
+      </w:r>
+      <w:proofErr w:type="spellEnd"/>
+      <w:r>
+        <w:rPr>
+          <w:rFonts w:ascii="Times New Roman" w:eastAsia="Times New Roman" w:hAnsi="Times New Roman" w:cs="Times New Roman"/>
+          <w:sz w:val="28"/>
+          <w:szCs w:val="32"/>
+          <w:lang w:eastAsia="ru-RU"/>
+        </w:rPr>
+        <w:t>) — метод обнаружения объектов, который обучается на тысячах положительных и отрицательных изображений. Алгоритм ищет характерные паттерны (границы, текстуры) на разных масштабах исходного изображения.</w:t>
       </w:r>
     </w:p>
     <w:p>
@@ -1035,30 +1184,38 @@
         <w:pStyle w:val="a3"/>
         <w:numPr>
           <w:ilvl w:val="0"/>
-          <w:numId w:val="13"/>
+          <w:numId w:val="19"/>
         </w:numPr>
         <w:spacing w:before="100" w:beforeAutospacing="1" w:after="100" w:afterAutospacing="1" w:line="240" w:lineRule="auto"/>
         <w:jc w:val="both"/>
         <w:rPr>
           <w:rFonts w:ascii="Times New Roman" w:hAnsi="Times New Roman" w:cs="Times New Roman"/>
           <w:sz w:val="28"/>
-        </w:rPr>
-      </w:pPr>
-      <w:proofErr w:type="spellStart"/>
-      <w:r>
-        <w:rPr>
-          <w:rFonts w:ascii="Times New Roman" w:hAnsi="Times New Roman" w:cs="Times New Roman"/>
-          <w:sz w:val="28"/>
-        </w:rPr>
-        <w:t>Java</w:t>
-      </w:r>
-      <w:proofErr w:type="spellEnd"/>
-      <w:r>
-        <w:rPr>
-          <w:rFonts w:ascii="Times New Roman" w:hAnsi="Times New Roman" w:cs="Times New Roman"/>
-          <w:sz w:val="28"/>
-        </w:rPr>
-        <w:t xml:space="preserve"> JDK;</w:t>
+          <w:lang w:val="en-US"/>
+        </w:rPr>
+      </w:pPr>
+      <w:r>
+        <w:rPr>
+          <w:rFonts w:ascii="Times New Roman" w:hAnsi="Times New Roman" w:cs="Times New Roman"/>
+          <w:sz w:val="28"/>
+          <w:lang w:val="en-US"/>
+        </w:rPr>
+        <w:t>Python (</w:t>
+      </w:r>
+      <w:r>
+        <w:rPr>
+          <w:rFonts w:ascii="Times New Roman" w:hAnsi="Times New Roman" w:cs="Times New Roman"/>
+          <w:sz w:val="28"/>
+        </w:rPr>
+        <w:t>версия</w:t>
+      </w:r>
+      <w:r>
+        <w:rPr>
+          <w:rFonts w:ascii="Times New Roman" w:hAnsi="Times New Roman" w:cs="Times New Roman"/>
+          <w:sz w:val="28"/>
+          <w:lang w:val="en-US"/>
+        </w:rPr>
+        <w:t xml:space="preserve"> 3.6+).  </w:t>
       </w:r>
     </w:p>
     <w:p>
@@ -1066,37 +1223,48 @@
         <w:pStyle w:val="a3"/>
         <w:numPr>
           <w:ilvl w:val="0"/>
-          <w:numId w:val="13"/>
+          <w:numId w:val="19"/>
         </w:numPr>
         <w:spacing w:before="100" w:beforeAutospacing="1" w:after="100" w:afterAutospacing="1" w:line="240" w:lineRule="auto"/>
         <w:jc w:val="both"/>
         <w:rPr>
           <w:rFonts w:ascii="Times New Roman" w:hAnsi="Times New Roman" w:cs="Times New Roman"/>
           <w:sz w:val="28"/>
-        </w:rPr>
-      </w:pPr>
-      <w:r>
-        <w:rPr>
-          <w:rFonts w:ascii="Times New Roman" w:hAnsi="Times New Roman" w:cs="Times New Roman"/>
-          <w:sz w:val="28"/>
-        </w:rPr>
-        <w:t xml:space="preserve">среда разработки (например, </w:t>
+          <w:lang w:val="en-US"/>
+        </w:rPr>
+      </w:pPr>
+      <w:r>
+        <w:rPr>
+          <w:rFonts w:ascii="Times New Roman" w:hAnsi="Times New Roman" w:cs="Times New Roman"/>
+          <w:sz w:val="28"/>
+        </w:rPr>
+        <w:t>Библиотека</w:t>
+      </w:r>
+      <w:r>
+        <w:rPr>
+          <w:rFonts w:ascii="Times New Roman" w:hAnsi="Times New Roman" w:cs="Times New Roman"/>
+          <w:sz w:val="28"/>
+          <w:lang w:val="en-US"/>
+        </w:rPr>
+        <w:t xml:space="preserve"> OpenCV (pip install </w:t>
       </w:r>
       <w:proofErr w:type="spellStart"/>
       <w:r>
         <w:rPr>
           <w:rFonts w:ascii="Times New Roman" w:hAnsi="Times New Roman" w:cs="Times New Roman"/>
           <w:sz w:val="28"/>
-        </w:rPr>
-        <w:t>IntelliJ</w:t>
+          <w:lang w:val="en-US"/>
+        </w:rPr>
+        <w:t>opencv</w:t>
       </w:r>
       <w:proofErr w:type="spellEnd"/>
       <w:r>
         <w:rPr>
           <w:rFonts w:ascii="Times New Roman" w:hAnsi="Times New Roman" w:cs="Times New Roman"/>
           <w:sz w:val="28"/>
-        </w:rPr>
-        <w:t xml:space="preserve"> IDEA);</w:t>
+          <w:lang w:val="en-US"/>
+        </w:rPr>
+        <w:t xml:space="preserve">-python).  </w:t>
       </w:r>
     </w:p>
     <w:p>
@@ -1104,7 +1272,7 @@
         <w:pStyle w:val="a3"/>
         <w:numPr>
           <w:ilvl w:val="0"/>
-          <w:numId w:val="13"/>
+          <w:numId w:val="19"/>
         </w:numPr>
         <w:spacing w:before="100" w:beforeAutospacing="1" w:after="100" w:afterAutospacing="1" w:line="240" w:lineRule="auto"/>
         <w:jc w:val="both"/>
@@ -1118,8 +1286,33 @@
           <w:rFonts w:ascii="Times New Roman" w:hAnsi="Times New Roman" w:cs="Times New Roman"/>
           <w:sz w:val="28"/>
         </w:rPr>
-        <w:t>библиотека JADE (jade.jar)</w:t>
-      </w:r>
+        <w:t xml:space="preserve">Дополнительные библиотеки: </w:t>
+      </w:r>
+      <w:proofErr w:type="spellStart"/>
+      <w:r>
+        <w:rPr>
+          <w:rFonts w:ascii="Times New Roman" w:hAnsi="Times New Roman" w:cs="Times New Roman"/>
+          <w:sz w:val="28"/>
+        </w:rPr>
+        <w:t>numpy</w:t>
+      </w:r>
+      <w:proofErr w:type="spellEnd"/>
+      <w:r>
+        <w:rPr>
+          <w:rFonts w:ascii="Times New Roman" w:hAnsi="Times New Roman" w:cs="Times New Roman"/>
+          <w:sz w:val="28"/>
+        </w:rPr>
+        <w:t xml:space="preserve">, </w:t>
+      </w:r>
+      <w:proofErr w:type="spellStart"/>
+      <w:r>
+        <w:rPr>
+          <w:rFonts w:ascii="Times New Roman" w:hAnsi="Times New Roman" w:cs="Times New Roman"/>
+          <w:sz w:val="28"/>
+        </w:rPr>
+        <w:t>matplotlib</w:t>
+      </w:r>
+      <w:proofErr w:type="spellEnd"/>
       <w:r>
         <w:rPr>
           <w:rFonts w:ascii="Times New Roman" w:hAnsi="Times New Roman" w:cs="Times New Roman"/>
@@ -1134,20 +1327,1808 @@
         <w:jc w:val="both"/>
         <w:rPr>
           <w:rFonts w:ascii="Times New Roman" w:hAnsi="Times New Roman" w:cs="Times New Roman"/>
-          <w:sz w:val="28"/>
-        </w:rPr>
-      </w:pPr>
-      <w:r>
-        <w:rPr>
-          <w:rFonts w:ascii="Times New Roman" w:hAnsi="Times New Roman" w:cs="Times New Roman"/>
-          <w:noProof/>
+          <w:b/>
+          <w:sz w:val="28"/>
+        </w:rPr>
+      </w:pPr>
+      <w:r>
+        <w:rPr>
+          <w:rFonts w:ascii="Times New Roman" w:hAnsi="Times New Roman" w:cs="Times New Roman"/>
+          <w:b/>
+          <w:sz w:val="28"/>
+        </w:rPr>
+        <w:t xml:space="preserve">2. </w:t>
+      </w:r>
+      <w:r>
+        <w:rPr>
+          <w:rFonts w:ascii="Times New Roman" w:hAnsi="Times New Roman" w:cs="Times New Roman"/>
+          <w:b/>
+          <w:sz w:val="28"/>
+        </w:rPr>
+        <w:t>Распознавание лиц на статичном изображении</w:t>
+      </w:r>
+    </w:p>
+    <w:p>
+      <w:pPr>
+        <w:spacing w:before="100" w:beforeAutospacing="1" w:after="100" w:afterAutospacing="1" w:line="240" w:lineRule="auto"/>
+        <w:jc w:val="both"/>
+        <w:rPr>
+          <w:rFonts w:ascii="Times New Roman" w:hAnsi="Times New Roman" w:cs="Times New Roman"/>
+          <w:sz w:val="28"/>
+        </w:rPr>
+      </w:pPr>
+      <w:r>
+        <w:rPr>
+          <w:rFonts w:ascii="Times New Roman" w:hAnsi="Times New Roman" w:cs="Times New Roman"/>
+          <w:sz w:val="28"/>
+        </w:rPr>
+        <w:t xml:space="preserve">Был создан скрипт face_detection_image.py, реализующий загрузку каскада Хаара, перевод изображения в оттенки серого и нахождение лиц с помощью метода </w:t>
+      </w:r>
+      <w:proofErr w:type="spellStart"/>
+      <w:r>
+        <w:rPr>
+          <w:rFonts w:ascii="Times New Roman" w:hAnsi="Times New Roman" w:cs="Times New Roman"/>
+          <w:sz w:val="28"/>
+        </w:rPr>
+        <w:t>detectMultiScale</w:t>
+      </w:r>
+      <w:proofErr w:type="spellEnd"/>
+      <w:r>
+        <w:rPr>
+          <w:rFonts w:ascii="Times New Roman" w:hAnsi="Times New Roman" w:cs="Times New Roman"/>
+          <w:sz w:val="28"/>
+        </w:rPr>
+        <w:t>.</w:t>
+      </w:r>
+    </w:p>
+    <w:p>
+      <w:pPr>
+        <w:spacing w:after="0" w:line="240" w:lineRule="auto"/>
+        <w:rPr>
+          <w:rFonts w:ascii="Courier New" w:hAnsi="Courier New" w:cs="Courier New"/>
+          <w:sz w:val="24"/>
+        </w:rPr>
+      </w:pPr>
+      <w:proofErr w:type="spellStart"/>
+      <w:r>
+        <w:rPr>
+          <w:rFonts w:ascii="Courier New" w:hAnsi="Courier New" w:cs="Courier New"/>
+          <w:sz w:val="24"/>
+        </w:rPr>
+        <w:t>import</w:t>
+      </w:r>
+      <w:proofErr w:type="spellEnd"/>
+      <w:r>
+        <w:rPr>
+          <w:rFonts w:ascii="Courier New" w:hAnsi="Courier New" w:cs="Courier New"/>
+          <w:sz w:val="24"/>
+        </w:rPr>
+        <w:t xml:space="preserve"> cv2</w:t>
+      </w:r>
+    </w:p>
+    <w:p>
+      <w:pPr>
+        <w:spacing w:after="0" w:line="240" w:lineRule="auto"/>
+        <w:rPr>
+          <w:rFonts w:ascii="Courier New" w:hAnsi="Courier New" w:cs="Courier New"/>
+          <w:sz w:val="24"/>
+        </w:rPr>
+      </w:pPr>
+    </w:p>
+    <w:p>
+      <w:pPr>
+        <w:spacing w:after="0" w:line="240" w:lineRule="auto"/>
+        <w:rPr>
+          <w:rFonts w:ascii="Courier New" w:hAnsi="Courier New" w:cs="Courier New"/>
+          <w:sz w:val="24"/>
+        </w:rPr>
+      </w:pPr>
+      <w:r>
+        <w:rPr>
+          <w:rFonts w:ascii="Courier New" w:hAnsi="Courier New" w:cs="Courier New"/>
+          <w:sz w:val="24"/>
+        </w:rPr>
+        <w:lastRenderedPageBreak/>
+        <w:t># Загрузка каскада Хаара для распознавания лиц</w:t>
+      </w:r>
+    </w:p>
+    <w:p>
+      <w:pPr>
+        <w:spacing w:after="0" w:line="240" w:lineRule="auto"/>
+        <w:rPr>
+          <w:rFonts w:ascii="Courier New" w:hAnsi="Courier New" w:cs="Courier New"/>
+          <w:sz w:val="24"/>
+          <w:lang w:val="en-US"/>
+        </w:rPr>
+      </w:pPr>
+      <w:proofErr w:type="spellStart"/>
+      <w:r>
+        <w:rPr>
+          <w:rFonts w:ascii="Courier New" w:hAnsi="Courier New" w:cs="Courier New"/>
+          <w:sz w:val="24"/>
+          <w:lang w:val="en-US"/>
+        </w:rPr>
+        <w:t>face_cascade</w:t>
+      </w:r>
+      <w:proofErr w:type="spellEnd"/>
+      <w:r>
+        <w:rPr>
+          <w:rFonts w:ascii="Courier New" w:hAnsi="Courier New" w:cs="Courier New"/>
+          <w:sz w:val="24"/>
+          <w:lang w:val="en-US"/>
+        </w:rPr>
+        <w:t xml:space="preserve"> = cv2.CascadeClassifier(</w:t>
+      </w:r>
+      <w:proofErr w:type="gramStart"/>
+      <w:r>
+        <w:rPr>
+          <w:rFonts w:ascii="Courier New" w:hAnsi="Courier New" w:cs="Courier New"/>
+          <w:sz w:val="24"/>
+          <w:lang w:val="en-US"/>
+        </w:rPr>
+        <w:t>cv2.data.haarcascades</w:t>
+      </w:r>
+      <w:proofErr w:type="gramEnd"/>
+      <w:r>
+        <w:rPr>
+          <w:rFonts w:ascii="Courier New" w:hAnsi="Courier New" w:cs="Courier New"/>
+          <w:sz w:val="24"/>
+          <w:lang w:val="en-US"/>
+        </w:rPr>
+        <w:t xml:space="preserve"> + 'haarcascade_frontalface_default.xml')</w:t>
+      </w:r>
+    </w:p>
+    <w:p>
+      <w:pPr>
+        <w:spacing w:after="0" w:line="240" w:lineRule="auto"/>
+        <w:rPr>
+          <w:rFonts w:ascii="Courier New" w:hAnsi="Courier New" w:cs="Courier New"/>
+          <w:sz w:val="24"/>
+          <w:lang w:val="en-US"/>
+        </w:rPr>
+      </w:pPr>
+    </w:p>
+    <w:p>
+      <w:pPr>
+        <w:spacing w:after="0" w:line="240" w:lineRule="auto"/>
+        <w:rPr>
+          <w:rFonts w:ascii="Courier New" w:hAnsi="Courier New" w:cs="Courier New"/>
+          <w:sz w:val="24"/>
+          <w:lang w:val="en-US"/>
+        </w:rPr>
+      </w:pPr>
+      <w:r>
+        <w:rPr>
+          <w:rFonts w:ascii="Courier New" w:hAnsi="Courier New" w:cs="Courier New"/>
+          <w:sz w:val="24"/>
+          <w:lang w:val="en-US"/>
+        </w:rPr>
+        <w:t xml:space="preserve"># </w:t>
+      </w:r>
+      <w:r>
+        <w:rPr>
+          <w:rFonts w:ascii="Courier New" w:hAnsi="Courier New" w:cs="Courier New"/>
+          <w:sz w:val="24"/>
+        </w:rPr>
+        <w:t>Загрузка</w:t>
+      </w:r>
+      <w:r>
+        <w:rPr>
+          <w:rFonts w:ascii="Courier New" w:hAnsi="Courier New" w:cs="Courier New"/>
+          <w:sz w:val="24"/>
+          <w:lang w:val="en-US"/>
+        </w:rPr>
+        <w:t xml:space="preserve"> </w:t>
+      </w:r>
+      <w:r>
+        <w:rPr>
+          <w:rFonts w:ascii="Courier New" w:hAnsi="Courier New" w:cs="Courier New"/>
+          <w:sz w:val="24"/>
+        </w:rPr>
+        <w:t>изображения</w:t>
+      </w:r>
+    </w:p>
+    <w:p>
+      <w:pPr>
+        <w:spacing w:after="0" w:line="240" w:lineRule="auto"/>
+        <w:rPr>
+          <w:rFonts w:ascii="Courier New" w:hAnsi="Courier New" w:cs="Courier New"/>
+          <w:sz w:val="24"/>
+          <w:lang w:val="en-US"/>
+        </w:rPr>
+      </w:pPr>
+      <w:r>
+        <w:rPr>
+          <w:rFonts w:ascii="Courier New" w:hAnsi="Courier New" w:cs="Courier New"/>
+          <w:sz w:val="24"/>
+          <w:lang w:val="en-US"/>
+        </w:rPr>
+        <w:t>image = cv2.imread('test_image.jpg')</w:t>
+      </w:r>
+    </w:p>
+    <w:p>
+      <w:pPr>
+        <w:spacing w:after="0" w:line="240" w:lineRule="auto"/>
+        <w:rPr>
+          <w:rFonts w:ascii="Courier New" w:hAnsi="Courier New" w:cs="Courier New"/>
+          <w:sz w:val="24"/>
+          <w:lang w:val="en-US"/>
+        </w:rPr>
+      </w:pPr>
+      <w:r>
+        <w:rPr>
+          <w:rFonts w:ascii="Courier New" w:hAnsi="Courier New" w:cs="Courier New"/>
+          <w:sz w:val="24"/>
+          <w:lang w:val="en-US"/>
+        </w:rPr>
+        <w:t>gray = cv2.cvtColor(image, cv2.COLOR_BGR2GRAY)</w:t>
+      </w:r>
+    </w:p>
+    <w:p>
+      <w:pPr>
+        <w:spacing w:after="0" w:line="240" w:lineRule="auto"/>
+        <w:rPr>
+          <w:rFonts w:ascii="Courier New" w:hAnsi="Courier New" w:cs="Courier New"/>
+          <w:sz w:val="24"/>
+          <w:lang w:val="en-US"/>
+        </w:rPr>
+      </w:pPr>
+    </w:p>
+    <w:p>
+      <w:pPr>
+        <w:spacing w:after="0" w:line="240" w:lineRule="auto"/>
+        <w:rPr>
+          <w:rFonts w:ascii="Courier New" w:hAnsi="Courier New" w:cs="Courier New"/>
+          <w:sz w:val="24"/>
+          <w:lang w:val="en-US"/>
+        </w:rPr>
+      </w:pPr>
+      <w:r>
+        <w:rPr>
+          <w:rFonts w:ascii="Courier New" w:hAnsi="Courier New" w:cs="Courier New"/>
+          <w:sz w:val="24"/>
+          <w:lang w:val="en-US"/>
+        </w:rPr>
+        <w:t xml:space="preserve"># </w:t>
+      </w:r>
+      <w:r>
+        <w:rPr>
+          <w:rFonts w:ascii="Courier New" w:hAnsi="Courier New" w:cs="Courier New"/>
+          <w:sz w:val="24"/>
+        </w:rPr>
+        <w:t>Обнаружение</w:t>
+      </w:r>
+      <w:r>
+        <w:rPr>
+          <w:rFonts w:ascii="Courier New" w:hAnsi="Courier New" w:cs="Courier New"/>
+          <w:sz w:val="24"/>
+          <w:lang w:val="en-US"/>
+        </w:rPr>
+        <w:t xml:space="preserve"> </w:t>
+      </w:r>
+      <w:r>
+        <w:rPr>
+          <w:rFonts w:ascii="Courier New" w:hAnsi="Courier New" w:cs="Courier New"/>
+          <w:sz w:val="24"/>
+        </w:rPr>
+        <w:t>лиц</w:t>
+      </w:r>
+    </w:p>
+    <w:p>
+      <w:pPr>
+        <w:spacing w:after="0" w:line="240" w:lineRule="auto"/>
+        <w:rPr>
+          <w:rFonts w:ascii="Courier New" w:hAnsi="Courier New" w:cs="Courier New"/>
+          <w:sz w:val="24"/>
+          <w:lang w:val="en-US"/>
+        </w:rPr>
+      </w:pPr>
+      <w:r>
+        <w:rPr>
+          <w:rFonts w:ascii="Courier New" w:hAnsi="Courier New" w:cs="Courier New"/>
+          <w:sz w:val="24"/>
+          <w:lang w:val="en-US"/>
+        </w:rPr>
+        <w:t xml:space="preserve">faces = </w:t>
+      </w:r>
+      <w:proofErr w:type="spellStart"/>
+      <w:r>
+        <w:rPr>
+          <w:rFonts w:ascii="Courier New" w:hAnsi="Courier New" w:cs="Courier New"/>
+          <w:sz w:val="24"/>
+          <w:lang w:val="en-US"/>
+        </w:rPr>
+        <w:t>face_</w:t>
+      </w:r>
+      <w:proofErr w:type="gramStart"/>
+      <w:r>
+        <w:rPr>
+          <w:rFonts w:ascii="Courier New" w:hAnsi="Courier New" w:cs="Courier New"/>
+          <w:sz w:val="24"/>
+          <w:lang w:val="en-US"/>
+        </w:rPr>
+        <w:t>cascade.detectMultiScale</w:t>
+      </w:r>
+      <w:proofErr w:type="spellEnd"/>
+      <w:proofErr w:type="gramEnd"/>
+      <w:r>
+        <w:rPr>
+          <w:rFonts w:ascii="Courier New" w:hAnsi="Courier New" w:cs="Courier New"/>
+          <w:sz w:val="24"/>
+          <w:lang w:val="en-US"/>
+        </w:rPr>
+        <w:t>(</w:t>
+      </w:r>
+    </w:p>
+    <w:p>
+      <w:pPr>
+        <w:spacing w:after="0" w:line="240" w:lineRule="auto"/>
+        <w:rPr>
+          <w:rFonts w:ascii="Courier New" w:hAnsi="Courier New" w:cs="Courier New"/>
+          <w:sz w:val="24"/>
+          <w:lang w:val="en-US"/>
+        </w:rPr>
+      </w:pPr>
+      <w:r>
+        <w:rPr>
+          <w:rFonts w:ascii="Courier New" w:hAnsi="Courier New" w:cs="Courier New"/>
+          <w:sz w:val="24"/>
+          <w:lang w:val="en-US"/>
+        </w:rPr>
+        <w:t xml:space="preserve">    gray,</w:t>
+      </w:r>
+    </w:p>
+    <w:p>
+      <w:pPr>
+        <w:spacing w:after="0" w:line="240" w:lineRule="auto"/>
+        <w:rPr>
+          <w:rFonts w:ascii="Courier New" w:hAnsi="Courier New" w:cs="Courier New"/>
+          <w:sz w:val="24"/>
+          <w:lang w:val="en-US"/>
+        </w:rPr>
+      </w:pPr>
+      <w:r>
+        <w:rPr>
+          <w:rFonts w:ascii="Courier New" w:hAnsi="Courier New" w:cs="Courier New"/>
+          <w:sz w:val="24"/>
+          <w:lang w:val="en-US"/>
+        </w:rPr>
+        <w:t xml:space="preserve">    </w:t>
+      </w:r>
+      <w:proofErr w:type="spellStart"/>
+      <w:r>
+        <w:rPr>
+          <w:rFonts w:ascii="Courier New" w:hAnsi="Courier New" w:cs="Courier New"/>
+          <w:sz w:val="24"/>
+          <w:lang w:val="en-US"/>
+        </w:rPr>
+        <w:t>scaleFactor</w:t>
+      </w:r>
+      <w:proofErr w:type="spellEnd"/>
+      <w:r>
+        <w:rPr>
+          <w:rFonts w:ascii="Courier New" w:hAnsi="Courier New" w:cs="Courier New"/>
+          <w:sz w:val="24"/>
+          <w:lang w:val="en-US"/>
+        </w:rPr>
+        <w:t>=1.1,</w:t>
+      </w:r>
+    </w:p>
+    <w:p>
+      <w:pPr>
+        <w:spacing w:after="0" w:line="240" w:lineRule="auto"/>
+        <w:rPr>
+          <w:rFonts w:ascii="Courier New" w:hAnsi="Courier New" w:cs="Courier New"/>
+          <w:sz w:val="24"/>
+          <w:lang w:val="en-US"/>
+        </w:rPr>
+      </w:pPr>
+      <w:r>
+        <w:rPr>
+          <w:rFonts w:ascii="Courier New" w:hAnsi="Courier New" w:cs="Courier New"/>
+          <w:sz w:val="24"/>
+          <w:lang w:val="en-US"/>
+        </w:rPr>
+        <w:t xml:space="preserve">    </w:t>
+      </w:r>
+      <w:proofErr w:type="spellStart"/>
+      <w:r>
+        <w:rPr>
+          <w:rFonts w:ascii="Courier New" w:hAnsi="Courier New" w:cs="Courier New"/>
+          <w:sz w:val="24"/>
+          <w:lang w:val="en-US"/>
+        </w:rPr>
+        <w:t>minNeighbors</w:t>
+      </w:r>
+      <w:proofErr w:type="spellEnd"/>
+      <w:r>
+        <w:rPr>
+          <w:rFonts w:ascii="Courier New" w:hAnsi="Courier New" w:cs="Courier New"/>
+          <w:sz w:val="24"/>
+          <w:lang w:val="en-US"/>
+        </w:rPr>
+        <w:t>=5,</w:t>
+      </w:r>
+    </w:p>
+    <w:p>
+      <w:pPr>
+        <w:spacing w:after="0" w:line="240" w:lineRule="auto"/>
+        <w:rPr>
+          <w:rFonts w:ascii="Courier New" w:hAnsi="Courier New" w:cs="Courier New"/>
+          <w:sz w:val="24"/>
+          <w:lang w:val="en-US"/>
+        </w:rPr>
+      </w:pPr>
+      <w:r>
+        <w:rPr>
+          <w:rFonts w:ascii="Courier New" w:hAnsi="Courier New" w:cs="Courier New"/>
+          <w:sz w:val="24"/>
+          <w:lang w:val="en-US"/>
+        </w:rPr>
+        <w:t xml:space="preserve">    </w:t>
+      </w:r>
+      <w:proofErr w:type="spellStart"/>
+      <w:r>
+        <w:rPr>
+          <w:rFonts w:ascii="Courier New" w:hAnsi="Courier New" w:cs="Courier New"/>
+          <w:sz w:val="24"/>
+          <w:lang w:val="en-US"/>
+        </w:rPr>
+        <w:t>minSize</w:t>
+      </w:r>
+      <w:proofErr w:type="spellEnd"/>
+      <w:proofErr w:type="gramStart"/>
+      <w:r>
+        <w:rPr>
+          <w:rFonts w:ascii="Courier New" w:hAnsi="Courier New" w:cs="Courier New"/>
+          <w:sz w:val="24"/>
+          <w:lang w:val="en-US"/>
+        </w:rPr>
+        <w:t>=(</w:t>
+      </w:r>
+      <w:proofErr w:type="gramEnd"/>
+      <w:r>
+        <w:rPr>
+          <w:rFonts w:ascii="Courier New" w:hAnsi="Courier New" w:cs="Courier New"/>
+          <w:sz w:val="24"/>
+          <w:lang w:val="en-US"/>
+        </w:rPr>
+        <w:t>30, 30)</w:t>
+      </w:r>
+    </w:p>
+    <w:p>
+      <w:pPr>
+        <w:spacing w:after="0" w:line="240" w:lineRule="auto"/>
+        <w:rPr>
+          <w:rFonts w:ascii="Courier New" w:hAnsi="Courier New" w:cs="Courier New"/>
+          <w:sz w:val="24"/>
+          <w:lang w:val="en-US"/>
+        </w:rPr>
+      </w:pPr>
+      <w:r>
+        <w:rPr>
+          <w:rFonts w:ascii="Courier New" w:hAnsi="Courier New" w:cs="Courier New"/>
+          <w:sz w:val="24"/>
+          <w:lang w:val="en-US"/>
+        </w:rPr>
+        <w:t>)</w:t>
+      </w:r>
+    </w:p>
+    <w:p>
+      <w:pPr>
+        <w:spacing w:after="0" w:line="240" w:lineRule="auto"/>
+        <w:rPr>
+          <w:rFonts w:ascii="Courier New" w:hAnsi="Courier New" w:cs="Courier New"/>
+          <w:sz w:val="24"/>
+          <w:lang w:val="en-US"/>
+        </w:rPr>
+      </w:pPr>
+    </w:p>
+    <w:p>
+      <w:pPr>
+        <w:spacing w:after="0" w:line="240" w:lineRule="auto"/>
+        <w:rPr>
+          <w:rFonts w:ascii="Courier New" w:hAnsi="Courier New" w:cs="Courier New"/>
+          <w:sz w:val="24"/>
+          <w:lang w:val="en-US"/>
+        </w:rPr>
+      </w:pPr>
+      <w:proofErr w:type="gramStart"/>
+      <w:r>
+        <w:rPr>
+          <w:rFonts w:ascii="Courier New" w:hAnsi="Courier New" w:cs="Courier New"/>
+          <w:sz w:val="24"/>
+          <w:lang w:val="en-US"/>
+        </w:rPr>
+        <w:t>print(</w:t>
+      </w:r>
+      <w:proofErr w:type="gramEnd"/>
+      <w:r>
+        <w:rPr>
+          <w:rFonts w:ascii="Courier New" w:hAnsi="Courier New" w:cs="Courier New"/>
+          <w:sz w:val="24"/>
+          <w:lang w:val="en-US"/>
+        </w:rPr>
+        <w:t>f"</w:t>
+      </w:r>
+      <w:r>
+        <w:rPr>
+          <w:rFonts w:ascii="Courier New" w:hAnsi="Courier New" w:cs="Courier New"/>
+          <w:sz w:val="24"/>
+        </w:rPr>
+        <w:t>Найдено</w:t>
+      </w:r>
+      <w:r>
+        <w:rPr>
+          <w:rFonts w:ascii="Courier New" w:hAnsi="Courier New" w:cs="Courier New"/>
+          <w:sz w:val="24"/>
+          <w:lang w:val="en-US"/>
+        </w:rPr>
+        <w:t xml:space="preserve"> </w:t>
+      </w:r>
+      <w:r>
+        <w:rPr>
+          <w:rFonts w:ascii="Courier New" w:hAnsi="Courier New" w:cs="Courier New"/>
+          <w:sz w:val="24"/>
+        </w:rPr>
+        <w:t>лиц</w:t>
+      </w:r>
+      <w:r>
+        <w:rPr>
+          <w:rFonts w:ascii="Courier New" w:hAnsi="Courier New" w:cs="Courier New"/>
+          <w:sz w:val="24"/>
+          <w:lang w:val="en-US"/>
+        </w:rPr>
+        <w:t>: {</w:t>
+      </w:r>
+      <w:proofErr w:type="spellStart"/>
+      <w:r>
+        <w:rPr>
+          <w:rFonts w:ascii="Courier New" w:hAnsi="Courier New" w:cs="Courier New"/>
+          <w:sz w:val="24"/>
+          <w:lang w:val="en-US"/>
+        </w:rPr>
+        <w:t>len</w:t>
+      </w:r>
+      <w:proofErr w:type="spellEnd"/>
+      <w:r>
+        <w:rPr>
+          <w:rFonts w:ascii="Courier New" w:hAnsi="Courier New" w:cs="Courier New"/>
+          <w:sz w:val="24"/>
+          <w:lang w:val="en-US"/>
+        </w:rPr>
+        <w:t>(faces)}")</w:t>
+      </w:r>
+    </w:p>
+    <w:p>
+      <w:pPr>
+        <w:spacing w:after="0" w:line="240" w:lineRule="auto"/>
+        <w:rPr>
+          <w:rFonts w:ascii="Courier New" w:hAnsi="Courier New" w:cs="Courier New"/>
+          <w:sz w:val="24"/>
+          <w:lang w:val="en-US"/>
+        </w:rPr>
+      </w:pPr>
+    </w:p>
+    <w:p>
+      <w:pPr>
+        <w:spacing w:after="0" w:line="240" w:lineRule="auto"/>
+        <w:rPr>
+          <w:rFonts w:ascii="Courier New" w:hAnsi="Courier New" w:cs="Courier New"/>
+          <w:sz w:val="24"/>
+        </w:rPr>
+      </w:pPr>
+      <w:r>
+        <w:rPr>
+          <w:rFonts w:ascii="Courier New" w:hAnsi="Courier New" w:cs="Courier New"/>
+          <w:sz w:val="24"/>
+        </w:rPr>
+        <w:t># Отрисовка рамок вокруг лиц</w:t>
+      </w:r>
+    </w:p>
+    <w:p>
+      <w:pPr>
+        <w:spacing w:after="0" w:line="240" w:lineRule="auto"/>
+        <w:rPr>
+          <w:rFonts w:ascii="Courier New" w:hAnsi="Courier New" w:cs="Courier New"/>
+          <w:sz w:val="24"/>
+        </w:rPr>
+      </w:pPr>
+      <w:proofErr w:type="spellStart"/>
+      <w:r>
+        <w:rPr>
+          <w:rFonts w:ascii="Courier New" w:hAnsi="Courier New" w:cs="Courier New"/>
+          <w:sz w:val="24"/>
+        </w:rPr>
+        <w:t>for</w:t>
+      </w:r>
+      <w:proofErr w:type="spellEnd"/>
+      <w:r>
+        <w:rPr>
+          <w:rFonts w:ascii="Courier New" w:hAnsi="Courier New" w:cs="Courier New"/>
+          <w:sz w:val="24"/>
+        </w:rPr>
+        <w:t xml:space="preserve"> (x, y, w, h) </w:t>
+      </w:r>
+      <w:proofErr w:type="spellStart"/>
+      <w:r>
+        <w:rPr>
+          <w:rFonts w:ascii="Courier New" w:hAnsi="Courier New" w:cs="Courier New"/>
+          <w:sz w:val="24"/>
+        </w:rPr>
+        <w:t>in</w:t>
+      </w:r>
+      <w:proofErr w:type="spellEnd"/>
+      <w:r>
+        <w:rPr>
+          <w:rFonts w:ascii="Courier New" w:hAnsi="Courier New" w:cs="Courier New"/>
+          <w:sz w:val="24"/>
+        </w:rPr>
+        <w:t xml:space="preserve"> </w:t>
+      </w:r>
+      <w:proofErr w:type="spellStart"/>
+      <w:r>
+        <w:rPr>
+          <w:rFonts w:ascii="Courier New" w:hAnsi="Courier New" w:cs="Courier New"/>
+          <w:sz w:val="24"/>
+        </w:rPr>
+        <w:t>faces</w:t>
+      </w:r>
+      <w:proofErr w:type="spellEnd"/>
+      <w:r>
+        <w:rPr>
+          <w:rFonts w:ascii="Courier New" w:hAnsi="Courier New" w:cs="Courier New"/>
+          <w:sz w:val="24"/>
+        </w:rPr>
+        <w:t>:</w:t>
+      </w:r>
+    </w:p>
+    <w:p>
+      <w:pPr>
+        <w:spacing w:after="0" w:line="240" w:lineRule="auto"/>
+        <w:rPr>
+          <w:rFonts w:ascii="Courier New" w:hAnsi="Courier New" w:cs="Courier New"/>
+          <w:sz w:val="24"/>
+          <w:lang w:val="en-US"/>
+        </w:rPr>
+      </w:pPr>
+      <w:r>
+        <w:rPr>
+          <w:rFonts w:ascii="Courier New" w:hAnsi="Courier New" w:cs="Courier New"/>
+          <w:sz w:val="24"/>
+        </w:rPr>
+        <w:t xml:space="preserve">    </w:t>
+      </w:r>
+      <w:r>
+        <w:rPr>
+          <w:rFonts w:ascii="Courier New" w:hAnsi="Courier New" w:cs="Courier New"/>
+          <w:sz w:val="24"/>
+          <w:lang w:val="en-US"/>
+        </w:rPr>
+        <w:t>cv2.rectangle(image, (x, y), (</w:t>
+      </w:r>
+      <w:proofErr w:type="spellStart"/>
+      <w:r>
+        <w:rPr>
+          <w:rFonts w:ascii="Courier New" w:hAnsi="Courier New" w:cs="Courier New"/>
+          <w:sz w:val="24"/>
+          <w:lang w:val="en-US"/>
+        </w:rPr>
+        <w:t>x+w</w:t>
+      </w:r>
+      <w:proofErr w:type="spellEnd"/>
+      <w:r>
+        <w:rPr>
+          <w:rFonts w:ascii="Courier New" w:hAnsi="Courier New" w:cs="Courier New"/>
+          <w:sz w:val="24"/>
+          <w:lang w:val="en-US"/>
+        </w:rPr>
+        <w:t xml:space="preserve">, </w:t>
+      </w:r>
+      <w:proofErr w:type="spellStart"/>
+      <w:r>
+        <w:rPr>
+          <w:rFonts w:ascii="Courier New" w:hAnsi="Courier New" w:cs="Courier New"/>
+          <w:sz w:val="24"/>
+          <w:lang w:val="en-US"/>
+        </w:rPr>
+        <w:t>y+h</w:t>
+      </w:r>
+      <w:proofErr w:type="spellEnd"/>
+      <w:r>
+        <w:rPr>
+          <w:rFonts w:ascii="Courier New" w:hAnsi="Courier New" w:cs="Courier New"/>
+          <w:sz w:val="24"/>
+          <w:lang w:val="en-US"/>
+        </w:rPr>
+        <w:t>), (255, 0, 0), 2)</w:t>
+      </w:r>
+    </w:p>
+    <w:p>
+      <w:pPr>
+        <w:spacing w:after="0" w:line="240" w:lineRule="auto"/>
+        <w:rPr>
+          <w:rFonts w:ascii="Courier New" w:hAnsi="Courier New" w:cs="Courier New"/>
+          <w:sz w:val="24"/>
+          <w:lang w:val="en-US"/>
+        </w:rPr>
+      </w:pPr>
+    </w:p>
+    <w:p>
+      <w:pPr>
+        <w:spacing w:after="0" w:line="240" w:lineRule="auto"/>
+        <w:rPr>
+          <w:rFonts w:ascii="Courier New" w:hAnsi="Courier New" w:cs="Courier New"/>
+          <w:sz w:val="24"/>
+          <w:lang w:val="en-US"/>
+        </w:rPr>
+      </w:pPr>
+      <w:r>
+        <w:rPr>
+          <w:rFonts w:ascii="Courier New" w:hAnsi="Courier New" w:cs="Courier New"/>
+          <w:sz w:val="24"/>
+          <w:lang w:val="en-US"/>
+        </w:rPr>
+        <w:t xml:space="preserve"># </w:t>
+      </w:r>
+      <w:r>
+        <w:rPr>
+          <w:rFonts w:ascii="Courier New" w:hAnsi="Courier New" w:cs="Courier New"/>
+          <w:sz w:val="24"/>
+        </w:rPr>
+        <w:t>Отображение</w:t>
+      </w:r>
+      <w:r>
+        <w:rPr>
+          <w:rFonts w:ascii="Courier New" w:hAnsi="Courier New" w:cs="Courier New"/>
+          <w:sz w:val="24"/>
+          <w:lang w:val="en-US"/>
+        </w:rPr>
+        <w:t xml:space="preserve"> </w:t>
+      </w:r>
+      <w:r>
+        <w:rPr>
+          <w:rFonts w:ascii="Courier New" w:hAnsi="Courier New" w:cs="Courier New"/>
+          <w:sz w:val="24"/>
+        </w:rPr>
+        <w:t>результата</w:t>
+      </w:r>
+    </w:p>
+    <w:p>
+      <w:pPr>
+        <w:spacing w:after="0" w:line="240" w:lineRule="auto"/>
+        <w:rPr>
+          <w:rFonts w:ascii="Courier New" w:hAnsi="Courier New" w:cs="Courier New"/>
+          <w:sz w:val="24"/>
+          <w:lang w:val="en-US"/>
+        </w:rPr>
+      </w:pPr>
+      <w:r>
+        <w:rPr>
+          <w:rFonts w:ascii="Courier New" w:hAnsi="Courier New" w:cs="Courier New"/>
+          <w:sz w:val="24"/>
+          <w:lang w:val="en-US"/>
+        </w:rPr>
+        <w:t>cv2.imshow('Face Detection', image)</w:t>
+      </w:r>
+    </w:p>
+    <w:p>
+      <w:pPr>
+        <w:spacing w:after="0" w:line="240" w:lineRule="auto"/>
+        <w:rPr>
+          <w:rFonts w:ascii="Courier New" w:hAnsi="Courier New" w:cs="Courier New"/>
+          <w:sz w:val="24"/>
+          <w:lang w:val="en-US"/>
+        </w:rPr>
+      </w:pPr>
+      <w:r>
+        <w:rPr>
+          <w:rFonts w:ascii="Courier New" w:hAnsi="Courier New" w:cs="Courier New"/>
+          <w:sz w:val="24"/>
+          <w:lang w:val="en-US"/>
+        </w:rPr>
+        <w:t>cv2.waitKey(0)</w:t>
+      </w:r>
+    </w:p>
+    <w:p>
+      <w:pPr>
+        <w:spacing w:after="0" w:line="240" w:lineRule="auto"/>
+        <w:rPr>
+          <w:rFonts w:ascii="Courier New" w:hAnsi="Courier New" w:cs="Courier New"/>
+          <w:sz w:val="24"/>
+          <w:lang w:val="en-US"/>
+        </w:rPr>
+      </w:pPr>
+      <w:r>
+        <w:rPr>
+          <w:rFonts w:ascii="Courier New" w:hAnsi="Courier New" w:cs="Courier New"/>
+          <w:sz w:val="24"/>
+          <w:lang w:val="en-US"/>
+        </w:rPr>
+        <w:t>cv2.destroyAllWindows()</w:t>
+      </w:r>
+    </w:p>
+    <w:p>
+      <w:pPr>
+        <w:spacing w:after="0" w:line="240" w:lineRule="auto"/>
+        <w:rPr>
+          <w:rFonts w:ascii="Courier New" w:hAnsi="Courier New" w:cs="Courier New"/>
+          <w:sz w:val="24"/>
+          <w:lang w:val="en-US"/>
+        </w:rPr>
+      </w:pPr>
+    </w:p>
+    <w:p>
+      <w:pPr>
+        <w:spacing w:after="0" w:line="240" w:lineRule="auto"/>
+        <w:rPr>
+          <w:rFonts w:ascii="Courier New" w:hAnsi="Courier New" w:cs="Courier New"/>
+          <w:sz w:val="24"/>
+          <w:lang w:val="en-US"/>
+        </w:rPr>
+      </w:pPr>
+      <w:r>
+        <w:rPr>
+          <w:rFonts w:ascii="Courier New" w:hAnsi="Courier New" w:cs="Courier New"/>
+          <w:sz w:val="24"/>
+          <w:lang w:val="en-US"/>
+        </w:rPr>
+        <w:t xml:space="preserve"># </w:t>
+      </w:r>
+      <w:r>
+        <w:rPr>
+          <w:rFonts w:ascii="Courier New" w:hAnsi="Courier New" w:cs="Courier New"/>
+          <w:sz w:val="24"/>
+        </w:rPr>
+        <w:t>Сохранение</w:t>
+      </w:r>
+      <w:r>
+        <w:rPr>
+          <w:rFonts w:ascii="Courier New" w:hAnsi="Courier New" w:cs="Courier New"/>
+          <w:sz w:val="24"/>
+          <w:lang w:val="en-US"/>
+        </w:rPr>
+        <w:t xml:space="preserve"> </w:t>
+      </w:r>
+      <w:r>
+        <w:rPr>
+          <w:rFonts w:ascii="Courier New" w:hAnsi="Courier New" w:cs="Courier New"/>
+          <w:sz w:val="24"/>
+        </w:rPr>
+        <w:t>результата</w:t>
+      </w:r>
+    </w:p>
+    <w:p>
+      <w:pPr>
+        <w:spacing w:after="0" w:line="240" w:lineRule="auto"/>
+        <w:rPr>
+          <w:rFonts w:ascii="Courier New" w:hAnsi="Courier New" w:cs="Courier New"/>
+          <w:sz w:val="24"/>
+          <w:lang w:val="en-US"/>
+        </w:rPr>
+      </w:pPr>
+      <w:r>
+        <w:rPr>
+          <w:rFonts w:ascii="Courier New" w:hAnsi="Courier New" w:cs="Courier New"/>
+          <w:sz w:val="24"/>
+          <w:lang w:val="en-US"/>
+        </w:rPr>
+        <w:t>cv2.imwrite('result_image.jpg', image)</w:t>
+      </w:r>
+    </w:p>
+    <w:p>
+      <w:pPr>
+        <w:spacing w:before="100" w:beforeAutospacing="1" w:after="100" w:afterAutospacing="1" w:line="240" w:lineRule="auto"/>
+        <w:jc w:val="both"/>
+        <w:rPr>
+          <w:rFonts w:ascii="Times New Roman" w:hAnsi="Times New Roman" w:cs="Times New Roman"/>
+          <w:b/>
+          <w:sz w:val="28"/>
+        </w:rPr>
+      </w:pPr>
+      <w:r>
+        <w:rPr>
+          <w:rFonts w:ascii="Times New Roman" w:hAnsi="Times New Roman" w:cs="Times New Roman"/>
+          <w:b/>
+          <w:sz w:val="28"/>
+        </w:rPr>
+        <w:t>3</w:t>
+      </w:r>
+      <w:r>
+        <w:rPr>
+          <w:rFonts w:ascii="Times New Roman" w:hAnsi="Times New Roman" w:cs="Times New Roman"/>
+          <w:b/>
+          <w:sz w:val="28"/>
+        </w:rPr>
+        <w:t xml:space="preserve">. </w:t>
+      </w:r>
+      <w:r>
+        <w:rPr>
+          <w:rFonts w:ascii="Times New Roman" w:hAnsi="Times New Roman" w:cs="Times New Roman"/>
+          <w:b/>
+          <w:sz w:val="28"/>
+        </w:rPr>
+        <w:t xml:space="preserve">Распознавание лиц в реальном времени с </w:t>
+      </w:r>
+      <w:proofErr w:type="spellStart"/>
+      <w:r>
+        <w:rPr>
+          <w:rFonts w:ascii="Times New Roman" w:hAnsi="Times New Roman" w:cs="Times New Roman"/>
+          <w:b/>
+          <w:sz w:val="28"/>
+        </w:rPr>
+        <w:t>вебкамеры</w:t>
+      </w:r>
+      <w:proofErr w:type="spellEnd"/>
+    </w:p>
+    <w:p>
+      <w:pPr>
+        <w:spacing w:before="100" w:beforeAutospacing="1" w:after="100" w:afterAutospacing="1" w:line="240" w:lineRule="auto"/>
+        <w:jc w:val="both"/>
+        <w:rPr>
+          <w:rFonts w:ascii="Times New Roman" w:hAnsi="Times New Roman" w:cs="Times New Roman"/>
+          <w:sz w:val="28"/>
+        </w:rPr>
+      </w:pPr>
+      <w:r>
+        <w:rPr>
+          <w:rFonts w:ascii="Times New Roman" w:hAnsi="Times New Roman" w:cs="Times New Roman"/>
+          <w:sz w:val="28"/>
+        </w:rPr>
+        <w:t>Был создан скрипт face_detection_webcam.py для захвата кадров с веб-камеры и цикличной обработки видеопотока.</w:t>
+      </w:r>
+    </w:p>
+    <w:p>
+      <w:pPr>
+        <w:spacing w:after="0" w:line="240" w:lineRule="auto"/>
+        <w:rPr>
+          <w:rFonts w:ascii="Courier New" w:hAnsi="Courier New" w:cs="Courier New"/>
+          <w:sz w:val="24"/>
+          <w:lang w:val="en-US"/>
+        </w:rPr>
+      </w:pPr>
+      <w:r>
+        <w:rPr>
+          <w:rFonts w:ascii="Courier New" w:hAnsi="Courier New" w:cs="Courier New"/>
+          <w:sz w:val="24"/>
+          <w:lang w:val="en-US"/>
+        </w:rPr>
+        <w:t>import cv2</w:t>
+      </w:r>
+    </w:p>
+    <w:p>
+      <w:pPr>
+        <w:spacing w:after="0" w:line="240" w:lineRule="auto"/>
+        <w:rPr>
+          <w:rFonts w:ascii="Courier New" w:hAnsi="Courier New" w:cs="Courier New"/>
+          <w:sz w:val="24"/>
+          <w:lang w:val="en-US"/>
+        </w:rPr>
+      </w:pPr>
+    </w:p>
+    <w:p>
+      <w:pPr>
+        <w:spacing w:after="0" w:line="240" w:lineRule="auto"/>
+        <w:rPr>
+          <w:rFonts w:ascii="Courier New" w:hAnsi="Courier New" w:cs="Courier New"/>
+          <w:sz w:val="24"/>
+          <w:lang w:val="en-US"/>
+        </w:rPr>
+      </w:pPr>
+      <w:proofErr w:type="spellStart"/>
+      <w:r>
+        <w:rPr>
+          <w:rFonts w:ascii="Courier New" w:hAnsi="Courier New" w:cs="Courier New"/>
+          <w:sz w:val="24"/>
+          <w:lang w:val="en-US"/>
+        </w:rPr>
+        <w:t>face_cascade</w:t>
+      </w:r>
+      <w:proofErr w:type="spellEnd"/>
+      <w:r>
+        <w:rPr>
+          <w:rFonts w:ascii="Courier New" w:hAnsi="Courier New" w:cs="Courier New"/>
+          <w:sz w:val="24"/>
+          <w:lang w:val="en-US"/>
+        </w:rPr>
+        <w:t xml:space="preserve"> = cv2.CascadeClassifier(</w:t>
+      </w:r>
+      <w:proofErr w:type="gramStart"/>
+      <w:r>
+        <w:rPr>
+          <w:rFonts w:ascii="Courier New" w:hAnsi="Courier New" w:cs="Courier New"/>
+          <w:sz w:val="24"/>
+          <w:lang w:val="en-US"/>
+        </w:rPr>
+        <w:t>cv2.data.haarcascades</w:t>
+      </w:r>
+      <w:proofErr w:type="gramEnd"/>
+      <w:r>
+        <w:rPr>
+          <w:rFonts w:ascii="Courier New" w:hAnsi="Courier New" w:cs="Courier New"/>
+          <w:sz w:val="24"/>
+          <w:lang w:val="en-US"/>
+        </w:rPr>
+        <w:t xml:space="preserve"> + 'haarcascade_frontalface_default.xml')</w:t>
+      </w:r>
+    </w:p>
+    <w:p>
+      <w:pPr>
+        <w:spacing w:after="0" w:line="240" w:lineRule="auto"/>
+        <w:rPr>
+          <w:rFonts w:ascii="Courier New" w:hAnsi="Courier New" w:cs="Courier New"/>
+          <w:sz w:val="24"/>
+        </w:rPr>
+      </w:pPr>
+      <w:proofErr w:type="spellStart"/>
+      <w:r>
+        <w:rPr>
+          <w:rFonts w:ascii="Courier New" w:hAnsi="Courier New" w:cs="Courier New"/>
+          <w:sz w:val="24"/>
+        </w:rPr>
+        <w:t>video_capture</w:t>
+      </w:r>
+      <w:proofErr w:type="spellEnd"/>
+      <w:r>
+        <w:rPr>
+          <w:rFonts w:ascii="Courier New" w:hAnsi="Courier New" w:cs="Courier New"/>
+          <w:sz w:val="24"/>
+        </w:rPr>
+        <w:t xml:space="preserve"> = cv2.VideoCapture(1</w:t>
+      </w:r>
+      <w:proofErr w:type="gramStart"/>
+      <w:r>
+        <w:rPr>
+          <w:rFonts w:ascii="Courier New" w:hAnsi="Courier New" w:cs="Courier New"/>
+          <w:sz w:val="24"/>
+        </w:rPr>
+        <w:t>)  #</w:t>
+      </w:r>
+      <w:proofErr w:type="gramEnd"/>
+      <w:r>
+        <w:rPr>
+          <w:rFonts w:ascii="Courier New" w:hAnsi="Courier New" w:cs="Courier New"/>
+          <w:sz w:val="24"/>
+        </w:rPr>
+        <w:t xml:space="preserve"> 0 — индекс камеры (обычно встроенная)</w:t>
+      </w:r>
+    </w:p>
+    <w:p>
+      <w:pPr>
+        <w:spacing w:after="0" w:line="240" w:lineRule="auto"/>
+        <w:rPr>
+          <w:rFonts w:ascii="Courier New" w:hAnsi="Courier New" w:cs="Courier New"/>
+          <w:sz w:val="24"/>
+        </w:rPr>
+      </w:pPr>
+    </w:p>
+    <w:p>
+      <w:pPr>
+        <w:spacing w:after="0" w:line="240" w:lineRule="auto"/>
+        <w:rPr>
+          <w:rFonts w:ascii="Courier New" w:hAnsi="Courier New" w:cs="Courier New"/>
+          <w:sz w:val="24"/>
+          <w:lang w:val="en-US"/>
+        </w:rPr>
+      </w:pPr>
+      <w:r>
+        <w:rPr>
+          <w:rFonts w:ascii="Courier New" w:hAnsi="Courier New" w:cs="Courier New"/>
+          <w:sz w:val="24"/>
+          <w:lang w:val="en-US"/>
+        </w:rPr>
+        <w:t>while True:</w:t>
+      </w:r>
+    </w:p>
+    <w:p>
+      <w:pPr>
+        <w:spacing w:after="0" w:line="240" w:lineRule="auto"/>
+        <w:rPr>
+          <w:rFonts w:ascii="Courier New" w:hAnsi="Courier New" w:cs="Courier New"/>
+          <w:sz w:val="24"/>
+          <w:lang w:val="en-US"/>
+        </w:rPr>
+      </w:pPr>
+      <w:r>
+        <w:rPr>
+          <w:rFonts w:ascii="Courier New" w:hAnsi="Courier New" w:cs="Courier New"/>
+          <w:sz w:val="24"/>
+          <w:lang w:val="en-US"/>
+        </w:rPr>
+        <w:t xml:space="preserve">    # </w:t>
+      </w:r>
+      <w:r>
+        <w:rPr>
+          <w:rFonts w:ascii="Courier New" w:hAnsi="Courier New" w:cs="Courier New"/>
+          <w:sz w:val="24"/>
+        </w:rPr>
+        <w:t>Захват</w:t>
+      </w:r>
+      <w:r>
+        <w:rPr>
+          <w:rFonts w:ascii="Courier New" w:hAnsi="Courier New" w:cs="Courier New"/>
+          <w:sz w:val="24"/>
+          <w:lang w:val="en-US"/>
+        </w:rPr>
+        <w:t xml:space="preserve"> </w:t>
+      </w:r>
+      <w:r>
+        <w:rPr>
+          <w:rFonts w:ascii="Courier New" w:hAnsi="Courier New" w:cs="Courier New"/>
+          <w:sz w:val="24"/>
+        </w:rPr>
+        <w:t>кадра</w:t>
+      </w:r>
+    </w:p>
+    <w:p>
+      <w:pPr>
+        <w:spacing w:after="0" w:line="240" w:lineRule="auto"/>
+        <w:rPr>
+          <w:rFonts w:ascii="Courier New" w:hAnsi="Courier New" w:cs="Courier New"/>
+          <w:sz w:val="24"/>
+          <w:lang w:val="en-US"/>
+        </w:rPr>
+      </w:pPr>
+      <w:r>
+        <w:rPr>
+          <w:rFonts w:ascii="Courier New" w:hAnsi="Courier New" w:cs="Courier New"/>
+          <w:sz w:val="24"/>
+          <w:lang w:val="en-US"/>
+        </w:rPr>
+        <w:t xml:space="preserve">    ret, frame = </w:t>
+      </w:r>
+      <w:proofErr w:type="spellStart"/>
+      <w:r>
+        <w:rPr>
+          <w:rFonts w:ascii="Courier New" w:hAnsi="Courier New" w:cs="Courier New"/>
+          <w:sz w:val="24"/>
+          <w:lang w:val="en-US"/>
+        </w:rPr>
+        <w:t>video_</w:t>
+      </w:r>
+      <w:proofErr w:type="gramStart"/>
+      <w:r>
+        <w:rPr>
+          <w:rFonts w:ascii="Courier New" w:hAnsi="Courier New" w:cs="Courier New"/>
+          <w:sz w:val="24"/>
+          <w:lang w:val="en-US"/>
+        </w:rPr>
+        <w:t>capture.read</w:t>
+      </w:r>
+      <w:proofErr w:type="spellEnd"/>
+      <w:proofErr w:type="gramEnd"/>
+      <w:r>
+        <w:rPr>
+          <w:rFonts w:ascii="Courier New" w:hAnsi="Courier New" w:cs="Courier New"/>
+          <w:sz w:val="24"/>
+          <w:lang w:val="en-US"/>
+        </w:rPr>
+        <w:t>()</w:t>
+      </w:r>
+    </w:p>
+    <w:p>
+      <w:pPr>
+        <w:spacing w:after="0" w:line="240" w:lineRule="auto"/>
+        <w:rPr>
+          <w:rFonts w:ascii="Courier New" w:hAnsi="Courier New" w:cs="Courier New"/>
+          <w:sz w:val="24"/>
+          <w:lang w:val="en-US"/>
+        </w:rPr>
+      </w:pPr>
+      <w:r>
+        <w:rPr>
+          <w:rFonts w:ascii="Courier New" w:hAnsi="Courier New" w:cs="Courier New"/>
+          <w:sz w:val="24"/>
+          <w:lang w:val="en-US"/>
+        </w:rPr>
+        <w:t xml:space="preserve">    if not ret:</w:t>
+      </w:r>
+    </w:p>
+    <w:p>
+      <w:pPr>
+        <w:spacing w:after="0" w:line="240" w:lineRule="auto"/>
+        <w:rPr>
+          <w:rFonts w:ascii="Courier New" w:hAnsi="Courier New" w:cs="Courier New"/>
+          <w:sz w:val="24"/>
+          <w:lang w:val="en-US"/>
+        </w:rPr>
+      </w:pPr>
+      <w:r>
+        <w:rPr>
+          <w:rFonts w:ascii="Courier New" w:hAnsi="Courier New" w:cs="Courier New"/>
+          <w:sz w:val="24"/>
+          <w:lang w:val="en-US"/>
+        </w:rPr>
+        <w:t xml:space="preserve">        break</w:t>
+      </w:r>
+    </w:p>
+    <w:p>
+      <w:pPr>
+        <w:spacing w:after="0" w:line="240" w:lineRule="auto"/>
+        <w:rPr>
+          <w:rFonts w:ascii="Courier New" w:hAnsi="Courier New" w:cs="Courier New"/>
+          <w:sz w:val="24"/>
+          <w:lang w:val="en-US"/>
+        </w:rPr>
+      </w:pPr>
+    </w:p>
+    <w:p>
+      <w:pPr>
+        <w:spacing w:after="0" w:line="240" w:lineRule="auto"/>
+        <w:rPr>
+          <w:rFonts w:ascii="Courier New" w:hAnsi="Courier New" w:cs="Courier New"/>
+          <w:sz w:val="24"/>
+          <w:lang w:val="en-US"/>
+        </w:rPr>
+      </w:pPr>
+      <w:r>
+        <w:rPr>
+          <w:rFonts w:ascii="Courier New" w:hAnsi="Courier New" w:cs="Courier New"/>
+          <w:sz w:val="24"/>
+          <w:lang w:val="en-US"/>
+        </w:rPr>
+        <w:t xml:space="preserve">    gray = cv2.cvtColor(frame, cv2.COLOR_BGR2GRAY)</w:t>
+      </w:r>
+    </w:p>
+    <w:p>
+      <w:pPr>
+        <w:spacing w:after="0" w:line="240" w:lineRule="auto"/>
+        <w:rPr>
+          <w:rFonts w:ascii="Courier New" w:hAnsi="Courier New" w:cs="Courier New"/>
+          <w:sz w:val="24"/>
+          <w:lang w:val="en-US"/>
+        </w:rPr>
+      </w:pPr>
+      <w:r>
+        <w:rPr>
+          <w:rFonts w:ascii="Courier New" w:hAnsi="Courier New" w:cs="Courier New"/>
+          <w:sz w:val="24"/>
+          <w:lang w:val="en-US"/>
+        </w:rPr>
+        <w:t xml:space="preserve">    faces = </w:t>
+      </w:r>
+      <w:proofErr w:type="spellStart"/>
+      <w:r>
+        <w:rPr>
+          <w:rFonts w:ascii="Courier New" w:hAnsi="Courier New" w:cs="Courier New"/>
+          <w:sz w:val="24"/>
+          <w:lang w:val="en-US"/>
+        </w:rPr>
+        <w:t>face_</w:t>
+      </w:r>
+      <w:proofErr w:type="gramStart"/>
+      <w:r>
+        <w:rPr>
+          <w:rFonts w:ascii="Courier New" w:hAnsi="Courier New" w:cs="Courier New"/>
+          <w:sz w:val="24"/>
+          <w:lang w:val="en-US"/>
+        </w:rPr>
+        <w:t>cascade.detectMultiScale</w:t>
+      </w:r>
+      <w:proofErr w:type="spellEnd"/>
+      <w:proofErr w:type="gramEnd"/>
+      <w:r>
+        <w:rPr>
+          <w:rFonts w:ascii="Courier New" w:hAnsi="Courier New" w:cs="Courier New"/>
+          <w:sz w:val="24"/>
+          <w:lang w:val="en-US"/>
+        </w:rPr>
+        <w:t>(gray, 1.1, 5)</w:t>
+      </w:r>
+    </w:p>
+    <w:p>
+      <w:pPr>
+        <w:spacing w:after="0" w:line="240" w:lineRule="auto"/>
+        <w:rPr>
+          <w:rFonts w:ascii="Courier New" w:hAnsi="Courier New" w:cs="Courier New"/>
+          <w:sz w:val="24"/>
+          <w:lang w:val="en-US"/>
+        </w:rPr>
+      </w:pPr>
+    </w:p>
+    <w:p>
+      <w:pPr>
+        <w:spacing w:after="0" w:line="240" w:lineRule="auto"/>
+        <w:rPr>
+          <w:rFonts w:ascii="Courier New" w:hAnsi="Courier New" w:cs="Courier New"/>
+          <w:sz w:val="24"/>
+          <w:lang w:val="en-US"/>
+        </w:rPr>
+      </w:pPr>
+      <w:r>
+        <w:rPr>
+          <w:rFonts w:ascii="Courier New" w:hAnsi="Courier New" w:cs="Courier New"/>
+          <w:sz w:val="24"/>
+          <w:lang w:val="en-US"/>
+        </w:rPr>
+        <w:t xml:space="preserve">    # </w:t>
+      </w:r>
+      <w:r>
+        <w:rPr>
+          <w:rFonts w:ascii="Courier New" w:hAnsi="Courier New" w:cs="Courier New"/>
+          <w:sz w:val="24"/>
+        </w:rPr>
+        <w:t>Отрисовка</w:t>
+      </w:r>
+      <w:r>
+        <w:rPr>
+          <w:rFonts w:ascii="Courier New" w:hAnsi="Courier New" w:cs="Courier New"/>
+          <w:sz w:val="24"/>
+          <w:lang w:val="en-US"/>
+        </w:rPr>
+        <w:t xml:space="preserve"> </w:t>
+      </w:r>
+      <w:r>
+        <w:rPr>
+          <w:rFonts w:ascii="Courier New" w:hAnsi="Courier New" w:cs="Courier New"/>
+          <w:sz w:val="24"/>
+        </w:rPr>
+        <w:t>рамок</w:t>
+      </w:r>
+    </w:p>
+    <w:p>
+      <w:pPr>
+        <w:spacing w:after="0" w:line="240" w:lineRule="auto"/>
+        <w:rPr>
+          <w:rFonts w:ascii="Courier New" w:hAnsi="Courier New" w:cs="Courier New"/>
+          <w:sz w:val="24"/>
+          <w:lang w:val="en-US"/>
+        </w:rPr>
+      </w:pPr>
+      <w:r>
+        <w:rPr>
+          <w:rFonts w:ascii="Courier New" w:hAnsi="Courier New" w:cs="Courier New"/>
+          <w:sz w:val="24"/>
+          <w:lang w:val="en-US"/>
+        </w:rPr>
+        <w:lastRenderedPageBreak/>
+        <w:t xml:space="preserve">    for (x, y, w, h) in faces:</w:t>
+      </w:r>
+    </w:p>
+    <w:p>
+      <w:pPr>
+        <w:spacing w:after="0" w:line="240" w:lineRule="auto"/>
+        <w:rPr>
+          <w:rFonts w:ascii="Courier New" w:hAnsi="Courier New" w:cs="Courier New"/>
+          <w:sz w:val="24"/>
+          <w:lang w:val="en-US"/>
+        </w:rPr>
+      </w:pPr>
+      <w:r>
+        <w:rPr>
+          <w:rFonts w:ascii="Courier New" w:hAnsi="Courier New" w:cs="Courier New"/>
+          <w:sz w:val="24"/>
+          <w:lang w:val="en-US"/>
+        </w:rPr>
+        <w:t xml:space="preserve">        cv2.rectangle(frame, (x, y), (</w:t>
+      </w:r>
+      <w:proofErr w:type="spellStart"/>
+      <w:r>
+        <w:rPr>
+          <w:rFonts w:ascii="Courier New" w:hAnsi="Courier New" w:cs="Courier New"/>
+          <w:sz w:val="24"/>
+          <w:lang w:val="en-US"/>
+        </w:rPr>
+        <w:t>x+w</w:t>
+      </w:r>
+      <w:proofErr w:type="spellEnd"/>
+      <w:r>
+        <w:rPr>
+          <w:rFonts w:ascii="Courier New" w:hAnsi="Courier New" w:cs="Courier New"/>
+          <w:sz w:val="24"/>
+          <w:lang w:val="en-US"/>
+        </w:rPr>
+        <w:t xml:space="preserve">, </w:t>
+      </w:r>
+      <w:proofErr w:type="spellStart"/>
+      <w:r>
+        <w:rPr>
+          <w:rFonts w:ascii="Courier New" w:hAnsi="Courier New" w:cs="Courier New"/>
+          <w:sz w:val="24"/>
+          <w:lang w:val="en-US"/>
+        </w:rPr>
+        <w:t>y+h</w:t>
+      </w:r>
+      <w:proofErr w:type="spellEnd"/>
+      <w:r>
+        <w:rPr>
+          <w:rFonts w:ascii="Courier New" w:hAnsi="Courier New" w:cs="Courier New"/>
+          <w:sz w:val="24"/>
+          <w:lang w:val="en-US"/>
+        </w:rPr>
+        <w:t>), (0, 255, 0), 2)</w:t>
+      </w:r>
+    </w:p>
+    <w:p>
+      <w:pPr>
+        <w:spacing w:after="0" w:line="240" w:lineRule="auto"/>
+        <w:rPr>
+          <w:rFonts w:ascii="Courier New" w:hAnsi="Courier New" w:cs="Courier New"/>
+          <w:sz w:val="24"/>
+          <w:lang w:val="en-US"/>
+        </w:rPr>
+      </w:pPr>
+      <w:r>
+        <w:rPr>
+          <w:rFonts w:ascii="Courier New" w:hAnsi="Courier New" w:cs="Courier New"/>
+          <w:sz w:val="24"/>
+          <w:lang w:val="en-US"/>
+        </w:rPr>
+        <w:t xml:space="preserve">        cv2.putText(frame, 'Face', (x, y-10), cv2.FONT_HERSHEY_SIMPLEX, 0.9, (0, 255, 0), 2)</w:t>
+      </w:r>
+    </w:p>
+    <w:p>
+      <w:pPr>
+        <w:spacing w:after="0" w:line="240" w:lineRule="auto"/>
+        <w:rPr>
+          <w:rFonts w:ascii="Courier New" w:hAnsi="Courier New" w:cs="Courier New"/>
+          <w:sz w:val="24"/>
+          <w:lang w:val="en-US"/>
+        </w:rPr>
+      </w:pPr>
+    </w:p>
+    <w:p>
+      <w:pPr>
+        <w:spacing w:after="0" w:line="240" w:lineRule="auto"/>
+        <w:rPr>
+          <w:rFonts w:ascii="Courier New" w:hAnsi="Courier New" w:cs="Courier New"/>
+          <w:sz w:val="24"/>
+          <w:lang w:val="en-US"/>
+        </w:rPr>
+      </w:pPr>
+      <w:r>
+        <w:rPr>
+          <w:rFonts w:ascii="Courier New" w:hAnsi="Courier New" w:cs="Courier New"/>
+          <w:sz w:val="24"/>
+          <w:lang w:val="en-US"/>
+        </w:rPr>
+        <w:t xml:space="preserve">    # </w:t>
+      </w:r>
+      <w:r>
+        <w:rPr>
+          <w:rFonts w:ascii="Courier New" w:hAnsi="Courier New" w:cs="Courier New"/>
+          <w:sz w:val="24"/>
+        </w:rPr>
+        <w:t>Отображение</w:t>
+      </w:r>
+      <w:r>
+        <w:rPr>
+          <w:rFonts w:ascii="Courier New" w:hAnsi="Courier New" w:cs="Courier New"/>
+          <w:sz w:val="24"/>
+          <w:lang w:val="en-US"/>
+        </w:rPr>
+        <w:t xml:space="preserve"> </w:t>
+      </w:r>
+      <w:r>
+        <w:rPr>
+          <w:rFonts w:ascii="Courier New" w:hAnsi="Courier New" w:cs="Courier New"/>
+          <w:sz w:val="24"/>
+        </w:rPr>
+        <w:t>видеопотока</w:t>
+      </w:r>
+    </w:p>
+    <w:p>
+      <w:pPr>
+        <w:spacing w:after="0" w:line="240" w:lineRule="auto"/>
+        <w:rPr>
+          <w:rFonts w:ascii="Courier New" w:hAnsi="Courier New" w:cs="Courier New"/>
+          <w:sz w:val="24"/>
+          <w:lang w:val="en-US"/>
+        </w:rPr>
+      </w:pPr>
+      <w:r>
+        <w:rPr>
+          <w:rFonts w:ascii="Courier New" w:hAnsi="Courier New" w:cs="Courier New"/>
+          <w:sz w:val="24"/>
+          <w:lang w:val="en-US"/>
+        </w:rPr>
+        <w:t xml:space="preserve">    cv2.imshow('Face Detection Webcam', frame)</w:t>
+      </w:r>
+    </w:p>
+    <w:p>
+      <w:pPr>
+        <w:spacing w:after="0" w:line="240" w:lineRule="auto"/>
+        <w:rPr>
+          <w:rFonts w:ascii="Courier New" w:hAnsi="Courier New" w:cs="Courier New"/>
+          <w:sz w:val="24"/>
+          <w:lang w:val="en-US"/>
+        </w:rPr>
+      </w:pPr>
+    </w:p>
+    <w:p>
+      <w:pPr>
+        <w:spacing w:after="0" w:line="240" w:lineRule="auto"/>
+        <w:rPr>
+          <w:rFonts w:ascii="Courier New" w:hAnsi="Courier New" w:cs="Courier New"/>
+          <w:sz w:val="24"/>
+          <w:lang w:val="en-US"/>
+        </w:rPr>
+      </w:pPr>
+      <w:r>
+        <w:rPr>
+          <w:rFonts w:ascii="Courier New" w:hAnsi="Courier New" w:cs="Courier New"/>
+          <w:sz w:val="24"/>
+          <w:lang w:val="en-US"/>
+        </w:rPr>
+        <w:t xml:space="preserve">    # </w:t>
+      </w:r>
+      <w:r>
+        <w:rPr>
+          <w:rFonts w:ascii="Courier New" w:hAnsi="Courier New" w:cs="Courier New"/>
+          <w:sz w:val="24"/>
+        </w:rPr>
+        <w:t>Выход</w:t>
+      </w:r>
+      <w:r>
+        <w:rPr>
+          <w:rFonts w:ascii="Courier New" w:hAnsi="Courier New" w:cs="Courier New"/>
+          <w:sz w:val="24"/>
+          <w:lang w:val="en-US"/>
+        </w:rPr>
+        <w:t xml:space="preserve"> </w:t>
+      </w:r>
+      <w:r>
+        <w:rPr>
+          <w:rFonts w:ascii="Courier New" w:hAnsi="Courier New" w:cs="Courier New"/>
+          <w:sz w:val="24"/>
+        </w:rPr>
+        <w:t>по</w:t>
+      </w:r>
+      <w:r>
+        <w:rPr>
+          <w:rFonts w:ascii="Courier New" w:hAnsi="Courier New" w:cs="Courier New"/>
+          <w:sz w:val="24"/>
+          <w:lang w:val="en-US"/>
+        </w:rPr>
+        <w:t xml:space="preserve"> </w:t>
+      </w:r>
+      <w:r>
+        <w:rPr>
+          <w:rFonts w:ascii="Courier New" w:hAnsi="Courier New" w:cs="Courier New"/>
+          <w:sz w:val="24"/>
+        </w:rPr>
+        <w:t>нажатию</w:t>
+      </w:r>
+      <w:r>
+        <w:rPr>
+          <w:rFonts w:ascii="Courier New" w:hAnsi="Courier New" w:cs="Courier New"/>
+          <w:sz w:val="24"/>
+          <w:lang w:val="en-US"/>
+        </w:rPr>
+        <w:t xml:space="preserve"> 'q'</w:t>
+      </w:r>
+    </w:p>
+    <w:p>
+      <w:pPr>
+        <w:spacing w:after="0" w:line="240" w:lineRule="auto"/>
+        <w:rPr>
+          <w:rFonts w:ascii="Courier New" w:hAnsi="Courier New" w:cs="Courier New"/>
+          <w:sz w:val="24"/>
+          <w:lang w:val="en-US"/>
+        </w:rPr>
+      </w:pPr>
+      <w:r>
+        <w:rPr>
+          <w:rFonts w:ascii="Courier New" w:hAnsi="Courier New" w:cs="Courier New"/>
+          <w:sz w:val="24"/>
+          <w:lang w:val="en-US"/>
+        </w:rPr>
+        <w:t xml:space="preserve">    if cv2.waitKey(1) &amp; 0xFF == </w:t>
+      </w:r>
+      <w:proofErr w:type="spellStart"/>
+      <w:r>
+        <w:rPr>
+          <w:rFonts w:ascii="Courier New" w:hAnsi="Courier New" w:cs="Courier New"/>
+          <w:sz w:val="24"/>
+          <w:lang w:val="en-US"/>
+        </w:rPr>
+        <w:t>ord</w:t>
+      </w:r>
+      <w:proofErr w:type="spellEnd"/>
+      <w:r>
+        <w:rPr>
+          <w:rFonts w:ascii="Courier New" w:hAnsi="Courier New" w:cs="Courier New"/>
+          <w:sz w:val="24"/>
+          <w:lang w:val="en-US"/>
+        </w:rPr>
+        <w:t>('q'):</w:t>
+      </w:r>
+    </w:p>
+    <w:p>
+      <w:pPr>
+        <w:spacing w:after="0" w:line="240" w:lineRule="auto"/>
+        <w:rPr>
+          <w:rFonts w:ascii="Courier New" w:hAnsi="Courier New" w:cs="Courier New"/>
+          <w:sz w:val="24"/>
+          <w:lang w:val="en-US"/>
+        </w:rPr>
+      </w:pPr>
+      <w:r>
+        <w:rPr>
+          <w:rFonts w:ascii="Courier New" w:hAnsi="Courier New" w:cs="Courier New"/>
+          <w:sz w:val="24"/>
+          <w:lang w:val="en-US"/>
+        </w:rPr>
+        <w:t xml:space="preserve">        break</w:t>
+      </w:r>
+    </w:p>
+    <w:p>
+      <w:pPr>
+        <w:spacing w:after="0" w:line="240" w:lineRule="auto"/>
+        <w:rPr>
+          <w:rFonts w:ascii="Courier New" w:hAnsi="Courier New" w:cs="Courier New"/>
+          <w:sz w:val="24"/>
+          <w:lang w:val="en-US"/>
+        </w:rPr>
+      </w:pPr>
+    </w:p>
+    <w:p>
+      <w:pPr>
+        <w:spacing w:after="0" w:line="240" w:lineRule="auto"/>
+        <w:rPr>
+          <w:rFonts w:ascii="Courier New" w:hAnsi="Courier New" w:cs="Courier New"/>
+          <w:sz w:val="24"/>
+          <w:lang w:val="en-US"/>
+        </w:rPr>
+      </w:pPr>
+      <w:r>
+        <w:rPr>
+          <w:rFonts w:ascii="Courier New" w:hAnsi="Courier New" w:cs="Courier New"/>
+          <w:sz w:val="24"/>
+          <w:lang w:val="en-US"/>
+        </w:rPr>
+        <w:t xml:space="preserve"># </w:t>
+      </w:r>
+      <w:r>
+        <w:rPr>
+          <w:rFonts w:ascii="Courier New" w:hAnsi="Courier New" w:cs="Courier New"/>
+          <w:sz w:val="24"/>
+        </w:rPr>
+        <w:t>Освобождение</w:t>
+      </w:r>
+      <w:r>
+        <w:rPr>
+          <w:rFonts w:ascii="Courier New" w:hAnsi="Courier New" w:cs="Courier New"/>
+          <w:sz w:val="24"/>
+          <w:lang w:val="en-US"/>
+        </w:rPr>
+        <w:t xml:space="preserve"> </w:t>
+      </w:r>
+      <w:r>
+        <w:rPr>
+          <w:rFonts w:ascii="Courier New" w:hAnsi="Courier New" w:cs="Courier New"/>
+          <w:sz w:val="24"/>
+        </w:rPr>
+        <w:t>ресурсов</w:t>
+      </w:r>
+    </w:p>
+    <w:p>
+      <w:pPr>
+        <w:spacing w:after="0" w:line="240" w:lineRule="auto"/>
+        <w:rPr>
+          <w:rFonts w:ascii="Courier New" w:hAnsi="Courier New" w:cs="Courier New"/>
+          <w:sz w:val="24"/>
+          <w:lang w:val="en-US"/>
+        </w:rPr>
+      </w:pPr>
+      <w:proofErr w:type="spellStart"/>
+      <w:r>
+        <w:rPr>
+          <w:rFonts w:ascii="Courier New" w:hAnsi="Courier New" w:cs="Courier New"/>
+          <w:sz w:val="24"/>
+          <w:lang w:val="en-US"/>
+        </w:rPr>
+        <w:t>video_</w:t>
+      </w:r>
+      <w:proofErr w:type="gramStart"/>
+      <w:r>
+        <w:rPr>
+          <w:rFonts w:ascii="Courier New" w:hAnsi="Courier New" w:cs="Courier New"/>
+          <w:sz w:val="24"/>
+          <w:lang w:val="en-US"/>
+        </w:rPr>
+        <w:t>capture.release</w:t>
+      </w:r>
+      <w:proofErr w:type="spellEnd"/>
+      <w:proofErr w:type="gramEnd"/>
+      <w:r>
+        <w:rPr>
+          <w:rFonts w:ascii="Courier New" w:hAnsi="Courier New" w:cs="Courier New"/>
+          <w:sz w:val="24"/>
+          <w:lang w:val="en-US"/>
+        </w:rPr>
+        <w:t>()</w:t>
+      </w:r>
+    </w:p>
+    <w:p>
+      <w:pPr>
+        <w:spacing w:after="0" w:line="240" w:lineRule="auto"/>
+        <w:rPr>
+          <w:rFonts w:ascii="Courier New" w:hAnsi="Courier New" w:cs="Courier New"/>
+          <w:sz w:val="24"/>
+          <w:lang w:val="en-US"/>
+        </w:rPr>
+      </w:pPr>
+      <w:r>
+        <w:rPr>
+          <w:rFonts w:ascii="Courier New" w:hAnsi="Courier New" w:cs="Courier New"/>
+          <w:sz w:val="24"/>
+          <w:lang w:val="en-US"/>
+        </w:rPr>
+        <w:t>cv2.destroyAllWindows()</w:t>
+      </w:r>
+    </w:p>
+    <w:p>
+      <w:pPr>
+        <w:spacing w:before="100" w:beforeAutospacing="1" w:after="100" w:afterAutospacing="1" w:line="240" w:lineRule="auto"/>
+        <w:jc w:val="both"/>
+        <w:rPr>
+          <w:rFonts w:ascii="Times New Roman" w:hAnsi="Times New Roman" w:cs="Times New Roman"/>
+          <w:b/>
+          <w:sz w:val="28"/>
+        </w:rPr>
+      </w:pPr>
+      <w:r>
+        <w:rPr>
+          <w:rFonts w:ascii="Times New Roman" w:hAnsi="Times New Roman" w:cs="Times New Roman"/>
+          <w:b/>
+          <w:sz w:val="28"/>
+        </w:rPr>
+        <w:t>4</w:t>
+      </w:r>
+      <w:r>
+        <w:rPr>
+          <w:rFonts w:ascii="Times New Roman" w:hAnsi="Times New Roman" w:cs="Times New Roman"/>
+          <w:b/>
+          <w:sz w:val="28"/>
+        </w:rPr>
+        <w:t xml:space="preserve">. </w:t>
+      </w:r>
+      <w:r>
+        <w:rPr>
+          <w:rFonts w:ascii="Times New Roman" w:hAnsi="Times New Roman" w:cs="Times New Roman"/>
+          <w:b/>
+          <w:sz w:val="28"/>
+        </w:rPr>
+        <w:t>Результаты работы</w:t>
+      </w:r>
+    </w:p>
+    <w:p>
+      <w:pPr>
+        <w:spacing w:before="100" w:beforeAutospacing="1" w:after="100" w:afterAutospacing="1" w:line="240" w:lineRule="auto"/>
+        <w:jc w:val="both"/>
+        <w:rPr>
+          <w:rFonts w:ascii="Times New Roman" w:hAnsi="Times New Roman" w:cs="Times New Roman"/>
+          <w:sz w:val="28"/>
+        </w:rPr>
+      </w:pPr>
+      <w:r>
+        <w:rPr>
+          <w:rFonts w:ascii="Times New Roman" w:hAnsi="Times New Roman" w:cs="Times New Roman"/>
+          <w:sz w:val="28"/>
+        </w:rPr>
+        <w:t>После запуска скриптов программы успешно распознали лица, обведя их прямоугольными рамками.</w:t>
+      </w:r>
+    </w:p>
+    <w:p>
+      <w:pPr>
+        <w:spacing w:before="100" w:beforeAutospacing="1" w:after="100" w:afterAutospacing="1" w:line="240" w:lineRule="auto"/>
+        <w:jc w:val="both"/>
+        <w:rPr>
+          <w:rFonts w:ascii="Times New Roman" w:hAnsi="Times New Roman" w:cs="Times New Roman"/>
+          <w:sz w:val="28"/>
+        </w:rPr>
+      </w:pPr>
+      <w:r>
+        <w:rPr>
+          <w:rFonts w:ascii="Times New Roman" w:hAnsi="Times New Roman" w:cs="Times New Roman"/>
           <w:sz w:val="28"/>
         </w:rPr>
         <w:drawing>
-          <wp:inline distT="0" distB="0" distL="0" distR="0" wp14:anchorId="3B31FFBE" wp14:editId="478691E3">
-            <wp:extent cx="2793600" cy="1872000"/>
-            <wp:effectExtent l="0" t="0" r="6985" b="0"/>
-            <wp:docPr id="8" name="Рисунок 8"/>
+          <wp:inline distT="0" distB="0" distL="0" distR="0" wp14:anchorId="0AC83A6E" wp14:editId="34FE0E9F">
+            <wp:extent cx="1933845" cy="2686425"/>
+            <wp:effectExtent l="0" t="0" r="9525" b="0"/>
+            <wp:docPr id="1" name="Рисунок 1"/>
             <wp:cNvGraphicFramePr>
               <a:graphicFrameLocks xmlns:a="http://schemas.openxmlformats.org/drawingml/2006/main" noChangeAspect="1"/>
             </wp:cNvGraphicFramePr>
@@ -1167,7 +3148,7 @@
                   <pic:spPr>
                     <a:xfrm>
                       <a:off x="0" y="0"/>
-                      <a:ext cx="2793600" cy="1872000"/>
+                      <a:ext cx="1933845" cy="2686425"/>
                     </a:xfrm>
                     <a:prstGeom prst="rect">
                       <a:avLst/>
@@ -1186,33 +3167,6 @@
         <w:jc w:val="both"/>
         <w:rPr>
           <w:rFonts w:ascii="Times New Roman" w:hAnsi="Times New Roman" w:cs="Times New Roman"/>
-          <w:b/>
-          <w:sz w:val="28"/>
-        </w:rPr>
-      </w:pPr>
-      <w:r>
-        <w:rPr>
-          <w:rFonts w:ascii="Times New Roman" w:hAnsi="Times New Roman" w:cs="Times New Roman"/>
-          <w:b/>
-          <w:sz w:val="28"/>
-        </w:rPr>
-        <w:t xml:space="preserve">2. </w:t>
-      </w:r>
-      <w:r>
-        <w:rPr>
-          <w:rFonts w:ascii="Times New Roman" w:hAnsi="Times New Roman" w:cs="Times New Roman"/>
-          <w:b/>
-          <w:sz w:val="28"/>
-        </w:rPr>
-        <w:t>Реализация агентов</w:t>
-      </w:r>
-    </w:p>
-    <w:p>
-      <w:pPr>
-        <w:spacing w:before="100" w:beforeAutospacing="1" w:after="100" w:afterAutospacing="1" w:line="240" w:lineRule="auto"/>
-        <w:jc w:val="both"/>
-        <w:rPr>
-          <w:rFonts w:ascii="Times New Roman" w:hAnsi="Times New Roman" w:cs="Times New Roman"/>
           <w:sz w:val="28"/>
         </w:rPr>
       </w:pPr>
@@ -1222,2135 +3176,11 @@
           <w:sz w:val="28"/>
         </w:rPr>
         <w:lastRenderedPageBreak/>
-        <w:t>В системе реализованы два агента:</w:t>
-      </w:r>
-    </w:p>
-    <w:p>
-      <w:pPr>
-        <w:pStyle w:val="a3"/>
-        <w:numPr>
-          <w:ilvl w:val="0"/>
-          <w:numId w:val="14"/>
-        </w:numPr>
-        <w:spacing w:before="100" w:beforeAutospacing="1" w:after="100" w:afterAutospacing="1" w:line="240" w:lineRule="auto"/>
-        <w:jc w:val="both"/>
-        <w:rPr>
-          <w:rFonts w:ascii="Times New Roman" w:hAnsi="Times New Roman" w:cs="Times New Roman"/>
-          <w:sz w:val="28"/>
-        </w:rPr>
-      </w:pPr>
-      <w:proofErr w:type="spellStart"/>
-      <w:r>
-        <w:rPr>
-          <w:rFonts w:ascii="Times New Roman" w:hAnsi="Times New Roman" w:cs="Times New Roman"/>
-          <w:sz w:val="28"/>
-        </w:rPr>
-        <w:t>SenderAgent</w:t>
-      </w:r>
-      <w:proofErr w:type="spellEnd"/>
-      <w:r>
-        <w:rPr>
-          <w:rFonts w:ascii="Times New Roman" w:hAnsi="Times New Roman" w:cs="Times New Roman"/>
-          <w:sz w:val="28"/>
-        </w:rPr>
-        <w:t xml:space="preserve"> — отправляет сообщение;</w:t>
-      </w:r>
-    </w:p>
-    <w:p>
-      <w:pPr>
-        <w:pStyle w:val="a3"/>
-        <w:numPr>
-          <w:ilvl w:val="0"/>
-          <w:numId w:val="14"/>
-        </w:numPr>
-        <w:spacing w:before="100" w:beforeAutospacing="1" w:after="100" w:afterAutospacing="1" w:line="240" w:lineRule="auto"/>
-        <w:jc w:val="both"/>
-        <w:rPr>
-          <w:rFonts w:ascii="Times New Roman" w:hAnsi="Times New Roman" w:cs="Times New Roman"/>
-          <w:sz w:val="28"/>
-        </w:rPr>
-      </w:pPr>
-      <w:proofErr w:type="spellStart"/>
-      <w:r>
-        <w:rPr>
-          <w:rFonts w:ascii="Times New Roman" w:hAnsi="Times New Roman" w:cs="Times New Roman"/>
-          <w:sz w:val="28"/>
-        </w:rPr>
-        <w:t>ReceiverAgent</w:t>
-      </w:r>
-      <w:proofErr w:type="spellEnd"/>
-      <w:r>
-        <w:rPr>
-          <w:rFonts w:ascii="Times New Roman" w:hAnsi="Times New Roman" w:cs="Times New Roman"/>
-          <w:sz w:val="28"/>
-        </w:rPr>
-        <w:t xml:space="preserve"> — принимает сообщение и выводит его</w:t>
-      </w:r>
-    </w:p>
-    <w:p>
-      <w:pPr>
-        <w:spacing w:after="0" w:line="240" w:lineRule="auto"/>
-        <w:rPr>
-          <w:rFonts w:ascii="Courier New" w:hAnsi="Courier New" w:cs="Courier New"/>
-          <w:sz w:val="24"/>
-          <w:lang w:val="en-US"/>
-        </w:rPr>
-      </w:pPr>
-      <w:r>
-        <w:rPr>
-          <w:rFonts w:ascii="Courier New" w:hAnsi="Courier New" w:cs="Courier New"/>
-          <w:sz w:val="24"/>
-          <w:lang w:val="en-US"/>
-        </w:rPr>
-        <w:t xml:space="preserve">import </w:t>
-      </w:r>
-      <w:proofErr w:type="spellStart"/>
-      <w:proofErr w:type="gramStart"/>
-      <w:r>
-        <w:rPr>
-          <w:rFonts w:ascii="Courier New" w:hAnsi="Courier New" w:cs="Courier New"/>
-          <w:sz w:val="24"/>
-          <w:lang w:val="en-US"/>
-        </w:rPr>
-        <w:t>jade.core</w:t>
-      </w:r>
-      <w:proofErr w:type="gramEnd"/>
-      <w:r>
-        <w:rPr>
-          <w:rFonts w:ascii="Courier New" w:hAnsi="Courier New" w:cs="Courier New"/>
-          <w:sz w:val="24"/>
-          <w:lang w:val="en-US"/>
-        </w:rPr>
-        <w:t>.Agent</w:t>
-      </w:r>
-      <w:proofErr w:type="spellEnd"/>
-      <w:r>
-        <w:rPr>
-          <w:rFonts w:ascii="Courier New" w:hAnsi="Courier New" w:cs="Courier New"/>
-          <w:sz w:val="24"/>
-          <w:lang w:val="en-US"/>
-        </w:rPr>
-        <w:t>;</w:t>
-      </w:r>
-    </w:p>
-    <w:p>
-      <w:pPr>
-        <w:spacing w:after="0" w:line="240" w:lineRule="auto"/>
-        <w:rPr>
-          <w:rFonts w:ascii="Courier New" w:hAnsi="Courier New" w:cs="Courier New"/>
-          <w:sz w:val="24"/>
-          <w:lang w:val="en-US"/>
-        </w:rPr>
-      </w:pPr>
-      <w:r>
-        <w:rPr>
-          <w:rFonts w:ascii="Courier New" w:hAnsi="Courier New" w:cs="Courier New"/>
-          <w:sz w:val="24"/>
-          <w:lang w:val="en-US"/>
-        </w:rPr>
-        <w:t xml:space="preserve">import </w:t>
-      </w:r>
-      <w:proofErr w:type="spellStart"/>
-      <w:proofErr w:type="gramStart"/>
-      <w:r>
-        <w:rPr>
-          <w:rFonts w:ascii="Courier New" w:hAnsi="Courier New" w:cs="Courier New"/>
-          <w:sz w:val="24"/>
-          <w:lang w:val="en-US"/>
-        </w:rPr>
-        <w:t>jade.core</w:t>
-      </w:r>
-      <w:proofErr w:type="gramEnd"/>
-      <w:r>
-        <w:rPr>
-          <w:rFonts w:ascii="Courier New" w:hAnsi="Courier New" w:cs="Courier New"/>
-          <w:sz w:val="24"/>
-          <w:lang w:val="en-US"/>
-        </w:rPr>
-        <w:t>.behaviours.CyclicBehaviour</w:t>
-      </w:r>
-      <w:proofErr w:type="spellEnd"/>
-      <w:r>
-        <w:rPr>
-          <w:rFonts w:ascii="Courier New" w:hAnsi="Courier New" w:cs="Courier New"/>
-          <w:sz w:val="24"/>
-          <w:lang w:val="en-US"/>
-        </w:rPr>
-        <w:t>;</w:t>
-      </w:r>
-    </w:p>
-    <w:p>
-      <w:pPr>
-        <w:spacing w:after="0" w:line="240" w:lineRule="auto"/>
-        <w:rPr>
-          <w:rFonts w:ascii="Courier New" w:hAnsi="Courier New" w:cs="Courier New"/>
-          <w:sz w:val="24"/>
-          <w:lang w:val="en-US"/>
-        </w:rPr>
-      </w:pPr>
-      <w:r>
-        <w:rPr>
-          <w:rFonts w:ascii="Courier New" w:hAnsi="Courier New" w:cs="Courier New"/>
-          <w:sz w:val="24"/>
-          <w:lang w:val="en-US"/>
-        </w:rPr>
-        <w:t xml:space="preserve">import </w:t>
-      </w:r>
-      <w:proofErr w:type="spellStart"/>
-      <w:proofErr w:type="gramStart"/>
-      <w:r>
-        <w:rPr>
-          <w:rFonts w:ascii="Courier New" w:hAnsi="Courier New" w:cs="Courier New"/>
-          <w:sz w:val="24"/>
-          <w:lang w:val="en-US"/>
-        </w:rPr>
-        <w:t>jade.lang.acl.ACLMessage</w:t>
-      </w:r>
-      <w:proofErr w:type="spellEnd"/>
-      <w:proofErr w:type="gramEnd"/>
-      <w:r>
-        <w:rPr>
-          <w:rFonts w:ascii="Courier New" w:hAnsi="Courier New" w:cs="Courier New"/>
-          <w:sz w:val="24"/>
-          <w:lang w:val="en-US"/>
-        </w:rPr>
-        <w:t>;</w:t>
-      </w:r>
-    </w:p>
-    <w:p>
-      <w:pPr>
-        <w:spacing w:after="0" w:line="240" w:lineRule="auto"/>
-        <w:rPr>
-          <w:rFonts w:ascii="Courier New" w:hAnsi="Courier New" w:cs="Courier New"/>
-          <w:sz w:val="24"/>
-          <w:lang w:val="en-US"/>
-        </w:rPr>
-      </w:pPr>
-    </w:p>
-    <w:p>
-      <w:pPr>
-        <w:spacing w:after="0" w:line="240" w:lineRule="auto"/>
-        <w:rPr>
-          <w:rFonts w:ascii="Courier New" w:hAnsi="Courier New" w:cs="Courier New"/>
-          <w:sz w:val="24"/>
-          <w:lang w:val="en-US"/>
-        </w:rPr>
-      </w:pPr>
-      <w:r>
-        <w:rPr>
-          <w:rFonts w:ascii="Courier New" w:hAnsi="Courier New" w:cs="Courier New"/>
-          <w:sz w:val="24"/>
-          <w:lang w:val="en-US"/>
-        </w:rPr>
-        <w:t xml:space="preserve">public class </w:t>
-      </w:r>
-      <w:proofErr w:type="spellStart"/>
-      <w:r>
-        <w:rPr>
-          <w:rFonts w:ascii="Courier New" w:hAnsi="Courier New" w:cs="Courier New"/>
-          <w:sz w:val="24"/>
-          <w:lang w:val="en-US"/>
-        </w:rPr>
-        <w:t>ReceiverAgent</w:t>
-      </w:r>
-      <w:proofErr w:type="spellEnd"/>
-      <w:r>
-        <w:rPr>
-          <w:rFonts w:ascii="Courier New" w:hAnsi="Courier New" w:cs="Courier New"/>
-          <w:sz w:val="24"/>
-          <w:lang w:val="en-US"/>
-        </w:rPr>
-        <w:t xml:space="preserve"> extends Agent {</w:t>
-      </w:r>
-    </w:p>
-    <w:p>
-      <w:pPr>
-        <w:spacing w:after="0" w:line="240" w:lineRule="auto"/>
-        <w:rPr>
-          <w:rFonts w:ascii="Courier New" w:hAnsi="Courier New" w:cs="Courier New"/>
-          <w:sz w:val="24"/>
-          <w:lang w:val="en-US"/>
-        </w:rPr>
-      </w:pPr>
-    </w:p>
-    <w:p>
-      <w:pPr>
-        <w:spacing w:after="0" w:line="240" w:lineRule="auto"/>
-        <w:rPr>
-          <w:rFonts w:ascii="Courier New" w:hAnsi="Courier New" w:cs="Courier New"/>
-          <w:sz w:val="24"/>
-          <w:lang w:val="en-US"/>
-        </w:rPr>
-      </w:pPr>
-      <w:r>
-        <w:rPr>
-          <w:rFonts w:ascii="Courier New" w:hAnsi="Courier New" w:cs="Courier New"/>
-          <w:sz w:val="24"/>
-          <w:lang w:val="en-US"/>
-        </w:rPr>
-        <w:t xml:space="preserve">    @Override</w:t>
-      </w:r>
-    </w:p>
-    <w:p>
-      <w:pPr>
-        <w:spacing w:after="0" w:line="240" w:lineRule="auto"/>
-        <w:rPr>
-          <w:rFonts w:ascii="Courier New" w:hAnsi="Courier New" w:cs="Courier New"/>
-          <w:sz w:val="24"/>
-          <w:lang w:val="en-US"/>
-        </w:rPr>
-      </w:pPr>
-      <w:r>
-        <w:rPr>
-          <w:rFonts w:ascii="Courier New" w:hAnsi="Courier New" w:cs="Courier New"/>
-          <w:sz w:val="24"/>
-          <w:lang w:val="en-US"/>
-        </w:rPr>
-        <w:t xml:space="preserve">    protected void </w:t>
-      </w:r>
-      <w:proofErr w:type="gramStart"/>
-      <w:r>
-        <w:rPr>
-          <w:rFonts w:ascii="Courier New" w:hAnsi="Courier New" w:cs="Courier New"/>
-          <w:sz w:val="24"/>
-          <w:lang w:val="en-US"/>
-        </w:rPr>
-        <w:t>setup(</w:t>
-      </w:r>
-      <w:proofErr w:type="gramEnd"/>
-      <w:r>
-        <w:rPr>
-          <w:rFonts w:ascii="Courier New" w:hAnsi="Courier New" w:cs="Courier New"/>
-          <w:sz w:val="24"/>
-          <w:lang w:val="en-US"/>
-        </w:rPr>
-        <w:t>) {</w:t>
-      </w:r>
-    </w:p>
-    <w:p>
-      <w:pPr>
-        <w:spacing w:after="0" w:line="240" w:lineRule="auto"/>
-        <w:rPr>
-          <w:rFonts w:ascii="Courier New" w:hAnsi="Courier New" w:cs="Courier New"/>
-          <w:sz w:val="24"/>
-          <w:lang w:val="en-US"/>
-        </w:rPr>
-      </w:pPr>
-      <w:r>
-        <w:rPr>
-          <w:rFonts w:ascii="Courier New" w:hAnsi="Courier New" w:cs="Courier New"/>
-          <w:sz w:val="24"/>
-          <w:lang w:val="en-US"/>
-        </w:rPr>
-        <w:t xml:space="preserve">        </w:t>
-      </w:r>
-      <w:proofErr w:type="spellStart"/>
-      <w:r>
-        <w:rPr>
-          <w:rFonts w:ascii="Courier New" w:hAnsi="Courier New" w:cs="Courier New"/>
-          <w:sz w:val="24"/>
-          <w:lang w:val="en-US"/>
-        </w:rPr>
-        <w:t>System.out.println</w:t>
-      </w:r>
-      <w:proofErr w:type="spellEnd"/>
-      <w:r>
-        <w:rPr>
-          <w:rFonts w:ascii="Courier New" w:hAnsi="Courier New" w:cs="Courier New"/>
-          <w:sz w:val="24"/>
-          <w:lang w:val="en-US"/>
-        </w:rPr>
-        <w:t>(</w:t>
-      </w:r>
-      <w:proofErr w:type="spellStart"/>
-      <w:proofErr w:type="gramStart"/>
-      <w:r>
-        <w:rPr>
-          <w:rFonts w:ascii="Courier New" w:hAnsi="Courier New" w:cs="Courier New"/>
-          <w:sz w:val="24"/>
-          <w:lang w:val="en-US"/>
-        </w:rPr>
-        <w:t>getLocalName</w:t>
-      </w:r>
-      <w:proofErr w:type="spellEnd"/>
-      <w:r>
-        <w:rPr>
-          <w:rFonts w:ascii="Courier New" w:hAnsi="Courier New" w:cs="Courier New"/>
-          <w:sz w:val="24"/>
-          <w:lang w:val="en-US"/>
-        </w:rPr>
-        <w:t>(</w:t>
-      </w:r>
-      <w:proofErr w:type="gramEnd"/>
-      <w:r>
-        <w:rPr>
-          <w:rFonts w:ascii="Courier New" w:hAnsi="Courier New" w:cs="Courier New"/>
-          <w:sz w:val="24"/>
-          <w:lang w:val="en-US"/>
-        </w:rPr>
-        <w:t>) + " started.");</w:t>
-      </w:r>
-    </w:p>
-    <w:p>
-      <w:pPr>
-        <w:spacing w:after="0" w:line="240" w:lineRule="auto"/>
-        <w:rPr>
-          <w:rFonts w:ascii="Courier New" w:hAnsi="Courier New" w:cs="Courier New"/>
-          <w:sz w:val="24"/>
-          <w:lang w:val="en-US"/>
-        </w:rPr>
-      </w:pPr>
-    </w:p>
-    <w:p>
-      <w:pPr>
-        <w:spacing w:after="0" w:line="240" w:lineRule="auto"/>
-        <w:rPr>
-          <w:rFonts w:ascii="Courier New" w:hAnsi="Courier New" w:cs="Courier New"/>
-          <w:sz w:val="24"/>
-          <w:lang w:val="en-US"/>
-        </w:rPr>
-      </w:pPr>
-      <w:r>
-        <w:rPr>
-          <w:rFonts w:ascii="Courier New" w:hAnsi="Courier New" w:cs="Courier New"/>
-          <w:sz w:val="24"/>
-          <w:lang w:val="en-US"/>
-        </w:rPr>
-        <w:t xml:space="preserve">        </w:t>
-      </w:r>
-      <w:proofErr w:type="spellStart"/>
-      <w:proofErr w:type="gramStart"/>
-      <w:r>
-        <w:rPr>
-          <w:rFonts w:ascii="Courier New" w:hAnsi="Courier New" w:cs="Courier New"/>
-          <w:sz w:val="24"/>
-          <w:lang w:val="en-US"/>
-        </w:rPr>
-        <w:t>addBehaviour</w:t>
-      </w:r>
-      <w:proofErr w:type="spellEnd"/>
-      <w:r>
-        <w:rPr>
-          <w:rFonts w:ascii="Courier New" w:hAnsi="Courier New" w:cs="Courier New"/>
-          <w:sz w:val="24"/>
-          <w:lang w:val="en-US"/>
-        </w:rPr>
-        <w:t>(</w:t>
-      </w:r>
-      <w:proofErr w:type="gramEnd"/>
-      <w:r>
-        <w:rPr>
-          <w:rFonts w:ascii="Courier New" w:hAnsi="Courier New" w:cs="Courier New"/>
-          <w:sz w:val="24"/>
-          <w:lang w:val="en-US"/>
-        </w:rPr>
-        <w:t xml:space="preserve">new </w:t>
-      </w:r>
-      <w:proofErr w:type="spellStart"/>
-      <w:r>
-        <w:rPr>
-          <w:rFonts w:ascii="Courier New" w:hAnsi="Courier New" w:cs="Courier New"/>
-          <w:sz w:val="24"/>
-          <w:lang w:val="en-US"/>
-        </w:rPr>
-        <w:t>CyclicBehaviour</w:t>
-      </w:r>
-      <w:proofErr w:type="spellEnd"/>
-      <w:r>
-        <w:rPr>
-          <w:rFonts w:ascii="Courier New" w:hAnsi="Courier New" w:cs="Courier New"/>
-          <w:sz w:val="24"/>
-          <w:lang w:val="en-US"/>
-        </w:rPr>
-        <w:t>() {</w:t>
-      </w:r>
-    </w:p>
-    <w:p>
-      <w:pPr>
-        <w:spacing w:after="0" w:line="240" w:lineRule="auto"/>
-        <w:rPr>
-          <w:rFonts w:ascii="Courier New" w:hAnsi="Courier New" w:cs="Courier New"/>
-          <w:sz w:val="24"/>
-          <w:lang w:val="en-US"/>
-        </w:rPr>
-      </w:pPr>
-      <w:r>
-        <w:rPr>
-          <w:rFonts w:ascii="Courier New" w:hAnsi="Courier New" w:cs="Courier New"/>
-          <w:sz w:val="24"/>
-          <w:lang w:val="en-US"/>
-        </w:rPr>
-        <w:t xml:space="preserve">            @Override</w:t>
-      </w:r>
-    </w:p>
-    <w:p>
-      <w:pPr>
-        <w:spacing w:after="0" w:line="240" w:lineRule="auto"/>
-        <w:rPr>
-          <w:rFonts w:ascii="Courier New" w:hAnsi="Courier New" w:cs="Courier New"/>
-          <w:sz w:val="24"/>
-          <w:lang w:val="en-US"/>
-        </w:rPr>
-      </w:pPr>
-      <w:r>
-        <w:rPr>
-          <w:rFonts w:ascii="Courier New" w:hAnsi="Courier New" w:cs="Courier New"/>
-          <w:sz w:val="24"/>
-          <w:lang w:val="en-US"/>
-        </w:rPr>
-        <w:t xml:space="preserve">            public void </w:t>
-      </w:r>
-      <w:proofErr w:type="gramStart"/>
-      <w:r>
-        <w:rPr>
-          <w:rFonts w:ascii="Courier New" w:hAnsi="Courier New" w:cs="Courier New"/>
-          <w:sz w:val="24"/>
-          <w:lang w:val="en-US"/>
-        </w:rPr>
-        <w:t>action(</w:t>
-      </w:r>
-      <w:proofErr w:type="gramEnd"/>
-      <w:r>
-        <w:rPr>
-          <w:rFonts w:ascii="Courier New" w:hAnsi="Courier New" w:cs="Courier New"/>
-          <w:sz w:val="24"/>
-          <w:lang w:val="en-US"/>
-        </w:rPr>
-        <w:t>) {</w:t>
-      </w:r>
-    </w:p>
-    <w:p>
-      <w:pPr>
-        <w:spacing w:after="0" w:line="240" w:lineRule="auto"/>
-        <w:rPr>
-          <w:rFonts w:ascii="Courier New" w:hAnsi="Courier New" w:cs="Courier New"/>
-          <w:sz w:val="24"/>
-          <w:lang w:val="en-US"/>
-        </w:rPr>
-      </w:pPr>
-      <w:r>
-        <w:rPr>
-          <w:rFonts w:ascii="Courier New" w:hAnsi="Courier New" w:cs="Courier New"/>
-          <w:sz w:val="24"/>
-          <w:lang w:val="en-US"/>
-        </w:rPr>
-        <w:t xml:space="preserve">                </w:t>
-      </w:r>
-      <w:proofErr w:type="spellStart"/>
-      <w:r>
-        <w:rPr>
-          <w:rFonts w:ascii="Courier New" w:hAnsi="Courier New" w:cs="Courier New"/>
-          <w:sz w:val="24"/>
-          <w:lang w:val="en-US"/>
-        </w:rPr>
-        <w:t>ACLMessage</w:t>
-      </w:r>
-      <w:proofErr w:type="spellEnd"/>
-      <w:r>
-        <w:rPr>
-          <w:rFonts w:ascii="Courier New" w:hAnsi="Courier New" w:cs="Courier New"/>
-          <w:sz w:val="24"/>
-          <w:lang w:val="en-US"/>
-        </w:rPr>
-        <w:t xml:space="preserve"> msg = </w:t>
-      </w:r>
-      <w:proofErr w:type="gramStart"/>
-      <w:r>
-        <w:rPr>
-          <w:rFonts w:ascii="Courier New" w:hAnsi="Courier New" w:cs="Courier New"/>
-          <w:sz w:val="24"/>
-          <w:lang w:val="en-US"/>
-        </w:rPr>
-        <w:t>receive(</w:t>
-      </w:r>
-      <w:proofErr w:type="gramEnd"/>
-      <w:r>
-        <w:rPr>
-          <w:rFonts w:ascii="Courier New" w:hAnsi="Courier New" w:cs="Courier New"/>
-          <w:sz w:val="24"/>
-          <w:lang w:val="en-US"/>
-        </w:rPr>
-        <w:t>);</w:t>
-      </w:r>
-    </w:p>
-    <w:p>
-      <w:pPr>
-        <w:spacing w:after="0" w:line="240" w:lineRule="auto"/>
-        <w:rPr>
-          <w:rFonts w:ascii="Courier New" w:hAnsi="Courier New" w:cs="Courier New"/>
-          <w:sz w:val="24"/>
-          <w:lang w:val="en-US"/>
-        </w:rPr>
-      </w:pPr>
-      <w:r>
-        <w:rPr>
-          <w:rFonts w:ascii="Courier New" w:hAnsi="Courier New" w:cs="Courier New"/>
-          <w:sz w:val="24"/>
-          <w:lang w:val="en-US"/>
-        </w:rPr>
-        <w:t xml:space="preserve">                if (</w:t>
-      </w:r>
-      <w:proofErr w:type="gramStart"/>
-      <w:r>
-        <w:rPr>
-          <w:rFonts w:ascii="Courier New" w:hAnsi="Courier New" w:cs="Courier New"/>
-          <w:sz w:val="24"/>
-          <w:lang w:val="en-US"/>
-        </w:rPr>
-        <w:t>msg !</w:t>
-      </w:r>
-      <w:proofErr w:type="gramEnd"/>
-      <w:r>
-        <w:rPr>
-          <w:rFonts w:ascii="Courier New" w:hAnsi="Courier New" w:cs="Courier New"/>
-          <w:sz w:val="24"/>
-          <w:lang w:val="en-US"/>
-        </w:rPr>
-        <w:t>= null) {</w:t>
-      </w:r>
-    </w:p>
-    <w:p>
-      <w:pPr>
-        <w:spacing w:after="0" w:line="240" w:lineRule="auto"/>
-        <w:rPr>
-          <w:rFonts w:ascii="Courier New" w:hAnsi="Courier New" w:cs="Courier New"/>
-          <w:sz w:val="24"/>
-          <w:lang w:val="en-US"/>
-        </w:rPr>
-      </w:pPr>
-      <w:r>
-        <w:rPr>
-          <w:rFonts w:ascii="Courier New" w:hAnsi="Courier New" w:cs="Courier New"/>
-          <w:sz w:val="24"/>
-          <w:lang w:val="en-US"/>
-        </w:rPr>
-        <w:t xml:space="preserve">                    </w:t>
-      </w:r>
-      <w:proofErr w:type="spellStart"/>
-      <w:r>
-        <w:rPr>
-          <w:rFonts w:ascii="Courier New" w:hAnsi="Courier New" w:cs="Courier New"/>
-          <w:sz w:val="24"/>
-          <w:lang w:val="en-US"/>
-        </w:rPr>
-        <w:t>System.out.println</w:t>
-      </w:r>
-      <w:proofErr w:type="spellEnd"/>
-      <w:r>
-        <w:rPr>
-          <w:rFonts w:ascii="Courier New" w:hAnsi="Courier New" w:cs="Courier New"/>
-          <w:sz w:val="24"/>
-          <w:lang w:val="en-US"/>
-        </w:rPr>
-        <w:t>(</w:t>
-      </w:r>
-      <w:proofErr w:type="spellStart"/>
-      <w:proofErr w:type="gramStart"/>
-      <w:r>
-        <w:rPr>
-          <w:rFonts w:ascii="Courier New" w:hAnsi="Courier New" w:cs="Courier New"/>
-          <w:sz w:val="24"/>
-          <w:lang w:val="en-US"/>
-        </w:rPr>
-        <w:t>getLocalName</w:t>
-      </w:r>
-      <w:proofErr w:type="spellEnd"/>
-      <w:r>
-        <w:rPr>
-          <w:rFonts w:ascii="Courier New" w:hAnsi="Courier New" w:cs="Courier New"/>
-          <w:sz w:val="24"/>
-          <w:lang w:val="en-US"/>
-        </w:rPr>
-        <w:t>(</w:t>
-      </w:r>
-      <w:proofErr w:type="gramEnd"/>
-      <w:r>
-        <w:rPr>
-          <w:rFonts w:ascii="Courier New" w:hAnsi="Courier New" w:cs="Courier New"/>
-          <w:sz w:val="24"/>
-          <w:lang w:val="en-US"/>
-        </w:rPr>
-        <w:t xml:space="preserve">) + " received: " + </w:t>
-      </w:r>
-      <w:proofErr w:type="spellStart"/>
-      <w:r>
-        <w:rPr>
-          <w:rFonts w:ascii="Courier New" w:hAnsi="Courier New" w:cs="Courier New"/>
-          <w:sz w:val="24"/>
-          <w:lang w:val="en-US"/>
-        </w:rPr>
-        <w:t>msg.getContent</w:t>
-      </w:r>
-      <w:proofErr w:type="spellEnd"/>
-      <w:r>
-        <w:rPr>
-          <w:rFonts w:ascii="Courier New" w:hAnsi="Courier New" w:cs="Courier New"/>
-          <w:sz w:val="24"/>
-          <w:lang w:val="en-US"/>
-        </w:rPr>
-        <w:t>());</w:t>
-      </w:r>
-    </w:p>
-    <w:p>
-      <w:pPr>
-        <w:spacing w:after="0" w:line="240" w:lineRule="auto"/>
-        <w:rPr>
-          <w:rFonts w:ascii="Courier New" w:hAnsi="Courier New" w:cs="Courier New"/>
-          <w:sz w:val="24"/>
-          <w:lang w:val="en-US"/>
-        </w:rPr>
-      </w:pPr>
-      <w:r>
-        <w:rPr>
-          <w:rFonts w:ascii="Courier New" w:hAnsi="Courier New" w:cs="Courier New"/>
-          <w:sz w:val="24"/>
-          <w:lang w:val="en-US"/>
-        </w:rPr>
-        <w:t xml:space="preserve">                } else {</w:t>
-      </w:r>
-    </w:p>
-    <w:p>
-      <w:pPr>
-        <w:spacing w:after="0" w:line="240" w:lineRule="auto"/>
-        <w:rPr>
-          <w:rFonts w:ascii="Courier New" w:hAnsi="Courier New" w:cs="Courier New"/>
-          <w:sz w:val="24"/>
-          <w:lang w:val="en-US"/>
-        </w:rPr>
-      </w:pPr>
-      <w:r>
-        <w:rPr>
-          <w:rFonts w:ascii="Courier New" w:hAnsi="Courier New" w:cs="Courier New"/>
-          <w:sz w:val="24"/>
-          <w:lang w:val="en-US"/>
-        </w:rPr>
-        <w:t xml:space="preserve">                    </w:t>
-      </w:r>
-      <w:proofErr w:type="gramStart"/>
-      <w:r>
-        <w:rPr>
-          <w:rFonts w:ascii="Courier New" w:hAnsi="Courier New" w:cs="Courier New"/>
-          <w:sz w:val="24"/>
-          <w:lang w:val="en-US"/>
-        </w:rPr>
-        <w:t>block(</w:t>
-      </w:r>
-      <w:proofErr w:type="gramEnd"/>
-      <w:r>
-        <w:rPr>
-          <w:rFonts w:ascii="Courier New" w:hAnsi="Courier New" w:cs="Courier New"/>
-          <w:sz w:val="24"/>
-          <w:lang w:val="en-US"/>
-        </w:rPr>
-        <w:t>);</w:t>
-      </w:r>
-    </w:p>
-    <w:p>
-      <w:pPr>
-        <w:spacing w:after="0" w:line="240" w:lineRule="auto"/>
-        <w:rPr>
-          <w:rFonts w:ascii="Courier New" w:hAnsi="Courier New" w:cs="Courier New"/>
-          <w:sz w:val="24"/>
-          <w:lang w:val="en-US"/>
-        </w:rPr>
-      </w:pPr>
-      <w:r>
-        <w:rPr>
-          <w:rFonts w:ascii="Courier New" w:hAnsi="Courier New" w:cs="Courier New"/>
-          <w:sz w:val="24"/>
-          <w:lang w:val="en-US"/>
-        </w:rPr>
-        <w:t xml:space="preserve">                }</w:t>
-      </w:r>
-    </w:p>
-    <w:p>
-      <w:pPr>
-        <w:spacing w:after="0" w:line="240" w:lineRule="auto"/>
-        <w:rPr>
-          <w:rFonts w:ascii="Courier New" w:hAnsi="Courier New" w:cs="Courier New"/>
-          <w:sz w:val="24"/>
-          <w:lang w:val="en-US"/>
-        </w:rPr>
-      </w:pPr>
-      <w:r>
-        <w:rPr>
-          <w:rFonts w:ascii="Courier New" w:hAnsi="Courier New" w:cs="Courier New"/>
-          <w:sz w:val="24"/>
-          <w:lang w:val="en-US"/>
-        </w:rPr>
-        <w:t xml:space="preserve">            }</w:t>
-      </w:r>
-    </w:p>
-    <w:p>
-      <w:pPr>
-        <w:spacing w:after="0" w:line="240" w:lineRule="auto"/>
-        <w:rPr>
-          <w:rFonts w:ascii="Courier New" w:hAnsi="Courier New" w:cs="Courier New"/>
-          <w:sz w:val="24"/>
-          <w:lang w:val="en-US"/>
-        </w:rPr>
-      </w:pPr>
-      <w:r>
-        <w:rPr>
-          <w:rFonts w:ascii="Courier New" w:hAnsi="Courier New" w:cs="Courier New"/>
-          <w:sz w:val="24"/>
-          <w:lang w:val="en-US"/>
-        </w:rPr>
-        <w:t xml:space="preserve">        });</w:t>
-      </w:r>
-    </w:p>
-    <w:p>
-      <w:pPr>
-        <w:spacing w:after="0" w:line="240" w:lineRule="auto"/>
-        <w:rPr>
-          <w:rFonts w:ascii="Courier New" w:hAnsi="Courier New" w:cs="Courier New"/>
-          <w:sz w:val="24"/>
-          <w:lang w:val="en-US"/>
-        </w:rPr>
-      </w:pPr>
-      <w:r>
-        <w:rPr>
-          <w:rFonts w:ascii="Courier New" w:hAnsi="Courier New" w:cs="Courier New"/>
-          <w:sz w:val="24"/>
-          <w:lang w:val="en-US"/>
-        </w:rPr>
-        <w:t xml:space="preserve">    }</w:t>
-      </w:r>
-    </w:p>
-    <w:p>
-      <w:pPr>
-        <w:spacing w:after="0" w:line="240" w:lineRule="auto"/>
-        <w:rPr>
-          <w:rFonts w:ascii="Courier New" w:hAnsi="Courier New" w:cs="Courier New"/>
-          <w:sz w:val="24"/>
-          <w:lang w:val="en-US"/>
-        </w:rPr>
-      </w:pPr>
-      <w:r>
-        <w:rPr>
-          <w:rFonts w:ascii="Courier New" w:hAnsi="Courier New" w:cs="Courier New"/>
-          <w:sz w:val="24"/>
-          <w:lang w:val="en-US"/>
-        </w:rPr>
-        <w:t>}</w:t>
-      </w:r>
-    </w:p>
-    <w:p>
-      <w:pPr>
-        <w:spacing w:before="100" w:beforeAutospacing="1" w:after="100" w:afterAutospacing="1" w:line="240" w:lineRule="auto"/>
-        <w:jc w:val="both"/>
-        <w:rPr>
-          <w:rFonts w:ascii="Times New Roman" w:hAnsi="Times New Roman" w:cs="Times New Roman"/>
-          <w:sz w:val="28"/>
-          <w:lang w:val="en-US"/>
-        </w:rPr>
-      </w:pPr>
-    </w:p>
-    <w:p>
-      <w:pPr>
-        <w:spacing w:after="0" w:line="240" w:lineRule="auto"/>
-        <w:rPr>
-          <w:rFonts w:ascii="Courier New" w:hAnsi="Courier New" w:cs="Courier New"/>
-          <w:sz w:val="24"/>
-          <w:lang w:val="en-US"/>
-        </w:rPr>
-      </w:pPr>
-      <w:r>
-        <w:rPr>
-          <w:rFonts w:ascii="Courier New" w:hAnsi="Courier New" w:cs="Courier New"/>
-          <w:sz w:val="24"/>
-          <w:lang w:val="en-US"/>
-        </w:rPr>
-        <w:t xml:space="preserve">import </w:t>
-      </w:r>
-      <w:proofErr w:type="spellStart"/>
-      <w:proofErr w:type="gramStart"/>
-      <w:r>
-        <w:rPr>
-          <w:rFonts w:ascii="Courier New" w:hAnsi="Courier New" w:cs="Courier New"/>
-          <w:sz w:val="24"/>
-          <w:lang w:val="en-US"/>
-        </w:rPr>
-        <w:t>jade.core</w:t>
-      </w:r>
-      <w:proofErr w:type="gramEnd"/>
-      <w:r>
-        <w:rPr>
-          <w:rFonts w:ascii="Courier New" w:hAnsi="Courier New" w:cs="Courier New"/>
-          <w:sz w:val="24"/>
-          <w:lang w:val="en-US"/>
-        </w:rPr>
-        <w:t>.Agent</w:t>
-      </w:r>
-      <w:proofErr w:type="spellEnd"/>
-      <w:r>
-        <w:rPr>
-          <w:rFonts w:ascii="Courier New" w:hAnsi="Courier New" w:cs="Courier New"/>
-          <w:sz w:val="24"/>
-          <w:lang w:val="en-US"/>
-        </w:rPr>
-        <w:t>;</w:t>
-      </w:r>
-    </w:p>
-    <w:p>
-      <w:pPr>
-        <w:spacing w:after="0" w:line="240" w:lineRule="auto"/>
-        <w:rPr>
-          <w:rFonts w:ascii="Courier New" w:hAnsi="Courier New" w:cs="Courier New"/>
-          <w:sz w:val="24"/>
-          <w:lang w:val="en-US"/>
-        </w:rPr>
-      </w:pPr>
-      <w:r>
-        <w:rPr>
-          <w:rFonts w:ascii="Courier New" w:hAnsi="Courier New" w:cs="Courier New"/>
-          <w:sz w:val="24"/>
-          <w:lang w:val="en-US"/>
-        </w:rPr>
-        <w:t xml:space="preserve">import </w:t>
-      </w:r>
-      <w:proofErr w:type="spellStart"/>
-      <w:r>
-        <w:rPr>
-          <w:rFonts w:ascii="Courier New" w:hAnsi="Courier New" w:cs="Courier New"/>
-          <w:sz w:val="24"/>
-          <w:lang w:val="en-US"/>
-        </w:rPr>
-        <w:t>jade.core.AID</w:t>
-      </w:r>
-      <w:proofErr w:type="spellEnd"/>
-      <w:r>
-        <w:rPr>
-          <w:rFonts w:ascii="Courier New" w:hAnsi="Courier New" w:cs="Courier New"/>
-          <w:sz w:val="24"/>
-          <w:lang w:val="en-US"/>
-        </w:rPr>
-        <w:t>;</w:t>
-      </w:r>
-    </w:p>
-    <w:p>
-      <w:pPr>
-        <w:spacing w:after="0" w:line="240" w:lineRule="auto"/>
-        <w:rPr>
-          <w:rFonts w:ascii="Courier New" w:hAnsi="Courier New" w:cs="Courier New"/>
-          <w:sz w:val="24"/>
-          <w:lang w:val="en-US"/>
-        </w:rPr>
-      </w:pPr>
-      <w:r>
-        <w:rPr>
-          <w:rFonts w:ascii="Courier New" w:hAnsi="Courier New" w:cs="Courier New"/>
-          <w:sz w:val="24"/>
-          <w:lang w:val="en-US"/>
-        </w:rPr>
-        <w:t xml:space="preserve">import </w:t>
-      </w:r>
-      <w:proofErr w:type="spellStart"/>
-      <w:proofErr w:type="gramStart"/>
-      <w:r>
-        <w:rPr>
-          <w:rFonts w:ascii="Courier New" w:hAnsi="Courier New" w:cs="Courier New"/>
-          <w:sz w:val="24"/>
-          <w:lang w:val="en-US"/>
-        </w:rPr>
-        <w:t>jade.core</w:t>
-      </w:r>
-      <w:proofErr w:type="gramEnd"/>
-      <w:r>
-        <w:rPr>
-          <w:rFonts w:ascii="Courier New" w:hAnsi="Courier New" w:cs="Courier New"/>
-          <w:sz w:val="24"/>
-          <w:lang w:val="en-US"/>
-        </w:rPr>
-        <w:t>.behaviours.OneShotBehaviour</w:t>
-      </w:r>
-      <w:proofErr w:type="spellEnd"/>
-      <w:r>
-        <w:rPr>
-          <w:rFonts w:ascii="Courier New" w:hAnsi="Courier New" w:cs="Courier New"/>
-          <w:sz w:val="24"/>
-          <w:lang w:val="en-US"/>
-        </w:rPr>
-        <w:t>;</w:t>
-      </w:r>
-    </w:p>
-    <w:p>
-      <w:pPr>
-        <w:spacing w:after="0" w:line="240" w:lineRule="auto"/>
-        <w:rPr>
-          <w:rFonts w:ascii="Courier New" w:hAnsi="Courier New" w:cs="Courier New"/>
-          <w:sz w:val="24"/>
-          <w:lang w:val="en-US"/>
-        </w:rPr>
-      </w:pPr>
-      <w:r>
-        <w:rPr>
-          <w:rFonts w:ascii="Courier New" w:hAnsi="Courier New" w:cs="Courier New"/>
-          <w:sz w:val="24"/>
-          <w:lang w:val="en-US"/>
-        </w:rPr>
-        <w:t xml:space="preserve">import </w:t>
-      </w:r>
-      <w:proofErr w:type="spellStart"/>
-      <w:proofErr w:type="gramStart"/>
-      <w:r>
-        <w:rPr>
-          <w:rFonts w:ascii="Courier New" w:hAnsi="Courier New" w:cs="Courier New"/>
-          <w:sz w:val="24"/>
-          <w:lang w:val="en-US"/>
-        </w:rPr>
-        <w:t>jade.lang.acl.ACLMessage</w:t>
-      </w:r>
-      <w:proofErr w:type="spellEnd"/>
-      <w:proofErr w:type="gramEnd"/>
-      <w:r>
-        <w:rPr>
-          <w:rFonts w:ascii="Courier New" w:hAnsi="Courier New" w:cs="Courier New"/>
-          <w:sz w:val="24"/>
-          <w:lang w:val="en-US"/>
-        </w:rPr>
-        <w:t>;</w:t>
-      </w:r>
-    </w:p>
-    <w:p>
-      <w:pPr>
-        <w:spacing w:after="0" w:line="240" w:lineRule="auto"/>
-        <w:rPr>
-          <w:rFonts w:ascii="Courier New" w:hAnsi="Courier New" w:cs="Courier New"/>
-          <w:sz w:val="24"/>
-          <w:lang w:val="en-US"/>
-        </w:rPr>
-      </w:pPr>
-    </w:p>
-    <w:p>
-      <w:pPr>
-        <w:spacing w:after="0" w:line="240" w:lineRule="auto"/>
-        <w:rPr>
-          <w:rFonts w:ascii="Courier New" w:hAnsi="Courier New" w:cs="Courier New"/>
-          <w:sz w:val="24"/>
-          <w:lang w:val="en-US"/>
-        </w:rPr>
-      </w:pPr>
-      <w:r>
-        <w:rPr>
-          <w:rFonts w:ascii="Courier New" w:hAnsi="Courier New" w:cs="Courier New"/>
-          <w:sz w:val="24"/>
-          <w:lang w:val="en-US"/>
-        </w:rPr>
-        <w:t xml:space="preserve">public class </w:t>
-      </w:r>
-      <w:proofErr w:type="spellStart"/>
-      <w:r>
-        <w:rPr>
-          <w:rFonts w:ascii="Courier New" w:hAnsi="Courier New" w:cs="Courier New"/>
-          <w:sz w:val="24"/>
-          <w:lang w:val="en-US"/>
-        </w:rPr>
-        <w:t>SenderAgent</w:t>
-      </w:r>
-      <w:proofErr w:type="spellEnd"/>
-      <w:r>
-        <w:rPr>
-          <w:rFonts w:ascii="Courier New" w:hAnsi="Courier New" w:cs="Courier New"/>
-          <w:sz w:val="24"/>
-          <w:lang w:val="en-US"/>
-        </w:rPr>
-        <w:t xml:space="preserve"> extends Agent {</w:t>
-      </w:r>
-    </w:p>
-    <w:p>
-      <w:pPr>
-        <w:spacing w:after="0" w:line="240" w:lineRule="auto"/>
-        <w:rPr>
-          <w:rFonts w:ascii="Courier New" w:hAnsi="Courier New" w:cs="Courier New"/>
-          <w:sz w:val="24"/>
-          <w:lang w:val="en-US"/>
-        </w:rPr>
-      </w:pPr>
-    </w:p>
-    <w:p>
-      <w:pPr>
-        <w:spacing w:after="0" w:line="240" w:lineRule="auto"/>
-        <w:rPr>
-          <w:rFonts w:ascii="Courier New" w:hAnsi="Courier New" w:cs="Courier New"/>
-          <w:sz w:val="24"/>
-          <w:lang w:val="en-US"/>
-        </w:rPr>
-      </w:pPr>
-      <w:r>
-        <w:rPr>
-          <w:rFonts w:ascii="Courier New" w:hAnsi="Courier New" w:cs="Courier New"/>
-          <w:sz w:val="24"/>
-          <w:lang w:val="en-US"/>
-        </w:rPr>
-        <w:t xml:space="preserve">    @Override</w:t>
-      </w:r>
-    </w:p>
-    <w:p>
-      <w:pPr>
-        <w:spacing w:after="0" w:line="240" w:lineRule="auto"/>
-        <w:rPr>
-          <w:rFonts w:ascii="Courier New" w:hAnsi="Courier New" w:cs="Courier New"/>
-          <w:sz w:val="24"/>
-          <w:lang w:val="en-US"/>
-        </w:rPr>
-      </w:pPr>
-      <w:r>
-        <w:rPr>
-          <w:rFonts w:ascii="Courier New" w:hAnsi="Courier New" w:cs="Courier New"/>
-          <w:sz w:val="24"/>
-          <w:lang w:val="en-US"/>
-        </w:rPr>
-        <w:t xml:space="preserve">    protected void </w:t>
-      </w:r>
-      <w:proofErr w:type="gramStart"/>
-      <w:r>
-        <w:rPr>
-          <w:rFonts w:ascii="Courier New" w:hAnsi="Courier New" w:cs="Courier New"/>
-          <w:sz w:val="24"/>
-          <w:lang w:val="en-US"/>
-        </w:rPr>
-        <w:t>setup(</w:t>
-      </w:r>
-      <w:proofErr w:type="gramEnd"/>
-      <w:r>
-        <w:rPr>
-          <w:rFonts w:ascii="Courier New" w:hAnsi="Courier New" w:cs="Courier New"/>
-          <w:sz w:val="24"/>
-          <w:lang w:val="en-US"/>
-        </w:rPr>
-        <w:t>) {</w:t>
-      </w:r>
-    </w:p>
-    <w:p>
-      <w:pPr>
-        <w:spacing w:after="0" w:line="240" w:lineRule="auto"/>
-        <w:rPr>
-          <w:rFonts w:ascii="Courier New" w:hAnsi="Courier New" w:cs="Courier New"/>
-          <w:sz w:val="24"/>
-          <w:lang w:val="en-US"/>
-        </w:rPr>
-      </w:pPr>
-      <w:r>
-        <w:rPr>
-          <w:rFonts w:ascii="Courier New" w:hAnsi="Courier New" w:cs="Courier New"/>
-          <w:sz w:val="24"/>
-          <w:lang w:val="en-US"/>
-        </w:rPr>
-        <w:t xml:space="preserve">        </w:t>
-      </w:r>
-      <w:proofErr w:type="spellStart"/>
-      <w:r>
-        <w:rPr>
-          <w:rFonts w:ascii="Courier New" w:hAnsi="Courier New" w:cs="Courier New"/>
-          <w:sz w:val="24"/>
-          <w:lang w:val="en-US"/>
-        </w:rPr>
-        <w:t>System.out.println</w:t>
-      </w:r>
-      <w:proofErr w:type="spellEnd"/>
-      <w:r>
-        <w:rPr>
-          <w:rFonts w:ascii="Courier New" w:hAnsi="Courier New" w:cs="Courier New"/>
-          <w:sz w:val="24"/>
-          <w:lang w:val="en-US"/>
-        </w:rPr>
-        <w:t>(</w:t>
-      </w:r>
-      <w:proofErr w:type="spellStart"/>
-      <w:proofErr w:type="gramStart"/>
-      <w:r>
-        <w:rPr>
-          <w:rFonts w:ascii="Courier New" w:hAnsi="Courier New" w:cs="Courier New"/>
-          <w:sz w:val="24"/>
-          <w:lang w:val="en-US"/>
-        </w:rPr>
-        <w:t>getLocalName</w:t>
-      </w:r>
-      <w:proofErr w:type="spellEnd"/>
-      <w:r>
-        <w:rPr>
-          <w:rFonts w:ascii="Courier New" w:hAnsi="Courier New" w:cs="Courier New"/>
-          <w:sz w:val="24"/>
-          <w:lang w:val="en-US"/>
-        </w:rPr>
-        <w:t>(</w:t>
-      </w:r>
-      <w:proofErr w:type="gramEnd"/>
-      <w:r>
-        <w:rPr>
-          <w:rFonts w:ascii="Courier New" w:hAnsi="Courier New" w:cs="Courier New"/>
-          <w:sz w:val="24"/>
-          <w:lang w:val="en-US"/>
-        </w:rPr>
-        <w:t>) + " started.");</w:t>
-      </w:r>
-    </w:p>
-    <w:p>
-      <w:pPr>
-        <w:spacing w:after="0" w:line="240" w:lineRule="auto"/>
-        <w:rPr>
-          <w:rFonts w:ascii="Courier New" w:hAnsi="Courier New" w:cs="Courier New"/>
-          <w:sz w:val="24"/>
-          <w:lang w:val="en-US"/>
-        </w:rPr>
-      </w:pPr>
-    </w:p>
-    <w:p>
-      <w:pPr>
-        <w:spacing w:after="0" w:line="240" w:lineRule="auto"/>
-        <w:rPr>
-          <w:rFonts w:ascii="Courier New" w:hAnsi="Courier New" w:cs="Courier New"/>
-          <w:sz w:val="24"/>
-          <w:lang w:val="en-US"/>
-        </w:rPr>
-      </w:pPr>
-      <w:r>
-        <w:rPr>
-          <w:rFonts w:ascii="Courier New" w:hAnsi="Courier New" w:cs="Courier New"/>
-          <w:sz w:val="24"/>
-          <w:lang w:val="en-US"/>
-        </w:rPr>
-        <w:t xml:space="preserve">        </w:t>
-      </w:r>
-      <w:proofErr w:type="spellStart"/>
-      <w:proofErr w:type="gramStart"/>
-      <w:r>
-        <w:rPr>
-          <w:rFonts w:ascii="Courier New" w:hAnsi="Courier New" w:cs="Courier New"/>
-          <w:sz w:val="24"/>
-          <w:lang w:val="en-US"/>
-        </w:rPr>
-        <w:t>addBehaviour</w:t>
-      </w:r>
-      <w:proofErr w:type="spellEnd"/>
-      <w:r>
-        <w:rPr>
-          <w:rFonts w:ascii="Courier New" w:hAnsi="Courier New" w:cs="Courier New"/>
-          <w:sz w:val="24"/>
-          <w:lang w:val="en-US"/>
-        </w:rPr>
-        <w:t>(</w:t>
-      </w:r>
-      <w:proofErr w:type="gramEnd"/>
-      <w:r>
-        <w:rPr>
-          <w:rFonts w:ascii="Courier New" w:hAnsi="Courier New" w:cs="Courier New"/>
-          <w:sz w:val="24"/>
-          <w:lang w:val="en-US"/>
-        </w:rPr>
-        <w:t xml:space="preserve">new </w:t>
-      </w:r>
-      <w:proofErr w:type="spellStart"/>
-      <w:r>
-        <w:rPr>
-          <w:rFonts w:ascii="Courier New" w:hAnsi="Courier New" w:cs="Courier New"/>
-          <w:sz w:val="24"/>
-          <w:lang w:val="en-US"/>
-        </w:rPr>
-        <w:t>OneShotBehaviour</w:t>
-      </w:r>
-      <w:proofErr w:type="spellEnd"/>
-      <w:r>
-        <w:rPr>
-          <w:rFonts w:ascii="Courier New" w:hAnsi="Courier New" w:cs="Courier New"/>
-          <w:sz w:val="24"/>
-          <w:lang w:val="en-US"/>
-        </w:rPr>
-        <w:t>() {</w:t>
-      </w:r>
-    </w:p>
-    <w:p>
-      <w:pPr>
-        <w:spacing w:after="0" w:line="240" w:lineRule="auto"/>
-        <w:rPr>
-          <w:rFonts w:ascii="Courier New" w:hAnsi="Courier New" w:cs="Courier New"/>
-          <w:sz w:val="24"/>
-          <w:lang w:val="en-US"/>
-        </w:rPr>
-      </w:pPr>
-      <w:r>
-        <w:rPr>
-          <w:rFonts w:ascii="Courier New" w:hAnsi="Courier New" w:cs="Courier New"/>
-          <w:sz w:val="24"/>
-          <w:lang w:val="en-US"/>
-        </w:rPr>
-        <w:t xml:space="preserve">            @Override</w:t>
-      </w:r>
-    </w:p>
-    <w:p>
-      <w:pPr>
-        <w:spacing w:after="0" w:line="240" w:lineRule="auto"/>
-        <w:rPr>
-          <w:rFonts w:ascii="Courier New" w:hAnsi="Courier New" w:cs="Courier New"/>
-          <w:sz w:val="24"/>
-          <w:lang w:val="en-US"/>
-        </w:rPr>
-      </w:pPr>
-      <w:r>
-        <w:rPr>
-          <w:rFonts w:ascii="Courier New" w:hAnsi="Courier New" w:cs="Courier New"/>
-          <w:sz w:val="24"/>
-          <w:lang w:val="en-US"/>
-        </w:rPr>
-        <w:t xml:space="preserve">            public void </w:t>
-      </w:r>
-      <w:proofErr w:type="gramStart"/>
-      <w:r>
-        <w:rPr>
-          <w:rFonts w:ascii="Courier New" w:hAnsi="Courier New" w:cs="Courier New"/>
-          <w:sz w:val="24"/>
-          <w:lang w:val="en-US"/>
-        </w:rPr>
-        <w:t>action(</w:t>
-      </w:r>
-      <w:proofErr w:type="gramEnd"/>
-      <w:r>
-        <w:rPr>
-          <w:rFonts w:ascii="Courier New" w:hAnsi="Courier New" w:cs="Courier New"/>
-          <w:sz w:val="24"/>
-          <w:lang w:val="en-US"/>
-        </w:rPr>
-        <w:t>) {</w:t>
-      </w:r>
-    </w:p>
-    <w:p>
-      <w:pPr>
-        <w:spacing w:after="0" w:line="240" w:lineRule="auto"/>
-        <w:rPr>
-          <w:rFonts w:ascii="Courier New" w:hAnsi="Courier New" w:cs="Courier New"/>
-          <w:sz w:val="24"/>
-          <w:lang w:val="en-US"/>
-        </w:rPr>
-      </w:pPr>
-      <w:r>
-        <w:rPr>
-          <w:rFonts w:ascii="Courier New" w:hAnsi="Courier New" w:cs="Courier New"/>
-          <w:sz w:val="24"/>
-          <w:lang w:val="en-US"/>
-        </w:rPr>
-        <w:t xml:space="preserve">                </w:t>
-      </w:r>
-      <w:proofErr w:type="spellStart"/>
-      <w:r>
-        <w:rPr>
-          <w:rFonts w:ascii="Courier New" w:hAnsi="Courier New" w:cs="Courier New"/>
-          <w:sz w:val="24"/>
-          <w:lang w:val="en-US"/>
-        </w:rPr>
-        <w:t>ACLMessage</w:t>
-      </w:r>
-      <w:proofErr w:type="spellEnd"/>
-      <w:r>
-        <w:rPr>
-          <w:rFonts w:ascii="Courier New" w:hAnsi="Courier New" w:cs="Courier New"/>
-          <w:sz w:val="24"/>
-          <w:lang w:val="en-US"/>
-        </w:rPr>
-        <w:t xml:space="preserve"> msg = new </w:t>
-      </w:r>
-      <w:proofErr w:type="spellStart"/>
-      <w:proofErr w:type="gramStart"/>
-      <w:r>
-        <w:rPr>
-          <w:rFonts w:ascii="Courier New" w:hAnsi="Courier New" w:cs="Courier New"/>
-          <w:sz w:val="24"/>
-          <w:lang w:val="en-US"/>
-        </w:rPr>
-        <w:t>ACLMessage</w:t>
-      </w:r>
-      <w:proofErr w:type="spellEnd"/>
-      <w:r>
-        <w:rPr>
-          <w:rFonts w:ascii="Courier New" w:hAnsi="Courier New" w:cs="Courier New"/>
-          <w:sz w:val="24"/>
-          <w:lang w:val="en-US"/>
-        </w:rPr>
-        <w:t>(</w:t>
-      </w:r>
-      <w:proofErr w:type="spellStart"/>
-      <w:proofErr w:type="gramEnd"/>
-      <w:r>
-        <w:rPr>
-          <w:rFonts w:ascii="Courier New" w:hAnsi="Courier New" w:cs="Courier New"/>
-          <w:sz w:val="24"/>
-          <w:lang w:val="en-US"/>
-        </w:rPr>
-        <w:t>ACLMessage.INFORM</w:t>
-      </w:r>
-      <w:proofErr w:type="spellEnd"/>
-      <w:r>
-        <w:rPr>
-          <w:rFonts w:ascii="Courier New" w:hAnsi="Courier New" w:cs="Courier New"/>
-          <w:sz w:val="24"/>
-          <w:lang w:val="en-US"/>
-        </w:rPr>
-        <w:t>);</w:t>
-      </w:r>
-    </w:p>
-    <w:p>
-      <w:pPr>
-        <w:spacing w:after="0" w:line="240" w:lineRule="auto"/>
-        <w:rPr>
-          <w:rFonts w:ascii="Courier New" w:hAnsi="Courier New" w:cs="Courier New"/>
-          <w:sz w:val="24"/>
-          <w:lang w:val="en-US"/>
-        </w:rPr>
-      </w:pPr>
-      <w:r>
-        <w:rPr>
-          <w:rFonts w:ascii="Courier New" w:hAnsi="Courier New" w:cs="Courier New"/>
-          <w:sz w:val="24"/>
-          <w:lang w:val="en-US"/>
-        </w:rPr>
-        <w:t xml:space="preserve">                </w:t>
-      </w:r>
-      <w:proofErr w:type="spellStart"/>
-      <w:proofErr w:type="gramStart"/>
-      <w:r>
-        <w:rPr>
-          <w:rFonts w:ascii="Courier New" w:hAnsi="Courier New" w:cs="Courier New"/>
-          <w:sz w:val="24"/>
-          <w:lang w:val="en-US"/>
-        </w:rPr>
-        <w:t>msg.addReceiver</w:t>
-      </w:r>
-      <w:proofErr w:type="spellEnd"/>
-      <w:proofErr w:type="gramEnd"/>
-      <w:r>
-        <w:rPr>
-          <w:rFonts w:ascii="Courier New" w:hAnsi="Courier New" w:cs="Courier New"/>
-          <w:sz w:val="24"/>
-          <w:lang w:val="en-US"/>
-        </w:rPr>
-        <w:t>(new AID("receiver", AID.ISLOCALNAME));</w:t>
-      </w:r>
-    </w:p>
-    <w:p>
-      <w:pPr>
-        <w:spacing w:after="0" w:line="240" w:lineRule="auto"/>
-        <w:rPr>
-          <w:rFonts w:ascii="Courier New" w:hAnsi="Courier New" w:cs="Courier New"/>
-          <w:sz w:val="24"/>
-          <w:lang w:val="en-US"/>
-        </w:rPr>
-      </w:pPr>
-      <w:r>
-        <w:rPr>
-          <w:rFonts w:ascii="Courier New" w:hAnsi="Courier New" w:cs="Courier New"/>
-          <w:sz w:val="24"/>
-          <w:lang w:val="en-US"/>
-        </w:rPr>
-        <w:t xml:space="preserve">                </w:t>
-      </w:r>
-      <w:proofErr w:type="spellStart"/>
-      <w:proofErr w:type="gramStart"/>
-      <w:r>
-        <w:rPr>
-          <w:rFonts w:ascii="Courier New" w:hAnsi="Courier New" w:cs="Courier New"/>
-          <w:sz w:val="24"/>
-          <w:lang w:val="en-US"/>
-        </w:rPr>
-        <w:t>msg.setContent</w:t>
-      </w:r>
-      <w:proofErr w:type="spellEnd"/>
-      <w:proofErr w:type="gramEnd"/>
-      <w:r>
-        <w:rPr>
-          <w:rFonts w:ascii="Courier New" w:hAnsi="Courier New" w:cs="Courier New"/>
-          <w:sz w:val="24"/>
-          <w:lang w:val="en-US"/>
-        </w:rPr>
-        <w:t xml:space="preserve">("Hello from </w:t>
-      </w:r>
-      <w:proofErr w:type="spellStart"/>
-      <w:r>
-        <w:rPr>
-          <w:rFonts w:ascii="Courier New" w:hAnsi="Courier New" w:cs="Courier New"/>
-          <w:sz w:val="24"/>
-          <w:lang w:val="en-US"/>
-        </w:rPr>
-        <w:t>SenderAgent</w:t>
-      </w:r>
-      <w:proofErr w:type="spellEnd"/>
-      <w:r>
-        <w:rPr>
-          <w:rFonts w:ascii="Courier New" w:hAnsi="Courier New" w:cs="Courier New"/>
-          <w:sz w:val="24"/>
-          <w:lang w:val="en-US"/>
-        </w:rPr>
-        <w:t>!");</w:t>
-      </w:r>
-    </w:p>
-    <w:p>
-      <w:pPr>
-        <w:spacing w:after="0" w:line="240" w:lineRule="auto"/>
-        <w:rPr>
-          <w:rFonts w:ascii="Courier New" w:hAnsi="Courier New" w:cs="Courier New"/>
-          <w:sz w:val="24"/>
-          <w:lang w:val="en-US"/>
-        </w:rPr>
-      </w:pPr>
-      <w:r>
-        <w:rPr>
-          <w:rFonts w:ascii="Courier New" w:hAnsi="Courier New" w:cs="Courier New"/>
-          <w:sz w:val="24"/>
-          <w:lang w:val="en-US"/>
-        </w:rPr>
-        <w:t xml:space="preserve">                send(msg);</w:t>
-      </w:r>
-    </w:p>
-    <w:p>
-      <w:pPr>
-        <w:spacing w:after="0" w:line="240" w:lineRule="auto"/>
-        <w:rPr>
-          <w:rFonts w:ascii="Courier New" w:hAnsi="Courier New" w:cs="Courier New"/>
-          <w:sz w:val="24"/>
-          <w:lang w:val="en-US"/>
-        </w:rPr>
-      </w:pPr>
-    </w:p>
-    <w:p>
-      <w:pPr>
-        <w:spacing w:after="0" w:line="240" w:lineRule="auto"/>
-        <w:rPr>
-          <w:rFonts w:ascii="Courier New" w:hAnsi="Courier New" w:cs="Courier New"/>
-          <w:sz w:val="24"/>
-          <w:lang w:val="en-US"/>
-        </w:rPr>
-      </w:pPr>
-      <w:r>
-        <w:rPr>
-          <w:rFonts w:ascii="Courier New" w:hAnsi="Courier New" w:cs="Courier New"/>
-          <w:sz w:val="24"/>
-          <w:lang w:val="en-US"/>
-        </w:rPr>
-        <w:t xml:space="preserve">                </w:t>
-      </w:r>
-      <w:proofErr w:type="spellStart"/>
-      <w:r>
-        <w:rPr>
-          <w:rFonts w:ascii="Courier New" w:hAnsi="Courier New" w:cs="Courier New"/>
-          <w:sz w:val="24"/>
-          <w:lang w:val="en-US"/>
-        </w:rPr>
-        <w:t>System.out.println</w:t>
-      </w:r>
-      <w:proofErr w:type="spellEnd"/>
-      <w:r>
-        <w:rPr>
-          <w:rFonts w:ascii="Courier New" w:hAnsi="Courier New" w:cs="Courier New"/>
-          <w:sz w:val="24"/>
-          <w:lang w:val="en-US"/>
-        </w:rPr>
-        <w:t>(</w:t>
-      </w:r>
-      <w:proofErr w:type="spellStart"/>
-      <w:proofErr w:type="gramStart"/>
-      <w:r>
-        <w:rPr>
-          <w:rFonts w:ascii="Courier New" w:hAnsi="Courier New" w:cs="Courier New"/>
-          <w:sz w:val="24"/>
-          <w:lang w:val="en-US"/>
-        </w:rPr>
-        <w:t>getLocalName</w:t>
-      </w:r>
-      <w:proofErr w:type="spellEnd"/>
-      <w:r>
-        <w:rPr>
-          <w:rFonts w:ascii="Courier New" w:hAnsi="Courier New" w:cs="Courier New"/>
-          <w:sz w:val="24"/>
-          <w:lang w:val="en-US"/>
-        </w:rPr>
-        <w:t>(</w:t>
-      </w:r>
-      <w:proofErr w:type="gramEnd"/>
-      <w:r>
-        <w:rPr>
-          <w:rFonts w:ascii="Courier New" w:hAnsi="Courier New" w:cs="Courier New"/>
-          <w:sz w:val="24"/>
-          <w:lang w:val="en-US"/>
-        </w:rPr>
-        <w:t xml:space="preserve">) + " sent: " + </w:t>
-      </w:r>
-      <w:proofErr w:type="spellStart"/>
-      <w:r>
-        <w:rPr>
-          <w:rFonts w:ascii="Courier New" w:hAnsi="Courier New" w:cs="Courier New"/>
-          <w:sz w:val="24"/>
-          <w:lang w:val="en-US"/>
-        </w:rPr>
-        <w:t>msg.getContent</w:t>
-      </w:r>
-      <w:proofErr w:type="spellEnd"/>
-      <w:r>
-        <w:rPr>
-          <w:rFonts w:ascii="Courier New" w:hAnsi="Courier New" w:cs="Courier New"/>
-          <w:sz w:val="24"/>
-          <w:lang w:val="en-US"/>
-        </w:rPr>
-        <w:t>());</w:t>
-      </w:r>
-    </w:p>
-    <w:p>
-      <w:pPr>
-        <w:spacing w:after="0" w:line="240" w:lineRule="auto"/>
-        <w:rPr>
-          <w:rFonts w:ascii="Courier New" w:hAnsi="Courier New" w:cs="Courier New"/>
-          <w:sz w:val="24"/>
-        </w:rPr>
-      </w:pPr>
-      <w:r>
-        <w:rPr>
-          <w:rFonts w:ascii="Courier New" w:hAnsi="Courier New" w:cs="Courier New"/>
-          <w:sz w:val="24"/>
-          <w:lang w:val="en-US"/>
-        </w:rPr>
-        <w:t xml:space="preserve">            </w:t>
-      </w:r>
-      <w:r>
-        <w:rPr>
-          <w:rFonts w:ascii="Courier New" w:hAnsi="Courier New" w:cs="Courier New"/>
-          <w:sz w:val="24"/>
-        </w:rPr>
-        <w:t>}</w:t>
-      </w:r>
-    </w:p>
-    <w:p>
-      <w:pPr>
-        <w:spacing w:after="0" w:line="240" w:lineRule="auto"/>
-        <w:rPr>
-          <w:rFonts w:ascii="Courier New" w:hAnsi="Courier New" w:cs="Courier New"/>
-          <w:sz w:val="24"/>
-        </w:rPr>
-      </w:pPr>
-      <w:r>
-        <w:rPr>
-          <w:rFonts w:ascii="Courier New" w:hAnsi="Courier New" w:cs="Courier New"/>
-          <w:sz w:val="24"/>
-        </w:rPr>
-        <w:t xml:space="preserve">        });</w:t>
-      </w:r>
-    </w:p>
-    <w:p>
-      <w:pPr>
-        <w:spacing w:after="0" w:line="240" w:lineRule="auto"/>
-        <w:rPr>
-          <w:rFonts w:ascii="Courier New" w:hAnsi="Courier New" w:cs="Courier New"/>
-          <w:sz w:val="24"/>
-        </w:rPr>
-      </w:pPr>
-      <w:r>
-        <w:rPr>
-          <w:rFonts w:ascii="Courier New" w:hAnsi="Courier New" w:cs="Courier New"/>
-          <w:sz w:val="24"/>
-        </w:rPr>
-        <w:t xml:space="preserve">    }</w:t>
-      </w:r>
-    </w:p>
-    <w:p>
-      <w:pPr>
-        <w:spacing w:after="0" w:line="240" w:lineRule="auto"/>
-        <w:rPr>
-          <w:rFonts w:ascii="Courier New" w:hAnsi="Courier New" w:cs="Courier New"/>
-          <w:sz w:val="24"/>
-        </w:rPr>
-      </w:pPr>
-      <w:r>
-        <w:rPr>
-          <w:rFonts w:ascii="Courier New" w:hAnsi="Courier New" w:cs="Courier New"/>
-          <w:sz w:val="24"/>
-        </w:rPr>
-        <w:t>}</w:t>
-      </w:r>
-    </w:p>
-    <w:p>
-      <w:pPr>
-        <w:spacing w:before="100" w:beforeAutospacing="1" w:after="100" w:afterAutospacing="1" w:line="240" w:lineRule="auto"/>
-        <w:jc w:val="both"/>
-        <w:rPr>
-          <w:rFonts w:ascii="Times New Roman" w:hAnsi="Times New Roman" w:cs="Times New Roman"/>
-          <w:b/>
-          <w:sz w:val="28"/>
-        </w:rPr>
-      </w:pPr>
-      <w:r>
-        <w:rPr>
-          <w:rFonts w:ascii="Times New Roman" w:hAnsi="Times New Roman" w:cs="Times New Roman"/>
-          <w:b/>
-          <w:sz w:val="28"/>
-        </w:rPr>
-        <w:t xml:space="preserve">3. </w:t>
-      </w:r>
-      <w:r>
-        <w:rPr>
-          <w:rFonts w:ascii="Times New Roman" w:hAnsi="Times New Roman" w:cs="Times New Roman"/>
-          <w:b/>
-          <w:sz w:val="28"/>
-        </w:rPr>
-        <w:t>Запуск системы</w:t>
-      </w:r>
-    </w:p>
-    <w:p>
-      <w:pPr>
-        <w:spacing w:before="100" w:beforeAutospacing="1" w:after="100" w:afterAutospacing="1" w:line="240" w:lineRule="auto"/>
-        <w:jc w:val="both"/>
-        <w:rPr>
-          <w:rFonts w:ascii="Times New Roman" w:hAnsi="Times New Roman" w:cs="Times New Roman"/>
-          <w:sz w:val="28"/>
-        </w:rPr>
-      </w:pPr>
-      <w:r>
-        <w:rPr>
-          <w:rFonts w:ascii="Times New Roman" w:hAnsi="Times New Roman" w:cs="Times New Roman"/>
-          <w:sz w:val="28"/>
-        </w:rPr>
-        <w:t>Система запускалась через командную строку или среду разработки.</w:t>
-      </w:r>
-    </w:p>
-    <w:p>
-      <w:pPr>
-        <w:spacing w:before="100" w:beforeAutospacing="1" w:after="100" w:afterAutospacing="1" w:line="240" w:lineRule="auto"/>
-        <w:jc w:val="both"/>
-        <w:rPr>
-          <w:rFonts w:ascii="Times New Roman" w:hAnsi="Times New Roman" w:cs="Times New Roman"/>
-          <w:sz w:val="28"/>
-        </w:rPr>
-      </w:pPr>
-      <w:r>
-        <w:rPr>
-          <w:rFonts w:ascii="Times New Roman" w:hAnsi="Times New Roman" w:cs="Times New Roman"/>
-          <w:sz w:val="28"/>
-        </w:rPr>
-        <w:t>Основные</w:t>
-      </w:r>
-      <w:r>
-        <w:rPr>
-          <w:rFonts w:ascii="Times New Roman" w:hAnsi="Times New Roman" w:cs="Times New Roman"/>
-          <w:sz w:val="28"/>
-        </w:rPr>
-        <w:t xml:space="preserve"> </w:t>
-      </w:r>
-      <w:r>
-        <w:rPr>
-          <w:rFonts w:ascii="Times New Roman" w:hAnsi="Times New Roman" w:cs="Times New Roman"/>
-          <w:sz w:val="28"/>
-        </w:rPr>
-        <w:t>команды</w:t>
-      </w:r>
-      <w:r>
-        <w:rPr>
-          <w:rFonts w:ascii="Times New Roman" w:hAnsi="Times New Roman" w:cs="Times New Roman"/>
-          <w:sz w:val="28"/>
-        </w:rPr>
-        <w:t>:</w:t>
-      </w:r>
-    </w:p>
-    <w:p>
-      <w:pPr>
-        <w:spacing w:after="0" w:line="240" w:lineRule="auto"/>
-        <w:rPr>
-          <w:rFonts w:ascii="Courier New" w:hAnsi="Courier New" w:cs="Courier New"/>
-          <w:sz w:val="24"/>
-          <w:szCs w:val="24"/>
-        </w:rPr>
-      </w:pPr>
-      <w:proofErr w:type="spellStart"/>
-      <w:r>
-        <w:rPr>
-          <w:rFonts w:ascii="Courier New" w:hAnsi="Courier New" w:cs="Courier New"/>
-          <w:sz w:val="24"/>
-          <w:szCs w:val="24"/>
-          <w:lang w:val="en-US"/>
-        </w:rPr>
-        <w:t>javac</w:t>
-      </w:r>
-      <w:proofErr w:type="spellEnd"/>
-      <w:r>
-        <w:rPr>
-          <w:rFonts w:ascii="Courier New" w:hAnsi="Courier New" w:cs="Courier New"/>
-          <w:sz w:val="24"/>
-          <w:szCs w:val="24"/>
-        </w:rPr>
-        <w:t xml:space="preserve"> -</w:t>
-      </w:r>
-      <w:r>
-        <w:rPr>
-          <w:rFonts w:ascii="Courier New" w:hAnsi="Courier New" w:cs="Courier New"/>
-          <w:sz w:val="24"/>
-          <w:szCs w:val="24"/>
-          <w:lang w:val="en-US"/>
-        </w:rPr>
-        <w:t>cp</w:t>
-      </w:r>
-      <w:r>
-        <w:rPr>
-          <w:rFonts w:ascii="Courier New" w:hAnsi="Courier New" w:cs="Courier New"/>
-          <w:sz w:val="24"/>
-          <w:szCs w:val="24"/>
-        </w:rPr>
-        <w:t xml:space="preserve"> </w:t>
-      </w:r>
-      <w:r>
-        <w:rPr>
-          <w:rFonts w:ascii="Courier New" w:hAnsi="Courier New" w:cs="Courier New"/>
-          <w:sz w:val="24"/>
-          <w:szCs w:val="24"/>
-          <w:lang w:val="en-US"/>
-        </w:rPr>
-        <w:t>jade</w:t>
-      </w:r>
-      <w:r>
-        <w:rPr>
-          <w:rFonts w:ascii="Courier New" w:hAnsi="Courier New" w:cs="Courier New"/>
-          <w:sz w:val="24"/>
-          <w:szCs w:val="24"/>
-        </w:rPr>
-        <w:t>.</w:t>
-      </w:r>
-      <w:r>
-        <w:rPr>
-          <w:rFonts w:ascii="Courier New" w:hAnsi="Courier New" w:cs="Courier New"/>
-          <w:sz w:val="24"/>
-          <w:szCs w:val="24"/>
-          <w:lang w:val="en-US"/>
-        </w:rPr>
-        <w:t>jar</w:t>
-      </w:r>
-      <w:r>
-        <w:rPr>
-          <w:rFonts w:ascii="Courier New" w:hAnsi="Courier New" w:cs="Courier New"/>
-          <w:sz w:val="24"/>
-          <w:szCs w:val="24"/>
-        </w:rPr>
-        <w:t xml:space="preserve"> *.</w:t>
-      </w:r>
-      <w:r>
-        <w:rPr>
-          <w:rFonts w:ascii="Courier New" w:hAnsi="Courier New" w:cs="Courier New"/>
-          <w:sz w:val="24"/>
-          <w:szCs w:val="24"/>
-          <w:lang w:val="en-US"/>
-        </w:rPr>
-        <w:t>java</w:t>
-      </w:r>
-    </w:p>
-    <w:p>
-      <w:pPr>
-        <w:spacing w:after="0" w:line="240" w:lineRule="auto"/>
-        <w:rPr>
-          <w:rFonts w:ascii="Courier New" w:hAnsi="Courier New" w:cs="Courier New"/>
-          <w:sz w:val="24"/>
-          <w:szCs w:val="24"/>
-          <w:lang w:val="en-US"/>
-        </w:rPr>
-      </w:pPr>
-      <w:r>
-        <w:rPr>
-          <w:rFonts w:ascii="Courier New" w:hAnsi="Courier New" w:cs="Courier New"/>
-          <w:sz w:val="24"/>
-          <w:szCs w:val="24"/>
-          <w:lang w:val="en-US"/>
-        </w:rPr>
-        <w:t>java -</w:t>
-      </w:r>
-      <w:proofErr w:type="gramStart"/>
-      <w:r>
-        <w:rPr>
-          <w:rFonts w:ascii="Courier New" w:hAnsi="Courier New" w:cs="Courier New"/>
-          <w:sz w:val="24"/>
-          <w:szCs w:val="24"/>
-          <w:lang w:val="en-US"/>
-        </w:rPr>
-        <w:t>cp .;jade.jar</w:t>
-      </w:r>
-      <w:proofErr w:type="gramEnd"/>
-      <w:r>
-        <w:rPr>
-          <w:rFonts w:ascii="Courier New" w:hAnsi="Courier New" w:cs="Courier New"/>
-          <w:sz w:val="24"/>
-          <w:szCs w:val="24"/>
-          <w:lang w:val="en-US"/>
-        </w:rPr>
-        <w:t xml:space="preserve"> </w:t>
-      </w:r>
-      <w:proofErr w:type="spellStart"/>
-      <w:r>
-        <w:rPr>
-          <w:rFonts w:ascii="Courier New" w:hAnsi="Courier New" w:cs="Courier New"/>
-          <w:sz w:val="24"/>
-          <w:szCs w:val="24"/>
-          <w:lang w:val="en-US"/>
-        </w:rPr>
-        <w:t>jade.Boot</w:t>
-      </w:r>
-      <w:proofErr w:type="spellEnd"/>
-      <w:r>
-        <w:rPr>
-          <w:rFonts w:ascii="Courier New" w:hAnsi="Courier New" w:cs="Courier New"/>
-          <w:sz w:val="24"/>
-          <w:szCs w:val="24"/>
-          <w:lang w:val="en-US"/>
-        </w:rPr>
-        <w:t xml:space="preserve"> -</w:t>
-      </w:r>
-      <w:proofErr w:type="spellStart"/>
-      <w:r>
-        <w:rPr>
-          <w:rFonts w:ascii="Courier New" w:hAnsi="Courier New" w:cs="Courier New"/>
-          <w:sz w:val="24"/>
-          <w:szCs w:val="24"/>
-          <w:lang w:val="en-US"/>
-        </w:rPr>
-        <w:t>gui</w:t>
-      </w:r>
-      <w:proofErr w:type="spellEnd"/>
-      <w:r>
-        <w:rPr>
-          <w:rFonts w:ascii="Courier New" w:hAnsi="Courier New" w:cs="Courier New"/>
-          <w:sz w:val="24"/>
-          <w:szCs w:val="24"/>
-          <w:lang w:val="en-US"/>
-        </w:rPr>
-        <w:t xml:space="preserve"> </w:t>
-      </w:r>
-      <w:proofErr w:type="spellStart"/>
-      <w:r>
-        <w:rPr>
-          <w:rFonts w:ascii="Courier New" w:hAnsi="Courier New" w:cs="Courier New"/>
-          <w:sz w:val="24"/>
-          <w:szCs w:val="24"/>
-          <w:lang w:val="en-US"/>
-        </w:rPr>
-        <w:t>sender:SenderAgent</w:t>
-      </w:r>
-      <w:proofErr w:type="spellEnd"/>
-      <w:r>
-        <w:rPr>
-          <w:rFonts w:ascii="Courier New" w:hAnsi="Courier New" w:cs="Courier New"/>
-          <w:sz w:val="24"/>
-          <w:szCs w:val="24"/>
-          <w:lang w:val="en-US"/>
-        </w:rPr>
-        <w:t xml:space="preserve"> </w:t>
-      </w:r>
-      <w:proofErr w:type="spellStart"/>
-      <w:r>
-        <w:rPr>
-          <w:rFonts w:ascii="Courier New" w:hAnsi="Courier New" w:cs="Courier New"/>
-          <w:sz w:val="24"/>
-          <w:szCs w:val="24"/>
-          <w:lang w:val="en-US"/>
-        </w:rPr>
-        <w:t>receiver:ReceiverAgent</w:t>
-      </w:r>
-      <w:proofErr w:type="spellEnd"/>
-    </w:p>
-    <w:p>
-      <w:pPr>
-        <w:spacing w:before="100" w:beforeAutospacing="1" w:after="100" w:afterAutospacing="1" w:line="240" w:lineRule="auto"/>
-        <w:jc w:val="both"/>
-        <w:rPr>
-          <w:rFonts w:ascii="Times New Roman" w:hAnsi="Times New Roman" w:cs="Times New Roman"/>
-          <w:b/>
-          <w:sz w:val="28"/>
-        </w:rPr>
-      </w:pPr>
-      <w:r>
-        <w:rPr>
-          <w:rFonts w:ascii="Times New Roman" w:hAnsi="Times New Roman" w:cs="Times New Roman"/>
-          <w:b/>
-          <w:sz w:val="28"/>
-        </w:rPr>
-        <w:t xml:space="preserve">4. </w:t>
-      </w:r>
-      <w:r>
-        <w:rPr>
-          <w:rFonts w:ascii="Times New Roman" w:hAnsi="Times New Roman" w:cs="Times New Roman"/>
-          <w:b/>
-          <w:sz w:val="28"/>
-        </w:rPr>
-        <w:t>Результаты работы</w:t>
-      </w:r>
-    </w:p>
-    <w:p>
-      <w:pPr>
-        <w:spacing w:before="100" w:beforeAutospacing="1" w:after="100" w:afterAutospacing="1" w:line="240" w:lineRule="auto"/>
-        <w:jc w:val="both"/>
-        <w:rPr>
-          <w:rFonts w:ascii="Times New Roman" w:hAnsi="Times New Roman" w:cs="Times New Roman"/>
-          <w:sz w:val="28"/>
-        </w:rPr>
-      </w:pPr>
-      <w:r>
-        <w:rPr>
-          <w:rFonts w:ascii="Times New Roman" w:hAnsi="Times New Roman" w:cs="Times New Roman"/>
-          <w:sz w:val="28"/>
-        </w:rPr>
-        <w:t>После запуска системы агенты успешно обменивались сообщениями.</w:t>
-      </w:r>
-    </w:p>
-    <w:p>
-      <w:pPr>
-        <w:spacing w:before="100" w:beforeAutospacing="1" w:after="100" w:afterAutospacing="1" w:line="240" w:lineRule="auto"/>
-        <w:jc w:val="both"/>
-        <w:rPr>
-          <w:rFonts w:ascii="Times New Roman" w:hAnsi="Times New Roman" w:cs="Times New Roman"/>
-          <w:sz w:val="28"/>
-        </w:rPr>
-      </w:pPr>
-      <w:proofErr w:type="spellStart"/>
-      <w:r>
-        <w:rPr>
-          <w:rFonts w:ascii="Times New Roman" w:hAnsi="Times New Roman" w:cs="Times New Roman"/>
-          <w:sz w:val="28"/>
-        </w:rPr>
-        <w:t>ReceiverAgent</w:t>
-      </w:r>
-      <w:proofErr w:type="spellEnd"/>
-      <w:r>
-        <w:rPr>
-          <w:rFonts w:ascii="Times New Roman" w:hAnsi="Times New Roman" w:cs="Times New Roman"/>
-          <w:sz w:val="28"/>
-        </w:rPr>
-        <w:t xml:space="preserve"> принимал сообщение и выводил его в консоль.</w:t>
-      </w:r>
-    </w:p>
-    <w:p>
-      <w:pPr>
-        <w:spacing w:before="100" w:beforeAutospacing="1" w:after="100" w:afterAutospacing="1" w:line="240" w:lineRule="auto"/>
-        <w:jc w:val="both"/>
-        <w:rPr>
-          <w:rFonts w:ascii="Times New Roman" w:hAnsi="Times New Roman" w:cs="Times New Roman"/>
-          <w:sz w:val="28"/>
-          <w:lang w:val="en-US"/>
-        </w:rPr>
-      </w:pPr>
-      <w:r>
-        <w:rPr>
-          <w:rFonts w:ascii="Times New Roman" w:hAnsi="Times New Roman" w:cs="Times New Roman"/>
-          <w:sz w:val="28"/>
-        </w:rPr>
-        <w:t>Пример</w:t>
-      </w:r>
-      <w:r>
-        <w:rPr>
-          <w:rFonts w:ascii="Times New Roman" w:hAnsi="Times New Roman" w:cs="Times New Roman"/>
-          <w:sz w:val="28"/>
-          <w:lang w:val="en-US"/>
-        </w:rPr>
-        <w:t xml:space="preserve"> </w:t>
-      </w:r>
-      <w:r>
-        <w:rPr>
-          <w:rFonts w:ascii="Times New Roman" w:hAnsi="Times New Roman" w:cs="Times New Roman"/>
-          <w:sz w:val="28"/>
-        </w:rPr>
-        <w:t>результата</w:t>
-      </w:r>
-      <w:r>
-        <w:rPr>
-          <w:rFonts w:ascii="Times New Roman" w:hAnsi="Times New Roman" w:cs="Times New Roman"/>
-          <w:sz w:val="28"/>
-          <w:lang w:val="en-US"/>
-        </w:rPr>
-        <w:t>:</w:t>
-      </w:r>
-    </w:p>
-    <w:p>
-      <w:pPr>
-        <w:spacing w:after="0" w:line="240" w:lineRule="auto"/>
-        <w:rPr>
-          <w:rFonts w:ascii="Courier New" w:hAnsi="Courier New" w:cs="Courier New"/>
-          <w:sz w:val="24"/>
-          <w:lang w:val="en-US"/>
-        </w:rPr>
-      </w:pPr>
-      <w:r>
-        <w:rPr>
-          <w:rFonts w:ascii="Courier New" w:hAnsi="Courier New" w:cs="Courier New"/>
-          <w:sz w:val="24"/>
-          <w:lang w:val="en-US"/>
-        </w:rPr>
-        <w:t xml:space="preserve">sender sent: Hello from </w:t>
-      </w:r>
-      <w:proofErr w:type="spellStart"/>
-      <w:r>
-        <w:rPr>
-          <w:rFonts w:ascii="Courier New" w:hAnsi="Courier New" w:cs="Courier New"/>
-          <w:sz w:val="24"/>
-          <w:lang w:val="en-US"/>
-        </w:rPr>
-        <w:t>SenderAgent</w:t>
-      </w:r>
-      <w:proofErr w:type="spellEnd"/>
-      <w:r>
-        <w:rPr>
-          <w:rFonts w:ascii="Courier New" w:hAnsi="Courier New" w:cs="Courier New"/>
-          <w:sz w:val="24"/>
-          <w:lang w:val="en-US"/>
-        </w:rPr>
-        <w:t>!</w:t>
-      </w:r>
-    </w:p>
-    <w:p>
-      <w:pPr>
-        <w:spacing w:after="0" w:line="240" w:lineRule="auto"/>
-        <w:rPr>
-          <w:rFonts w:ascii="Courier New" w:hAnsi="Courier New" w:cs="Courier New"/>
-          <w:sz w:val="24"/>
-          <w:lang w:val="en-US"/>
-        </w:rPr>
-      </w:pPr>
-      <w:r>
-        <w:rPr>
-          <w:rFonts w:ascii="Courier New" w:hAnsi="Courier New" w:cs="Courier New"/>
-          <w:sz w:val="24"/>
-          <w:lang w:val="en-US"/>
-        </w:rPr>
-        <w:t xml:space="preserve">receiver received: Hello from </w:t>
-      </w:r>
-      <w:proofErr w:type="spellStart"/>
-      <w:r>
-        <w:rPr>
-          <w:rFonts w:ascii="Courier New" w:hAnsi="Courier New" w:cs="Courier New"/>
-          <w:sz w:val="24"/>
-          <w:lang w:val="en-US"/>
-        </w:rPr>
-        <w:t>SenderAgent</w:t>
-      </w:r>
-      <w:proofErr w:type="spellEnd"/>
-      <w:r>
-        <w:rPr>
-          <w:rFonts w:ascii="Courier New" w:hAnsi="Courier New" w:cs="Courier New"/>
-          <w:sz w:val="24"/>
-          <w:lang w:val="en-US"/>
-        </w:rPr>
-        <w:t>!</w:t>
-      </w:r>
-    </w:p>
-    <w:p>
-      <w:pPr>
-        <w:spacing w:before="100" w:beforeAutospacing="1" w:after="100" w:afterAutospacing="1" w:line="240" w:lineRule="auto"/>
-        <w:jc w:val="both"/>
-        <w:rPr>
-          <w:rFonts w:ascii="Times New Roman" w:hAnsi="Times New Roman" w:cs="Times New Roman"/>
-          <w:sz w:val="28"/>
-          <w:lang w:val="en-US"/>
-        </w:rPr>
-      </w:pPr>
-      <w:r>
-        <w:rPr>
-          <w:rFonts w:ascii="Times New Roman" w:hAnsi="Times New Roman" w:cs="Times New Roman"/>
-          <w:noProof/>
-          <w:sz w:val="28"/>
-          <w:lang w:val="en-US"/>
-        </w:rPr>
         <w:drawing>
-          <wp:inline distT="0" distB="0" distL="0" distR="0" wp14:anchorId="425CE9A9" wp14:editId="67BD7A1B">
-            <wp:extent cx="5940425" cy="3106420"/>
-            <wp:effectExtent l="0" t="0" r="3175" b="0"/>
-            <wp:docPr id="1" name="Рисунок 1"/>
+          <wp:inline distT="0" distB="0" distL="0" distR="0" wp14:anchorId="15B79E22" wp14:editId="7DE56295">
+            <wp:extent cx="5940425" cy="4737735"/>
+            <wp:effectExtent l="0" t="0" r="3175" b="5715"/>
+            <wp:docPr id="3" name="Рисунок 3"/>
             <wp:cNvGraphicFramePr>
               <a:graphicFrameLocks xmlns:a="http://schemas.openxmlformats.org/drawingml/2006/main" noChangeAspect="1"/>
             </wp:cNvGraphicFramePr>
@@ -3370,7 +3200,7 @@
                   <pic:spPr>
                     <a:xfrm>
                       <a:off x="0" y="0"/>
-                      <a:ext cx="5940425" cy="3106420"/>
+                      <a:ext cx="5940425" cy="4737735"/>
                     </a:xfrm>
                     <a:prstGeom prst="rect">
                       <a:avLst/>
@@ -3424,6 +3254,7 @@
     <w:p>
       <w:pPr>
         <w:spacing w:before="100" w:beforeAutospacing="1" w:after="100" w:afterAutospacing="1" w:line="240" w:lineRule="auto"/>
+        <w:jc w:val="both"/>
         <w:rPr>
           <w:rFonts w:ascii="Times New Roman" w:hAnsi="Times New Roman" w:cs="Times New Roman"/>
           <w:sz w:val="28"/>
@@ -3442,21 +3273,21 @@
         <w:pStyle w:val="a3"/>
         <w:numPr>
           <w:ilvl w:val="0"/>
-          <w:numId w:val="15"/>
+          <w:numId w:val="20"/>
         </w:numPr>
         <w:spacing w:before="100" w:beforeAutospacing="1" w:after="100" w:afterAutospacing="1" w:line="240" w:lineRule="auto"/>
-        <w:rPr>
-          <w:rFonts w:ascii="Times New Roman" w:hAnsi="Times New Roman" w:cs="Times New Roman"/>
-          <w:sz w:val="28"/>
-        </w:rPr>
-      </w:pPr>
-      <w:r>
-        <w:rPr>
-          <w:rFonts w:ascii="Times New Roman" w:hAnsi="Times New Roman" w:cs="Times New Roman"/>
-          <w:sz w:val="28"/>
-        </w:rPr>
-        <w:lastRenderedPageBreak/>
-        <w:t>агенты успешно взаимодействуют друг с другом;</w:t>
+        <w:jc w:val="both"/>
+        <w:rPr>
+          <w:rFonts w:ascii="Times New Roman" w:hAnsi="Times New Roman" w:cs="Times New Roman"/>
+          <w:sz w:val="28"/>
+        </w:rPr>
+      </w:pPr>
+      <w:r>
+        <w:rPr>
+          <w:rFonts w:ascii="Times New Roman" w:hAnsi="Times New Roman" w:cs="Times New Roman"/>
+          <w:sz w:val="28"/>
+        </w:rPr>
+        <w:t>алгоритм успешно распознает лица с использованием каскадов Хаара;</w:t>
       </w:r>
     </w:p>
     <w:p>
@@ -3464,20 +3295,69 @@
         <w:pStyle w:val="a3"/>
         <w:numPr>
           <w:ilvl w:val="0"/>
-          <w:numId w:val="15"/>
+          <w:numId w:val="20"/>
         </w:numPr>
         <w:spacing w:before="100" w:beforeAutospacing="1" w:after="100" w:afterAutospacing="1" w:line="240" w:lineRule="auto"/>
-        <w:rPr>
-          <w:rFonts w:ascii="Times New Roman" w:hAnsi="Times New Roman" w:cs="Times New Roman"/>
-          <w:sz w:val="28"/>
-        </w:rPr>
-      </w:pPr>
-      <w:r>
-        <w:rPr>
-          <w:rFonts w:ascii="Times New Roman" w:hAnsi="Times New Roman" w:cs="Times New Roman"/>
-          <w:sz w:val="28"/>
-        </w:rPr>
-        <w:t>передача сообщений реализуется через ACL;</w:t>
+        <w:jc w:val="both"/>
+        <w:rPr>
+          <w:rFonts w:ascii="Times New Roman" w:hAnsi="Times New Roman" w:cs="Times New Roman"/>
+          <w:sz w:val="28"/>
+        </w:rPr>
+      </w:pPr>
+      <w:r>
+        <w:rPr>
+          <w:rFonts w:ascii="Times New Roman" w:hAnsi="Times New Roman" w:cs="Times New Roman"/>
+          <w:sz w:val="28"/>
+        </w:rPr>
+        <w:t xml:space="preserve">методы </w:t>
+      </w:r>
+      <w:proofErr w:type="spellStart"/>
+      <w:r>
+        <w:rPr>
+          <w:rFonts w:ascii="Times New Roman" w:hAnsi="Times New Roman" w:cs="Times New Roman"/>
+          <w:sz w:val="28"/>
+        </w:rPr>
+        <w:t>detectMultiScale</w:t>
+      </w:r>
+      <w:proofErr w:type="spellEnd"/>
+      <w:r>
+        <w:rPr>
+          <w:rFonts w:ascii="Times New Roman" w:hAnsi="Times New Roman" w:cs="Times New Roman"/>
+          <w:sz w:val="28"/>
+        </w:rPr>
+        <w:t xml:space="preserve"> позволяют гибко настраивать точность поиска через параметры </w:t>
+      </w:r>
+      <w:proofErr w:type="spellStart"/>
+      <w:r>
+        <w:rPr>
+          <w:rFonts w:ascii="Times New Roman" w:hAnsi="Times New Roman" w:cs="Times New Roman"/>
+          <w:sz w:val="28"/>
+        </w:rPr>
+        <w:t>scaleFactor</w:t>
+      </w:r>
+      <w:proofErr w:type="spellEnd"/>
+      <w:r>
+        <w:rPr>
+          <w:rFonts w:ascii="Times New Roman" w:hAnsi="Times New Roman" w:cs="Times New Roman"/>
+          <w:sz w:val="28"/>
+        </w:rPr>
+        <w:t xml:space="preserve"> и </w:t>
+      </w:r>
+      <w:proofErr w:type="spellStart"/>
+      <w:r>
+        <w:rPr>
+          <w:rFonts w:ascii="Times New Roman" w:hAnsi="Times New Roman" w:cs="Times New Roman"/>
+          <w:sz w:val="28"/>
+        </w:rPr>
+        <w:t>minNeighbors</w:t>
+      </w:r>
+      <w:proofErr w:type="spellEnd"/>
+      <w:r>
+        <w:rPr>
+          <w:rFonts w:ascii="Times New Roman" w:hAnsi="Times New Roman" w:cs="Times New Roman"/>
+          <w:sz w:val="28"/>
+        </w:rPr>
+        <w:t>;</w:t>
       </w:r>
     </w:p>
     <w:p>
@@ -3485,20 +3365,21 @@
         <w:pStyle w:val="a3"/>
         <w:numPr>
           <w:ilvl w:val="0"/>
-          <w:numId w:val="15"/>
+          <w:numId w:val="20"/>
         </w:numPr>
         <w:spacing w:before="100" w:beforeAutospacing="1" w:after="100" w:afterAutospacing="1" w:line="240" w:lineRule="auto"/>
-        <w:rPr>
-          <w:rFonts w:ascii="Times New Roman" w:hAnsi="Times New Roman" w:cs="Times New Roman"/>
-          <w:sz w:val="28"/>
-        </w:rPr>
-      </w:pPr>
-      <w:r>
-        <w:rPr>
-          <w:rFonts w:ascii="Times New Roman" w:hAnsi="Times New Roman" w:cs="Times New Roman"/>
-          <w:sz w:val="28"/>
-        </w:rPr>
-        <w:t xml:space="preserve">JADE упрощает создание </w:t>
+        <w:jc w:val="both"/>
+        <w:rPr>
+          <w:rFonts w:ascii="Times New Roman" w:hAnsi="Times New Roman" w:cs="Times New Roman"/>
+          <w:sz w:val="28"/>
+        </w:rPr>
+      </w:pPr>
+      <w:r>
+        <w:rPr>
+          <w:rFonts w:ascii="Times New Roman" w:hAnsi="Times New Roman" w:cs="Times New Roman"/>
+          <w:sz w:val="28"/>
+        </w:rPr>
+        <w:t xml:space="preserve">библиотека </w:t>
       </w:r>
       <w:proofErr w:type="spellStart"/>
       <w:r>
@@ -3506,7 +3387,7 @@
           <w:rFonts w:ascii="Times New Roman" w:hAnsi="Times New Roman" w:cs="Times New Roman"/>
           <w:sz w:val="28"/>
         </w:rPr>
-        <w:t>многоагентных</w:t>
+        <w:t>OpenCV</w:t>
       </w:r>
       <w:proofErr w:type="spellEnd"/>
       <w:r>
@@ -3514,7 +3395,24 @@
           <w:rFonts w:ascii="Times New Roman" w:hAnsi="Times New Roman" w:cs="Times New Roman"/>
           <w:sz w:val="28"/>
         </w:rPr>
-        <w:t xml:space="preserve"> систем;</w:t>
+        <w:t xml:space="preserve"> значительно упрощает работу с компьютерным зрением благодаря встроенным функциям.</w:t>
+      </w:r>
+    </w:p>
+    <w:p>
+      <w:pPr>
+        <w:spacing w:before="100" w:beforeAutospacing="1" w:after="100" w:afterAutospacing="1" w:line="240" w:lineRule="auto"/>
+        <w:jc w:val="both"/>
+        <w:rPr>
+          <w:rFonts w:ascii="Times New Roman" w:hAnsi="Times New Roman" w:cs="Times New Roman"/>
+          <w:sz w:val="28"/>
+        </w:rPr>
+      </w:pPr>
+      <w:r>
+        <w:rPr>
+          <w:rFonts w:ascii="Times New Roman" w:hAnsi="Times New Roman" w:cs="Times New Roman"/>
+          <w:sz w:val="28"/>
+        </w:rPr>
+        <w:t>Преимущества:</w:t>
       </w:r>
     </w:p>
     <w:p>
@@ -3522,36 +3420,21 @@
         <w:pStyle w:val="a3"/>
         <w:numPr>
           <w:ilvl w:val="0"/>
-          <w:numId w:val="15"/>
+          <w:numId w:val="21"/>
         </w:numPr>
         <w:spacing w:before="100" w:beforeAutospacing="1" w:after="100" w:afterAutospacing="1" w:line="240" w:lineRule="auto"/>
-        <w:rPr>
-          <w:rFonts w:ascii="Times New Roman" w:hAnsi="Times New Roman" w:cs="Times New Roman"/>
-          <w:sz w:val="28"/>
-        </w:rPr>
-      </w:pPr>
-      <w:r>
-        <w:rPr>
-          <w:rFonts w:ascii="Times New Roman" w:hAnsi="Times New Roman" w:cs="Times New Roman"/>
-          <w:sz w:val="28"/>
-        </w:rPr>
-        <w:t>структура системы легко масштабируется.</w:t>
-      </w:r>
-    </w:p>
-    <w:p>
-      <w:pPr>
-        <w:spacing w:before="100" w:beforeAutospacing="1" w:after="100" w:afterAutospacing="1" w:line="240" w:lineRule="auto"/>
-        <w:rPr>
-          <w:rFonts w:ascii="Times New Roman" w:hAnsi="Times New Roman" w:cs="Times New Roman"/>
-          <w:sz w:val="28"/>
-        </w:rPr>
-      </w:pPr>
-      <w:r>
-        <w:rPr>
-          <w:rFonts w:ascii="Times New Roman" w:hAnsi="Times New Roman" w:cs="Times New Roman"/>
-          <w:sz w:val="28"/>
-        </w:rPr>
-        <w:t>Преимущества:</w:t>
+        <w:jc w:val="both"/>
+        <w:rPr>
+          <w:rFonts w:ascii="Times New Roman" w:hAnsi="Times New Roman" w:cs="Times New Roman"/>
+          <w:sz w:val="28"/>
+        </w:rPr>
+      </w:pPr>
+      <w:r>
+        <w:rPr>
+          <w:rFonts w:ascii="Times New Roman" w:hAnsi="Times New Roman" w:cs="Times New Roman"/>
+          <w:sz w:val="28"/>
+        </w:rPr>
+        <w:t>простота реализации с готовыми XML-каскадами;</w:t>
       </w:r>
     </w:p>
     <w:p>
@@ -3559,20 +3442,38 @@
         <w:pStyle w:val="a3"/>
         <w:numPr>
           <w:ilvl w:val="0"/>
-          <w:numId w:val="16"/>
+          <w:numId w:val="21"/>
         </w:numPr>
         <w:spacing w:before="100" w:beforeAutospacing="1" w:after="100" w:afterAutospacing="1" w:line="240" w:lineRule="auto"/>
-        <w:rPr>
-          <w:rFonts w:ascii="Times New Roman" w:hAnsi="Times New Roman" w:cs="Times New Roman"/>
-          <w:sz w:val="28"/>
-        </w:rPr>
-      </w:pPr>
-      <w:r>
-        <w:rPr>
-          <w:rFonts w:ascii="Times New Roman" w:hAnsi="Times New Roman" w:cs="Times New Roman"/>
-          <w:sz w:val="28"/>
-        </w:rPr>
-        <w:t>модульность;</w:t>
+        <w:jc w:val="both"/>
+        <w:rPr>
+          <w:rFonts w:ascii="Times New Roman" w:hAnsi="Times New Roman" w:cs="Times New Roman"/>
+          <w:sz w:val="28"/>
+        </w:rPr>
+      </w:pPr>
+      <w:r>
+        <w:rPr>
+          <w:rFonts w:ascii="Times New Roman" w:hAnsi="Times New Roman" w:cs="Times New Roman"/>
+          <w:sz w:val="28"/>
+        </w:rPr>
+        <w:t>высокая скорость работы даже в режиме реального времени.</w:t>
+      </w:r>
+    </w:p>
+    <w:p>
+      <w:pPr>
+        <w:spacing w:before="100" w:beforeAutospacing="1" w:after="100" w:afterAutospacing="1" w:line="240" w:lineRule="auto"/>
+        <w:jc w:val="both"/>
+        <w:rPr>
+          <w:rFonts w:ascii="Times New Roman" w:hAnsi="Times New Roman" w:cs="Times New Roman"/>
+          <w:sz w:val="28"/>
+        </w:rPr>
+      </w:pPr>
+      <w:r>
+        <w:rPr>
+          <w:rFonts w:ascii="Times New Roman" w:hAnsi="Times New Roman" w:cs="Times New Roman"/>
+          <w:sz w:val="28"/>
+        </w:rPr>
+        <w:t xml:space="preserve">Ограничения:  </w:t>
       </w:r>
     </w:p>
     <w:p>
@@ -3580,20 +3481,21 @@
         <w:pStyle w:val="a3"/>
         <w:numPr>
           <w:ilvl w:val="0"/>
-          <w:numId w:val="16"/>
+          <w:numId w:val="22"/>
         </w:numPr>
         <w:spacing w:before="100" w:beforeAutospacing="1" w:after="100" w:afterAutospacing="1" w:line="240" w:lineRule="auto"/>
-        <w:rPr>
-          <w:rFonts w:ascii="Times New Roman" w:hAnsi="Times New Roman" w:cs="Times New Roman"/>
-          <w:sz w:val="28"/>
-        </w:rPr>
-      </w:pPr>
-      <w:r>
-        <w:rPr>
-          <w:rFonts w:ascii="Times New Roman" w:hAnsi="Times New Roman" w:cs="Times New Roman"/>
-          <w:sz w:val="28"/>
-        </w:rPr>
-        <w:t>удобная архитектура;</w:t>
+        <w:jc w:val="both"/>
+        <w:rPr>
+          <w:rFonts w:ascii="Times New Roman" w:hAnsi="Times New Roman" w:cs="Times New Roman"/>
+          <w:sz w:val="28"/>
+        </w:rPr>
+      </w:pPr>
+      <w:r>
+        <w:rPr>
+          <w:rFonts w:ascii="Times New Roman" w:hAnsi="Times New Roman" w:cs="Times New Roman"/>
+          <w:sz w:val="28"/>
+        </w:rPr>
+        <w:t>возможны ложные срабатывания или пропуски при плохом освещении;</w:t>
       </w:r>
     </w:p>
     <w:p>
@@ -3601,115 +3503,21 @@
         <w:pStyle w:val="a3"/>
         <w:numPr>
           <w:ilvl w:val="0"/>
-          <w:numId w:val="16"/>
+          <w:numId w:val="22"/>
         </w:numPr>
         <w:spacing w:before="100" w:beforeAutospacing="1" w:after="100" w:afterAutospacing="1" w:line="240" w:lineRule="auto"/>
-        <w:rPr>
-          <w:rFonts w:ascii="Times New Roman" w:hAnsi="Times New Roman" w:cs="Times New Roman"/>
-          <w:sz w:val="28"/>
-        </w:rPr>
-      </w:pPr>
-      <w:r>
-        <w:rPr>
-          <w:rFonts w:ascii="Times New Roman" w:hAnsi="Times New Roman" w:cs="Times New Roman"/>
-          <w:sz w:val="28"/>
-        </w:rPr>
-        <w:t>поддержка стандартов FIPA.</w:t>
-      </w:r>
-    </w:p>
-    <w:p>
-      <w:pPr>
-        <w:spacing w:before="100" w:beforeAutospacing="1" w:after="100" w:afterAutospacing="1" w:line="240" w:lineRule="auto"/>
-        <w:rPr>
-          <w:rFonts w:ascii="Times New Roman" w:hAnsi="Times New Roman" w:cs="Times New Roman"/>
-          <w:sz w:val="28"/>
-        </w:rPr>
-      </w:pPr>
-      <w:r>
-        <w:rPr>
-          <w:rFonts w:ascii="Times New Roman" w:hAnsi="Times New Roman" w:cs="Times New Roman"/>
-          <w:sz w:val="28"/>
-        </w:rPr>
-        <w:t>Ограничения:</w:t>
-      </w:r>
-    </w:p>
-    <w:p>
-      <w:pPr>
-        <w:pStyle w:val="a3"/>
-        <w:numPr>
-          <w:ilvl w:val="0"/>
-          <w:numId w:val="17"/>
-        </w:numPr>
-        <w:spacing w:before="100" w:beforeAutospacing="1" w:after="100" w:afterAutospacing="1" w:line="240" w:lineRule="auto"/>
-        <w:rPr>
-          <w:rFonts w:ascii="Times New Roman" w:hAnsi="Times New Roman" w:cs="Times New Roman"/>
-          <w:sz w:val="28"/>
-        </w:rPr>
-      </w:pPr>
-      <w:r>
-        <w:rPr>
-          <w:rFonts w:ascii="Times New Roman" w:hAnsi="Times New Roman" w:cs="Times New Roman"/>
-          <w:sz w:val="28"/>
-        </w:rPr>
-        <w:t>сложность настройки среды;</w:t>
-      </w:r>
-    </w:p>
-    <w:p>
-      <w:pPr>
-        <w:pStyle w:val="a3"/>
-        <w:numPr>
-          <w:ilvl w:val="0"/>
-          <w:numId w:val="17"/>
-        </w:numPr>
-        <w:spacing w:before="100" w:beforeAutospacing="1" w:after="100" w:afterAutospacing="1" w:line="240" w:lineRule="auto"/>
-        <w:rPr>
-          <w:rFonts w:ascii="Times New Roman" w:hAnsi="Times New Roman" w:cs="Times New Roman"/>
-          <w:sz w:val="28"/>
-        </w:rPr>
-      </w:pPr>
-      <w:r>
-        <w:rPr>
-          <w:rFonts w:ascii="Times New Roman" w:hAnsi="Times New Roman" w:cs="Times New Roman"/>
-          <w:sz w:val="28"/>
-        </w:rPr>
-        <w:t xml:space="preserve">необходимость работы с </w:t>
-      </w:r>
-      <w:proofErr w:type="spellStart"/>
-      <w:r>
-        <w:rPr>
-          <w:rFonts w:ascii="Times New Roman" w:hAnsi="Times New Roman" w:cs="Times New Roman"/>
-          <w:sz w:val="28"/>
-        </w:rPr>
-        <w:t>Java</w:t>
-      </w:r>
-      <w:proofErr w:type="spellEnd"/>
-      <w:r>
-        <w:rPr>
-          <w:rFonts w:ascii="Times New Roman" w:hAnsi="Times New Roman" w:cs="Times New Roman"/>
-          <w:sz w:val="28"/>
-        </w:rPr>
-        <w:t>;</w:t>
-      </w:r>
-    </w:p>
-    <w:p>
-      <w:pPr>
-        <w:pStyle w:val="a3"/>
-        <w:numPr>
-          <w:ilvl w:val="0"/>
-          <w:numId w:val="17"/>
-        </w:numPr>
-        <w:spacing w:before="100" w:beforeAutospacing="1" w:after="100" w:afterAutospacing="1" w:line="240" w:lineRule="auto"/>
-        <w:rPr>
-          <w:rFonts w:ascii="Times New Roman" w:hAnsi="Times New Roman" w:cs="Times New Roman"/>
-          <w:sz w:val="28"/>
-        </w:rPr>
-      </w:pPr>
-      <w:r>
-        <w:rPr>
-          <w:rFonts w:ascii="Times New Roman" w:hAnsi="Times New Roman" w:cs="Times New Roman"/>
-          <w:sz w:val="28"/>
-        </w:rPr>
-        <w:t>устаревший интерфейс.</w:t>
+        <w:jc w:val="both"/>
+        <w:rPr>
+          <w:rFonts w:ascii="Times New Roman" w:hAnsi="Times New Roman" w:cs="Times New Roman"/>
+          <w:sz w:val="28"/>
+        </w:rPr>
+      </w:pPr>
+      <w:r>
+        <w:rPr>
+          <w:rFonts w:ascii="Times New Roman" w:hAnsi="Times New Roman" w:cs="Times New Roman"/>
+          <w:sz w:val="28"/>
+        </w:rPr>
+        <w:t>алгоритм чувствителен к перекрытию лиц и сильным наклонам головы</w:t>
       </w:r>
     </w:p>
     <w:p>
@@ -3746,7 +3554,8 @@
           <w:rFonts w:ascii="Times New Roman" w:hAnsi="Times New Roman" w:cs="Times New Roman"/>
           <w:sz w:val="28"/>
         </w:rPr>
-        <w:t xml:space="preserve">В ходе выполнения практической работы были изучены основы </w:t>
+        <w:lastRenderedPageBreak/>
+        <w:t xml:space="preserve">В ходе выполнения практической работы были изучены основы компьютерного зрения и принципы работы с библиотекой </w:t>
       </w:r>
       <w:proofErr w:type="spellStart"/>
       <w:r>
@@ -3754,7 +3563,7 @@
           <w:rFonts w:ascii="Times New Roman" w:hAnsi="Times New Roman" w:cs="Times New Roman"/>
           <w:sz w:val="28"/>
         </w:rPr>
-        <w:t>многоагентных</w:t>
+        <w:t>OpenCV</w:t>
       </w:r>
       <w:proofErr w:type="spellEnd"/>
       <w:r>
@@ -3762,7 +3571,7 @@
           <w:rFonts w:ascii="Times New Roman" w:hAnsi="Times New Roman" w:cs="Times New Roman"/>
           <w:sz w:val="28"/>
         </w:rPr>
-        <w:t xml:space="preserve"> систем и платформа JADE.</w:t>
+        <w:t>.</w:t>
       </w:r>
     </w:p>
     <w:p>
@@ -3779,24 +3588,16 @@
           <w:rFonts w:ascii="Times New Roman" w:hAnsi="Times New Roman" w:cs="Times New Roman"/>
           <w:sz w:val="28"/>
         </w:rPr>
-        <w:t>Была успешно реализована простейшая МАС, состоящая из двух агентов, взаимодействующих между собой.</w:t>
-      </w:r>
-    </w:p>
-    <w:p>
-      <w:pPr>
-        <w:spacing w:before="100" w:beforeAutospacing="1" w:after="100" w:afterAutospacing="1" w:line="240" w:lineRule="auto"/>
-        <w:jc w:val="both"/>
-        <w:rPr>
-          <w:rFonts w:ascii="Times New Roman" w:hAnsi="Times New Roman" w:cs="Times New Roman"/>
-          <w:sz w:val="28"/>
-        </w:rPr>
-      </w:pPr>
-      <w:r>
-        <w:rPr>
-          <w:rFonts w:ascii="Times New Roman" w:hAnsi="Times New Roman" w:cs="Times New Roman"/>
-          <w:sz w:val="28"/>
-        </w:rPr>
-        <w:t>Полученные знания могут быть применены для разработки более сложных распределённых систем.</w:t>
+        <w:t>Были успешно разработаны и протестированы скрипты для распознавания лиц как на статичных фотографиях, так и в видеопотоке в реальном времени. Полученные навыки могут быть в дальнейшем применены для разработки систем видеонаблюдения или биометрической идентификации</w:t>
+      </w:r>
+      <w:bookmarkStart w:id="0" w:name="_GoBack"/>
+      <w:bookmarkEnd w:id="0"/>
+      <w:r>
+        <w:rPr>
+          <w:rFonts w:ascii="Times New Roman" w:hAnsi="Times New Roman" w:cs="Times New Roman"/>
+          <w:sz w:val="28"/>
+        </w:rPr>
+        <w:t>.</w:t>
       </w:r>
     </w:p>
     <w:sectPr>
@@ -4264,6 +4065,119 @@
     </w:lvl>
   </w:abstractNum>
   <w:abstractNum w:abstractNumId="4" w15:restartNumberingAfterBreak="0">
+    <w:nsid w:val="347F19FF"/>
+    <w:multiLevelType w:val="hybridMultilevel"/>
+    <w:tmpl w:val="2710FAE8"/>
+    <w:lvl w:ilvl="0" w:tplc="04190001">
+      <w:start w:val="1"/>
+      <w:numFmt w:val="bullet"/>
+      <w:lvlText w:val=""/>
+      <w:lvlJc w:val="left"/>
+      <w:pPr>
+        <w:ind w:left="720" w:hanging="360"/>
+      </w:pPr>
+      <w:rPr>
+        <w:rFonts w:ascii="Symbol" w:hAnsi="Symbol" w:hint="default"/>
+      </w:rPr>
+    </w:lvl>
+    <w:lvl w:ilvl="1" w:tplc="04190003" w:tentative="1">
+      <w:start w:val="1"/>
+      <w:numFmt w:val="bullet"/>
+      <w:lvlText w:val="o"/>
+      <w:lvlJc w:val="left"/>
+      <w:pPr>
+        <w:ind w:left="1440" w:hanging="360"/>
+      </w:pPr>
+      <w:rPr>
+        <w:rFonts w:ascii="Courier New" w:hAnsi="Courier New" w:cs="Courier New" w:hint="default"/>
+      </w:rPr>
+    </w:lvl>
+    <w:lvl w:ilvl="2" w:tplc="04190005" w:tentative="1">
+      <w:start w:val="1"/>
+      <w:numFmt w:val="bullet"/>
+      <w:lvlText w:val=""/>
+      <w:lvlJc w:val="left"/>
+      <w:pPr>
+        <w:ind w:left="2160" w:hanging="360"/>
+      </w:pPr>
+      <w:rPr>
+        <w:rFonts w:ascii="Wingdings" w:hAnsi="Wingdings" w:hint="default"/>
+      </w:rPr>
+    </w:lvl>
+    <w:lvl w:ilvl="3" w:tplc="04190001" w:tentative="1">
+      <w:start w:val="1"/>
+      <w:numFmt w:val="bullet"/>
+      <w:lvlText w:val=""/>
+      <w:lvlJc w:val="left"/>
+      <w:pPr>
+        <w:ind w:left="2880" w:hanging="360"/>
+      </w:pPr>
+      <w:rPr>
+        <w:rFonts w:ascii="Symbol" w:hAnsi="Symbol" w:hint="default"/>
+      </w:rPr>
+    </w:lvl>
+    <w:lvl w:ilvl="4" w:tplc="04190003" w:tentative="1">
+      <w:start w:val="1"/>
+      <w:numFmt w:val="bullet"/>
+      <w:lvlText w:val="o"/>
+      <w:lvlJc w:val="left"/>
+      <w:pPr>
+        <w:ind w:left="3600" w:hanging="360"/>
+      </w:pPr>
+      <w:rPr>
+        <w:rFonts w:ascii="Courier New" w:hAnsi="Courier New" w:cs="Courier New" w:hint="default"/>
+      </w:rPr>
+    </w:lvl>
+    <w:lvl w:ilvl="5" w:tplc="04190005" w:tentative="1">
+      <w:start w:val="1"/>
+      <w:numFmt w:val="bullet"/>
+      <w:lvlText w:val=""/>
+      <w:lvlJc w:val="left"/>
+      <w:pPr>
+        <w:ind w:left="4320" w:hanging="360"/>
+      </w:pPr>
+      <w:rPr>
+        <w:rFonts w:ascii="Wingdings" w:hAnsi="Wingdings" w:hint="default"/>
+      </w:rPr>
+    </w:lvl>
+    <w:lvl w:ilvl="6" w:tplc="04190001" w:tentative="1">
+      <w:start w:val="1"/>
+      <w:numFmt w:val="bullet"/>
+      <w:lvlText w:val=""/>
+      <w:lvlJc w:val="left"/>
+      <w:pPr>
+        <w:ind w:left="5040" w:hanging="360"/>
+      </w:pPr>
+      <w:rPr>
+        <w:rFonts w:ascii="Symbol" w:hAnsi="Symbol" w:hint="default"/>
+      </w:rPr>
+    </w:lvl>
+    <w:lvl w:ilvl="7" w:tplc="04190003" w:tentative="1">
+      <w:start w:val="1"/>
+      <w:numFmt w:val="bullet"/>
+      <w:lvlText w:val="o"/>
+      <w:lvlJc w:val="left"/>
+      <w:pPr>
+        <w:ind w:left="5760" w:hanging="360"/>
+      </w:pPr>
+      <w:rPr>
+        <w:rFonts w:ascii="Courier New" w:hAnsi="Courier New" w:cs="Courier New" w:hint="default"/>
+      </w:rPr>
+    </w:lvl>
+    <w:lvl w:ilvl="8" w:tplc="04190005" w:tentative="1">
+      <w:start w:val="1"/>
+      <w:numFmt w:val="bullet"/>
+      <w:lvlText w:val=""/>
+      <w:lvlJc w:val="left"/>
+      <w:pPr>
+        <w:ind w:left="6480" w:hanging="360"/>
+      </w:pPr>
+      <w:rPr>
+        <w:rFonts w:ascii="Wingdings" w:hAnsi="Wingdings" w:hint="default"/>
+      </w:rPr>
+    </w:lvl>
+  </w:abstractNum>
+  <w:abstractNum w:abstractNumId="5" w15:restartNumberingAfterBreak="0">
     <w:nsid w:val="36312662"/>
     <w:multiLevelType w:val="hybridMultilevel"/>
     <w:tmpl w:val="83B8BE3A"/>
@@ -4376,7 +4290,120 @@
       </w:rPr>
     </w:lvl>
   </w:abstractNum>
-  <w:abstractNum w:abstractNumId="5" w15:restartNumberingAfterBreak="0">
+  <w:abstractNum w:abstractNumId="6" w15:restartNumberingAfterBreak="0">
+    <w:nsid w:val="370B6977"/>
+    <w:multiLevelType w:val="hybridMultilevel"/>
+    <w:tmpl w:val="9000EA78"/>
+    <w:lvl w:ilvl="0" w:tplc="04190001">
+      <w:start w:val="1"/>
+      <w:numFmt w:val="bullet"/>
+      <w:lvlText w:val=""/>
+      <w:lvlJc w:val="left"/>
+      <w:pPr>
+        <w:ind w:left="720" w:hanging="360"/>
+      </w:pPr>
+      <w:rPr>
+        <w:rFonts w:ascii="Symbol" w:hAnsi="Symbol" w:hint="default"/>
+      </w:rPr>
+    </w:lvl>
+    <w:lvl w:ilvl="1" w:tplc="04190003" w:tentative="1">
+      <w:start w:val="1"/>
+      <w:numFmt w:val="bullet"/>
+      <w:lvlText w:val="o"/>
+      <w:lvlJc w:val="left"/>
+      <w:pPr>
+        <w:ind w:left="1440" w:hanging="360"/>
+      </w:pPr>
+      <w:rPr>
+        <w:rFonts w:ascii="Courier New" w:hAnsi="Courier New" w:cs="Courier New" w:hint="default"/>
+      </w:rPr>
+    </w:lvl>
+    <w:lvl w:ilvl="2" w:tplc="04190005" w:tentative="1">
+      <w:start w:val="1"/>
+      <w:numFmt w:val="bullet"/>
+      <w:lvlText w:val=""/>
+      <w:lvlJc w:val="left"/>
+      <w:pPr>
+        <w:ind w:left="2160" w:hanging="360"/>
+      </w:pPr>
+      <w:rPr>
+        <w:rFonts w:ascii="Wingdings" w:hAnsi="Wingdings" w:hint="default"/>
+      </w:rPr>
+    </w:lvl>
+    <w:lvl w:ilvl="3" w:tplc="04190001" w:tentative="1">
+      <w:start w:val="1"/>
+      <w:numFmt w:val="bullet"/>
+      <w:lvlText w:val=""/>
+      <w:lvlJc w:val="left"/>
+      <w:pPr>
+        <w:ind w:left="2880" w:hanging="360"/>
+      </w:pPr>
+      <w:rPr>
+        <w:rFonts w:ascii="Symbol" w:hAnsi="Symbol" w:hint="default"/>
+      </w:rPr>
+    </w:lvl>
+    <w:lvl w:ilvl="4" w:tplc="04190003" w:tentative="1">
+      <w:start w:val="1"/>
+      <w:numFmt w:val="bullet"/>
+      <w:lvlText w:val="o"/>
+      <w:lvlJc w:val="left"/>
+      <w:pPr>
+        <w:ind w:left="3600" w:hanging="360"/>
+      </w:pPr>
+      <w:rPr>
+        <w:rFonts w:ascii="Courier New" w:hAnsi="Courier New" w:cs="Courier New" w:hint="default"/>
+      </w:rPr>
+    </w:lvl>
+    <w:lvl w:ilvl="5" w:tplc="04190005" w:tentative="1">
+      <w:start w:val="1"/>
+      <w:numFmt w:val="bullet"/>
+      <w:lvlText w:val=""/>
+      <w:lvlJc w:val="left"/>
+      <w:pPr>
+        <w:ind w:left="4320" w:hanging="360"/>
+      </w:pPr>
+      <w:rPr>
+        <w:rFonts w:ascii="Wingdings" w:hAnsi="Wingdings" w:hint="default"/>
+      </w:rPr>
+    </w:lvl>
+    <w:lvl w:ilvl="6" w:tplc="04190001" w:tentative="1">
+      <w:start w:val="1"/>
+      <w:numFmt w:val="bullet"/>
+      <w:lvlText w:val=""/>
+      <w:lvlJc w:val="left"/>
+      <w:pPr>
+        <w:ind w:left="5040" w:hanging="360"/>
+      </w:pPr>
+      <w:rPr>
+        <w:rFonts w:ascii="Symbol" w:hAnsi="Symbol" w:hint="default"/>
+      </w:rPr>
+    </w:lvl>
+    <w:lvl w:ilvl="7" w:tplc="04190003" w:tentative="1">
+      <w:start w:val="1"/>
+      <w:numFmt w:val="bullet"/>
+      <w:lvlText w:val="o"/>
+      <w:lvlJc w:val="left"/>
+      <w:pPr>
+        <w:ind w:left="5760" w:hanging="360"/>
+      </w:pPr>
+      <w:rPr>
+        <w:rFonts w:ascii="Courier New" w:hAnsi="Courier New" w:cs="Courier New" w:hint="default"/>
+      </w:rPr>
+    </w:lvl>
+    <w:lvl w:ilvl="8" w:tplc="04190005" w:tentative="1">
+      <w:start w:val="1"/>
+      <w:numFmt w:val="bullet"/>
+      <w:lvlText w:val=""/>
+      <w:lvlJc w:val="left"/>
+      <w:pPr>
+        <w:ind w:left="6480" w:hanging="360"/>
+      </w:pPr>
+      <w:rPr>
+        <w:rFonts w:ascii="Wingdings" w:hAnsi="Wingdings" w:hint="default"/>
+      </w:rPr>
+    </w:lvl>
+  </w:abstractNum>
+  <w:abstractNum w:abstractNumId="7" w15:restartNumberingAfterBreak="0">
     <w:nsid w:val="3CE96B19"/>
     <w:multiLevelType w:val="hybridMultilevel"/>
     <w:tmpl w:val="F034C162"/>
@@ -4489,7 +4516,7 @@
       </w:rPr>
     </w:lvl>
   </w:abstractNum>
-  <w:abstractNum w:abstractNumId="6" w15:restartNumberingAfterBreak="0">
+  <w:abstractNum w:abstractNumId="8" w15:restartNumberingAfterBreak="0">
     <w:nsid w:val="3F7D648F"/>
     <w:multiLevelType w:val="hybridMultilevel"/>
     <w:tmpl w:val="2722CFDE"/>
@@ -4602,7 +4629,7 @@
       </w:rPr>
     </w:lvl>
   </w:abstractNum>
-  <w:abstractNum w:abstractNumId="7" w15:restartNumberingAfterBreak="0">
+  <w:abstractNum w:abstractNumId="9" w15:restartNumberingAfterBreak="0">
     <w:nsid w:val="40647634"/>
     <w:multiLevelType w:val="hybridMultilevel"/>
     <w:tmpl w:val="F9F012EA"/>
@@ -4715,7 +4742,7 @@
       </w:rPr>
     </w:lvl>
   </w:abstractNum>
-  <w:abstractNum w:abstractNumId="8" w15:restartNumberingAfterBreak="0">
+  <w:abstractNum w:abstractNumId="10" w15:restartNumberingAfterBreak="0">
     <w:nsid w:val="408E58FD"/>
     <w:multiLevelType w:val="hybridMultilevel"/>
     <w:tmpl w:val="746E04B8"/>
@@ -4828,7 +4855,7 @@
       </w:rPr>
     </w:lvl>
   </w:abstractNum>
-  <w:abstractNum w:abstractNumId="9" w15:restartNumberingAfterBreak="0">
+  <w:abstractNum w:abstractNumId="11" w15:restartNumberingAfterBreak="0">
     <w:nsid w:val="42FB4798"/>
     <w:multiLevelType w:val="hybridMultilevel"/>
     <w:tmpl w:val="AC2E0C7C"/>
@@ -4941,7 +4968,7 @@
       </w:rPr>
     </w:lvl>
   </w:abstractNum>
-  <w:abstractNum w:abstractNumId="10" w15:restartNumberingAfterBreak="0">
+  <w:abstractNum w:abstractNumId="12" w15:restartNumberingAfterBreak="0">
     <w:nsid w:val="48E4085D"/>
     <w:multiLevelType w:val="hybridMultilevel"/>
     <w:tmpl w:val="EAD0B9E2"/>
@@ -5054,7 +5081,7 @@
       </w:rPr>
     </w:lvl>
   </w:abstractNum>
-  <w:abstractNum w:abstractNumId="11" w15:restartNumberingAfterBreak="0">
+  <w:abstractNum w:abstractNumId="13" w15:restartNumberingAfterBreak="0">
     <w:nsid w:val="49D12E14"/>
     <w:multiLevelType w:val="hybridMultilevel"/>
     <w:tmpl w:val="F14ED406"/>
@@ -5167,7 +5194,7 @@
       </w:rPr>
     </w:lvl>
   </w:abstractNum>
-  <w:abstractNum w:abstractNumId="12" w15:restartNumberingAfterBreak="0">
+  <w:abstractNum w:abstractNumId="14" w15:restartNumberingAfterBreak="0">
     <w:nsid w:val="4C7C74C5"/>
     <w:multiLevelType w:val="hybridMultilevel"/>
     <w:tmpl w:val="F52C2EB6"/>
@@ -5280,7 +5307,233 @@
       </w:rPr>
     </w:lvl>
   </w:abstractNum>
-  <w:abstractNum w:abstractNumId="13" w15:restartNumberingAfterBreak="0">
+  <w:abstractNum w:abstractNumId="15" w15:restartNumberingAfterBreak="0">
+    <w:nsid w:val="567927CF"/>
+    <w:multiLevelType w:val="hybridMultilevel"/>
+    <w:tmpl w:val="DDB4042C"/>
+    <w:lvl w:ilvl="0" w:tplc="04190001">
+      <w:start w:val="1"/>
+      <w:numFmt w:val="bullet"/>
+      <w:lvlText w:val=""/>
+      <w:lvlJc w:val="left"/>
+      <w:pPr>
+        <w:ind w:left="720" w:hanging="360"/>
+      </w:pPr>
+      <w:rPr>
+        <w:rFonts w:ascii="Symbol" w:hAnsi="Symbol" w:hint="default"/>
+      </w:rPr>
+    </w:lvl>
+    <w:lvl w:ilvl="1" w:tplc="04190003" w:tentative="1">
+      <w:start w:val="1"/>
+      <w:numFmt w:val="bullet"/>
+      <w:lvlText w:val="o"/>
+      <w:lvlJc w:val="left"/>
+      <w:pPr>
+        <w:ind w:left="1440" w:hanging="360"/>
+      </w:pPr>
+      <w:rPr>
+        <w:rFonts w:ascii="Courier New" w:hAnsi="Courier New" w:cs="Courier New" w:hint="default"/>
+      </w:rPr>
+    </w:lvl>
+    <w:lvl w:ilvl="2" w:tplc="04190005" w:tentative="1">
+      <w:start w:val="1"/>
+      <w:numFmt w:val="bullet"/>
+      <w:lvlText w:val=""/>
+      <w:lvlJc w:val="left"/>
+      <w:pPr>
+        <w:ind w:left="2160" w:hanging="360"/>
+      </w:pPr>
+      <w:rPr>
+        <w:rFonts w:ascii="Wingdings" w:hAnsi="Wingdings" w:hint="default"/>
+      </w:rPr>
+    </w:lvl>
+    <w:lvl w:ilvl="3" w:tplc="04190001" w:tentative="1">
+      <w:start w:val="1"/>
+      <w:numFmt w:val="bullet"/>
+      <w:lvlText w:val=""/>
+      <w:lvlJc w:val="left"/>
+      <w:pPr>
+        <w:ind w:left="2880" w:hanging="360"/>
+      </w:pPr>
+      <w:rPr>
+        <w:rFonts w:ascii="Symbol" w:hAnsi="Symbol" w:hint="default"/>
+      </w:rPr>
+    </w:lvl>
+    <w:lvl w:ilvl="4" w:tplc="04190003" w:tentative="1">
+      <w:start w:val="1"/>
+      <w:numFmt w:val="bullet"/>
+      <w:lvlText w:val="o"/>
+      <w:lvlJc w:val="left"/>
+      <w:pPr>
+        <w:ind w:left="3600" w:hanging="360"/>
+      </w:pPr>
+      <w:rPr>
+        <w:rFonts w:ascii="Courier New" w:hAnsi="Courier New" w:cs="Courier New" w:hint="default"/>
+      </w:rPr>
+    </w:lvl>
+    <w:lvl w:ilvl="5" w:tplc="04190005" w:tentative="1">
+      <w:start w:val="1"/>
+      <w:numFmt w:val="bullet"/>
+      <w:lvlText w:val=""/>
+      <w:lvlJc w:val="left"/>
+      <w:pPr>
+        <w:ind w:left="4320" w:hanging="360"/>
+      </w:pPr>
+      <w:rPr>
+        <w:rFonts w:ascii="Wingdings" w:hAnsi="Wingdings" w:hint="default"/>
+      </w:rPr>
+    </w:lvl>
+    <w:lvl w:ilvl="6" w:tplc="04190001" w:tentative="1">
+      <w:start w:val="1"/>
+      <w:numFmt w:val="bullet"/>
+      <w:lvlText w:val=""/>
+      <w:lvlJc w:val="left"/>
+      <w:pPr>
+        <w:ind w:left="5040" w:hanging="360"/>
+      </w:pPr>
+      <w:rPr>
+        <w:rFonts w:ascii="Symbol" w:hAnsi="Symbol" w:hint="default"/>
+      </w:rPr>
+    </w:lvl>
+    <w:lvl w:ilvl="7" w:tplc="04190003" w:tentative="1">
+      <w:start w:val="1"/>
+      <w:numFmt w:val="bullet"/>
+      <w:lvlText w:val="o"/>
+      <w:lvlJc w:val="left"/>
+      <w:pPr>
+        <w:ind w:left="5760" w:hanging="360"/>
+      </w:pPr>
+      <w:rPr>
+        <w:rFonts w:ascii="Courier New" w:hAnsi="Courier New" w:cs="Courier New" w:hint="default"/>
+      </w:rPr>
+    </w:lvl>
+    <w:lvl w:ilvl="8" w:tplc="04190005" w:tentative="1">
+      <w:start w:val="1"/>
+      <w:numFmt w:val="bullet"/>
+      <w:lvlText w:val=""/>
+      <w:lvlJc w:val="left"/>
+      <w:pPr>
+        <w:ind w:left="6480" w:hanging="360"/>
+      </w:pPr>
+      <w:rPr>
+        <w:rFonts w:ascii="Wingdings" w:hAnsi="Wingdings" w:hint="default"/>
+      </w:rPr>
+    </w:lvl>
+  </w:abstractNum>
+  <w:abstractNum w:abstractNumId="16" w15:restartNumberingAfterBreak="0">
+    <w:nsid w:val="5A59515B"/>
+    <w:multiLevelType w:val="hybridMultilevel"/>
+    <w:tmpl w:val="9F504152"/>
+    <w:lvl w:ilvl="0" w:tplc="04190001">
+      <w:start w:val="1"/>
+      <w:numFmt w:val="bullet"/>
+      <w:lvlText w:val=""/>
+      <w:lvlJc w:val="left"/>
+      <w:pPr>
+        <w:ind w:left="720" w:hanging="360"/>
+      </w:pPr>
+      <w:rPr>
+        <w:rFonts w:ascii="Symbol" w:hAnsi="Symbol" w:hint="default"/>
+      </w:rPr>
+    </w:lvl>
+    <w:lvl w:ilvl="1" w:tplc="04190003" w:tentative="1">
+      <w:start w:val="1"/>
+      <w:numFmt w:val="bullet"/>
+      <w:lvlText w:val="o"/>
+      <w:lvlJc w:val="left"/>
+      <w:pPr>
+        <w:ind w:left="1440" w:hanging="360"/>
+      </w:pPr>
+      <w:rPr>
+        <w:rFonts w:ascii="Courier New" w:hAnsi="Courier New" w:cs="Courier New" w:hint="default"/>
+      </w:rPr>
+    </w:lvl>
+    <w:lvl w:ilvl="2" w:tplc="04190005" w:tentative="1">
+      <w:start w:val="1"/>
+      <w:numFmt w:val="bullet"/>
+      <w:lvlText w:val=""/>
+      <w:lvlJc w:val="left"/>
+      <w:pPr>
+        <w:ind w:left="2160" w:hanging="360"/>
+      </w:pPr>
+      <w:rPr>
+        <w:rFonts w:ascii="Wingdings" w:hAnsi="Wingdings" w:hint="default"/>
+      </w:rPr>
+    </w:lvl>
+    <w:lvl w:ilvl="3" w:tplc="04190001" w:tentative="1">
+      <w:start w:val="1"/>
+      <w:numFmt w:val="bullet"/>
+      <w:lvlText w:val=""/>
+      <w:lvlJc w:val="left"/>
+      <w:pPr>
+        <w:ind w:left="2880" w:hanging="360"/>
+      </w:pPr>
+      <w:rPr>
+        <w:rFonts w:ascii="Symbol" w:hAnsi="Symbol" w:hint="default"/>
+      </w:rPr>
+    </w:lvl>
+    <w:lvl w:ilvl="4" w:tplc="04190003" w:tentative="1">
+      <w:start w:val="1"/>
+      <w:numFmt w:val="bullet"/>
+      <w:lvlText w:val="o"/>
+      <w:lvlJc w:val="left"/>
+      <w:pPr>
+        <w:ind w:left="3600" w:hanging="360"/>
+      </w:pPr>
+      <w:rPr>
+        <w:rFonts w:ascii="Courier New" w:hAnsi="Courier New" w:cs="Courier New" w:hint="default"/>
+      </w:rPr>
+    </w:lvl>
+    <w:lvl w:ilvl="5" w:tplc="04190005" w:tentative="1">
+      <w:start w:val="1"/>
+      <w:numFmt w:val="bullet"/>
+      <w:lvlText w:val=""/>
+      <w:lvlJc w:val="left"/>
+      <w:pPr>
+        <w:ind w:left="4320" w:hanging="360"/>
+      </w:pPr>
+      <w:rPr>
+        <w:rFonts w:ascii="Wingdings" w:hAnsi="Wingdings" w:hint="default"/>
+      </w:rPr>
+    </w:lvl>
+    <w:lvl w:ilvl="6" w:tplc="04190001" w:tentative="1">
+      <w:start w:val="1"/>
+      <w:numFmt w:val="bullet"/>
+      <w:lvlText w:val=""/>
+      <w:lvlJc w:val="left"/>
+      <w:pPr>
+        <w:ind w:left="5040" w:hanging="360"/>
+      </w:pPr>
+      <w:rPr>
+        <w:rFonts w:ascii="Symbol" w:hAnsi="Symbol" w:hint="default"/>
+      </w:rPr>
+    </w:lvl>
+    <w:lvl w:ilvl="7" w:tplc="04190003" w:tentative="1">
+      <w:start w:val="1"/>
+      <w:numFmt w:val="bullet"/>
+      <w:lvlText w:val="o"/>
+      <w:lvlJc w:val="left"/>
+      <w:pPr>
+        <w:ind w:left="5760" w:hanging="360"/>
+      </w:pPr>
+      <w:rPr>
+        <w:rFonts w:ascii="Courier New" w:hAnsi="Courier New" w:cs="Courier New" w:hint="default"/>
+      </w:rPr>
+    </w:lvl>
+    <w:lvl w:ilvl="8" w:tplc="04190005" w:tentative="1">
+      <w:start w:val="1"/>
+      <w:numFmt w:val="bullet"/>
+      <w:lvlText w:val=""/>
+      <w:lvlJc w:val="left"/>
+      <w:pPr>
+        <w:ind w:left="6480" w:hanging="360"/>
+      </w:pPr>
+      <w:rPr>
+        <w:rFonts w:ascii="Wingdings" w:hAnsi="Wingdings" w:hint="default"/>
+      </w:rPr>
+    </w:lvl>
+  </w:abstractNum>
+  <w:abstractNum w:abstractNumId="17" w15:restartNumberingAfterBreak="0">
     <w:nsid w:val="6CCA468C"/>
     <w:multiLevelType w:val="hybridMultilevel"/>
     <w:tmpl w:val="793A310E"/>
@@ -5393,7 +5646,7 @@
       </w:rPr>
     </w:lvl>
   </w:abstractNum>
-  <w:abstractNum w:abstractNumId="14" w15:restartNumberingAfterBreak="0">
+  <w:abstractNum w:abstractNumId="18" w15:restartNumberingAfterBreak="0">
     <w:nsid w:val="72EA4369"/>
     <w:multiLevelType w:val="hybridMultilevel"/>
     <w:tmpl w:val="95DECCD4"/>
@@ -5506,7 +5759,120 @@
       </w:rPr>
     </w:lvl>
   </w:abstractNum>
-  <w:abstractNum w:abstractNumId="15" w15:restartNumberingAfterBreak="0">
+  <w:abstractNum w:abstractNumId="19" w15:restartNumberingAfterBreak="0">
+    <w:nsid w:val="74A94BDE"/>
+    <w:multiLevelType w:val="hybridMultilevel"/>
+    <w:tmpl w:val="97DC5B48"/>
+    <w:lvl w:ilvl="0" w:tplc="04190001">
+      <w:start w:val="1"/>
+      <w:numFmt w:val="bullet"/>
+      <w:lvlText w:val=""/>
+      <w:lvlJc w:val="left"/>
+      <w:pPr>
+        <w:ind w:left="720" w:hanging="360"/>
+      </w:pPr>
+      <w:rPr>
+        <w:rFonts w:ascii="Symbol" w:hAnsi="Symbol" w:hint="default"/>
+      </w:rPr>
+    </w:lvl>
+    <w:lvl w:ilvl="1" w:tplc="04190003" w:tentative="1">
+      <w:start w:val="1"/>
+      <w:numFmt w:val="bullet"/>
+      <w:lvlText w:val="o"/>
+      <w:lvlJc w:val="left"/>
+      <w:pPr>
+        <w:ind w:left="1440" w:hanging="360"/>
+      </w:pPr>
+      <w:rPr>
+        <w:rFonts w:ascii="Courier New" w:hAnsi="Courier New" w:cs="Courier New" w:hint="default"/>
+      </w:rPr>
+    </w:lvl>
+    <w:lvl w:ilvl="2" w:tplc="04190005" w:tentative="1">
+      <w:start w:val="1"/>
+      <w:numFmt w:val="bullet"/>
+      <w:lvlText w:val=""/>
+      <w:lvlJc w:val="left"/>
+      <w:pPr>
+        <w:ind w:left="2160" w:hanging="360"/>
+      </w:pPr>
+      <w:rPr>
+        <w:rFonts w:ascii="Wingdings" w:hAnsi="Wingdings" w:hint="default"/>
+      </w:rPr>
+    </w:lvl>
+    <w:lvl w:ilvl="3" w:tplc="04190001" w:tentative="1">
+      <w:start w:val="1"/>
+      <w:numFmt w:val="bullet"/>
+      <w:lvlText w:val=""/>
+      <w:lvlJc w:val="left"/>
+      <w:pPr>
+        <w:ind w:left="2880" w:hanging="360"/>
+      </w:pPr>
+      <w:rPr>
+        <w:rFonts w:ascii="Symbol" w:hAnsi="Symbol" w:hint="default"/>
+      </w:rPr>
+    </w:lvl>
+    <w:lvl w:ilvl="4" w:tplc="04190003" w:tentative="1">
+      <w:start w:val="1"/>
+      <w:numFmt w:val="bullet"/>
+      <w:lvlText w:val="o"/>
+      <w:lvlJc w:val="left"/>
+      <w:pPr>
+        <w:ind w:left="3600" w:hanging="360"/>
+      </w:pPr>
+      <w:rPr>
+        <w:rFonts w:ascii="Courier New" w:hAnsi="Courier New" w:cs="Courier New" w:hint="default"/>
+      </w:rPr>
+    </w:lvl>
+    <w:lvl w:ilvl="5" w:tplc="04190005" w:tentative="1">
+      <w:start w:val="1"/>
+      <w:numFmt w:val="bullet"/>
+      <w:lvlText w:val=""/>
+      <w:lvlJc w:val="left"/>
+      <w:pPr>
+        <w:ind w:left="4320" w:hanging="360"/>
+      </w:pPr>
+      <w:rPr>
+        <w:rFonts w:ascii="Wingdings" w:hAnsi="Wingdings" w:hint="default"/>
+      </w:rPr>
+    </w:lvl>
+    <w:lvl w:ilvl="6" w:tplc="04190001" w:tentative="1">
+      <w:start w:val="1"/>
+      <w:numFmt w:val="bullet"/>
+      <w:lvlText w:val=""/>
+      <w:lvlJc w:val="left"/>
+      <w:pPr>
+        <w:ind w:left="5040" w:hanging="360"/>
+      </w:pPr>
+      <w:rPr>
+        <w:rFonts w:ascii="Symbol" w:hAnsi="Symbol" w:hint="default"/>
+      </w:rPr>
+    </w:lvl>
+    <w:lvl w:ilvl="7" w:tplc="04190003" w:tentative="1">
+      <w:start w:val="1"/>
+      <w:numFmt w:val="bullet"/>
+      <w:lvlText w:val="o"/>
+      <w:lvlJc w:val="left"/>
+      <w:pPr>
+        <w:ind w:left="5760" w:hanging="360"/>
+      </w:pPr>
+      <w:rPr>
+        <w:rFonts w:ascii="Courier New" w:hAnsi="Courier New" w:cs="Courier New" w:hint="default"/>
+      </w:rPr>
+    </w:lvl>
+    <w:lvl w:ilvl="8" w:tplc="04190005" w:tentative="1">
+      <w:start w:val="1"/>
+      <w:numFmt w:val="bullet"/>
+      <w:lvlText w:val=""/>
+      <w:lvlJc w:val="left"/>
+      <w:pPr>
+        <w:ind w:left="6480" w:hanging="360"/>
+      </w:pPr>
+      <w:rPr>
+        <w:rFonts w:ascii="Wingdings" w:hAnsi="Wingdings" w:hint="default"/>
+      </w:rPr>
+    </w:lvl>
+  </w:abstractNum>
+  <w:abstractNum w:abstractNumId="20" w15:restartNumberingAfterBreak="0">
     <w:nsid w:val="76433835"/>
     <w:multiLevelType w:val="hybridMultilevel"/>
     <w:tmpl w:val="117C34D6"/>
@@ -5619,7 +5985,7 @@
       </w:rPr>
     </w:lvl>
   </w:abstractNum>
-  <w:abstractNum w:abstractNumId="16" w15:restartNumberingAfterBreak="0">
+  <w:abstractNum w:abstractNumId="21" w15:restartNumberingAfterBreak="0">
     <w:nsid w:val="7A462066"/>
     <w:multiLevelType w:val="hybridMultilevel"/>
     <w:tmpl w:val="4254E4B6"/>
@@ -5733,55 +6099,70 @@
     </w:lvl>
   </w:abstractNum>
   <w:num w:numId="1">
-    <w:abstractNumId w:val="6"/>
+    <w:abstractNumId w:val="8"/>
   </w:num>
   <w:num w:numId="2">
     <w:abstractNumId w:val="1"/>
   </w:num>
   <w:num w:numId="3">
+    <w:abstractNumId w:val="11"/>
+  </w:num>
+  <w:num w:numId="4">
+    <w:abstractNumId w:val="5"/>
+  </w:num>
+  <w:num w:numId="5">
+    <w:abstractNumId w:val="20"/>
+  </w:num>
+  <w:num w:numId="6">
+    <w:abstractNumId w:val="18"/>
+  </w:num>
+  <w:num w:numId="7">
     <w:abstractNumId w:val="9"/>
   </w:num>
-  <w:num w:numId="4">
-    <w:abstractNumId w:val="4"/>
-  </w:num>
-  <w:num w:numId="5">
-    <w:abstractNumId w:val="15"/>
-  </w:num>
-  <w:num w:numId="6">
-    <w:abstractNumId w:val="14"/>
-  </w:num>
-  <w:num w:numId="7">
-    <w:abstractNumId w:val="7"/>
-  </w:num>
   <w:num w:numId="8">
-    <w:abstractNumId w:val="10"/>
+    <w:abstractNumId w:val="12"/>
   </w:num>
   <w:num w:numId="9">
     <w:abstractNumId w:val="2"/>
   </w:num>
   <w:num w:numId="10">
-    <w:abstractNumId w:val="5"/>
+    <w:abstractNumId w:val="7"/>
   </w:num>
   <w:num w:numId="11">
-    <w:abstractNumId w:val="13"/>
+    <w:abstractNumId w:val="17"/>
   </w:num>
   <w:num w:numId="12">
-    <w:abstractNumId w:val="8"/>
+    <w:abstractNumId w:val="10"/>
   </w:num>
   <w:num w:numId="13">
     <w:abstractNumId w:val="3"/>
   </w:num>
   <w:num w:numId="14">
-    <w:abstractNumId w:val="12"/>
+    <w:abstractNumId w:val="14"/>
   </w:num>
   <w:num w:numId="15">
-    <w:abstractNumId w:val="11"/>
+    <w:abstractNumId w:val="13"/>
   </w:num>
   <w:num w:numId="16">
     <w:abstractNumId w:val="0"/>
   </w:num>
   <w:num w:numId="17">
+    <w:abstractNumId w:val="21"/>
+  </w:num>
+  <w:num w:numId="18">
+    <w:abstractNumId w:val="6"/>
+  </w:num>
+  <w:num w:numId="19">
+    <w:abstractNumId w:val="4"/>
+  </w:num>
+  <w:num w:numId="20">
+    <w:abstractNumId w:val="15"/>
+  </w:num>
+  <w:num w:numId="21">
     <w:abstractNumId w:val="16"/>
+  </w:num>
+  <w:num w:numId="22">
+    <w:abstractNumId w:val="19"/>
   </w:num>
   <w:numIdMacAtCleanup w:val="11"/>
 </w:numbering>
@@ -6184,7 +6565,7 @@
   <w:style w:type="paragraph" w:default="1" w:styleId="a">
     <w:name w:val="Normal"/>
     <w:qFormat/>
-    <w:rsid w:val="004C4087"/>
+    <w:rsid w:val="00B82378"/>
     <w:pPr>
       <w:spacing w:line="256" w:lineRule="auto"/>
     </w:pPr>
